--- a/Đồ án 1 - reformat.docx
+++ b/Đồ án 1 - reformat.docx
@@ -1,13 +1,13 @@
 
 <file path=word/document.xml><?xml version="1.0" encoding="utf-8"?>
-<w:document xmlns:wpc="http://schemas.microsoft.com/office/word/2010/wordprocessingCanvas" xmlns:cx="http://schemas.microsoft.com/office/drawing/2014/chartex" xmlns:cx1="http://schemas.microsoft.com/office/drawing/2015/9/8/chartex" xmlns:cx2="http://schemas.microsoft.com/office/drawing/2015/10/21/chartex" xmlns:cx3="http://schemas.microsoft.com/office/drawing/2016/5/9/chartex" xmlns:cx4="http://schemas.microsoft.com/office/drawing/2016/5/10/chartex" xmlns:cx5="http://schemas.microsoft.com/office/drawing/2016/5/11/chartex" xmlns:cx6="http://schemas.microsoft.com/office/drawing/2016/5/12/chartex" xmlns:cx7="http://schemas.microsoft.com/office/drawing/2016/5/13/chartex" xmlns:cx8="http://schemas.microsoft.com/office/drawing/2016/5/14/chartex" xmlns:mc="http://schemas.openxmlformats.org/markup-compatibility/2006" xmlns:aink="http://schemas.microsoft.com/office/drawing/2016/ink" xmlns:am3d="http://schemas.microsoft.com/office/drawing/2017/model3d" xmlns:o="urn:schemas-microsoft-com:office:office" xmlns:oel="http://schemas.microsoft.com/office/2019/extlst" xmlns:r="http://schemas.openxmlformats.org/officeDocument/2006/relationships" xmlns:m="http://schemas.openxmlformats.org/officeDocument/2006/math" xmlns:v="urn:schemas-microsoft-com:vml" xmlns:wp14="http://schemas.microsoft.com/office/word/2010/wordprocessingDrawing" xmlns:wp="http://schemas.openxmlformats.org/drawingml/2006/wordprocessingDrawing" xmlns:w10="urn:schemas-microsoft-com:office:word" xmlns:w="http://schemas.openxmlformats.org/wordprocessingml/2006/main" xmlns:w14="http://schemas.microsoft.com/office/word/2010/wordml" xmlns:w15="http://schemas.microsoft.com/office/word/2012/wordml" xmlns:w16cex="http://schemas.microsoft.com/office/word/2018/wordml/cex" xmlns:w16cid="http://schemas.microsoft.com/office/word/2016/wordml/cid" xmlns:w16="http://schemas.microsoft.com/office/word/2018/wordml" xmlns:w16du="http://schemas.microsoft.com/office/word/2023/wordml/word16du" xmlns:w16sdtdh="http://schemas.microsoft.com/office/word/2020/wordml/sdtdatahash" xmlns:w16sdtfl="http://schemas.microsoft.com/office/word/2024/wordml/sdtformatlock" xmlns:w16se="http://schemas.microsoft.com/office/word/2015/wordml/symex" xmlns:wpg="http://schemas.microsoft.com/office/word/2010/wordprocessingGroup" xmlns:wpi="http://schemas.microsoft.com/office/word/2010/wordprocessingInk" xmlns:wne="http://schemas.microsoft.com/office/word/2006/wordml" xmlns:wps="http://schemas.microsoft.com/office/word/2010/wordprocessingShape" mc:Ignorable="w14 w15 w16se w16cid w16 w16cex w16sdtdh w16sdtfl w16du wp14">
+<w:document xmlns:ns1="http://schemas.openxmlformats.org/markup-compatibility/2006" xmlns:ns10="http://schemas.openxmlformats.org/officeDocument/2006/math" xmlns:ns2="http://schemas.microsoft.com/office/word/2010/wordml" xmlns:ns3="http://schemas.openxmlformats.org/drawingml/2006/wordprocessingDrawing" xmlns:ns4="http://schemas.microsoft.com/office/word/2010/wordprocessingDrawing" xmlns:ns5="http://schemas.openxmlformats.org/drawingml/2006/main" xmlns:ns6="http://schemas.openxmlformats.org/drawingml/2006/picture" xmlns:ns7="http://schemas.openxmlformats.org/officeDocument/2006/relationships" xmlns:ns8="http://schemas.microsoft.com/office/drawing/2010/main" xmlns:ns9="http://schemas.microsoft.com/office/drawing/2014/main" xmlns:w="http://schemas.openxmlformats.org/wordprocessingml/2006/main" ns1:Ignorable="w14 w15 w16se w16cid w16 w16cex w16sdtdh w16sdtfl w16du wp14">
   <w:body>
-    <w:p>
+    <w:p ns2:paraId="4B73DB31" ns2:textId="77777777">
       <w:pPr>
         <w:spacing w:line="360" w:lineRule="auto"/>
       </w:pPr>
     </w:p>
-    <w:p>
+    <w:p ns2:paraId="36ACB853" ns2:textId="77777777">
       <w:pPr>
         <w:spacing w:line="360" w:lineRule="auto"/>
         <w:jc w:val="center"/>
@@ -22,7 +22,7 @@
         <w:t>ĐẠI HỌC BÁCH KHOA HÀ NỘI</w:t>
       </w:r>
     </w:p>
-    <w:p>
+    <w:p ns2:paraId="1B28139C" ns2:textId="77777777">
       <w:pPr>
         <w:spacing w:line="360" w:lineRule="auto"/>
         <w:jc w:val="center"/>
@@ -83,17 +83,17 @@
         <w:t xml:space="preserve"> (SEEE)</w:t>
       </w:r>
     </w:p>
-    <w:p>
+    <w:p ns2:paraId="6B84F7C6" ns2:textId="77777777">
       <w:pPr>
         <w:spacing w:line="360" w:lineRule="auto"/>
       </w:pPr>
     </w:p>
-    <w:p>
+    <w:p ns2:paraId="6722584B" ns2:textId="77777777">
       <w:pPr>
         <w:spacing w:line="360" w:lineRule="auto"/>
       </w:pPr>
     </w:p>
-    <w:p>
+    <w:p ns2:paraId="2BA22EB5" ns2:textId="77777777">
       <w:pPr>
         <w:spacing w:line="360" w:lineRule="auto"/>
         <w:jc w:val="center"/>
@@ -108,12 +108,12 @@
         <w:t>ĐỒ ÁN TỐT NGHIỆP</w:t>
       </w:r>
     </w:p>
-    <w:p>
+    <w:p ns2:paraId="07E69A18" ns2:textId="77777777">
       <w:pPr>
         <w:spacing w:line="360" w:lineRule="auto"/>
       </w:pPr>
     </w:p>
-    <w:p>
+    <w:p ns2:paraId="34B23102" ns2:textId="77777777">
       <w:pPr>
         <w:spacing w:line="360" w:lineRule="auto"/>
         <w:jc w:val="center"/>
@@ -126,7 +126,7 @@
         <w:t>A Peak-Aware Envelope-Guided Loss for Fetal ECG</w:t>
       </w:r>
     </w:p>
-    <w:p>
+    <w:p ns2:paraId="330EEC99" ns2:textId="77777777">
       <w:pPr>
         <w:spacing w:line="360" w:lineRule="auto"/>
         <w:jc w:val="center"/>
@@ -139,7 +139,7 @@
         <w:t>Detection and R-Peak Localization</w:t>
       </w:r>
     </w:p>
-    <w:p>
+    <w:p ns2:paraId="5E977F60" ns2:textId="77777777">
       <w:pPr>
         <w:spacing w:line="360" w:lineRule="auto"/>
         <w:jc w:val="center"/>
@@ -174,17 +174,17 @@
         <w:t>-Net: Envelope-based Fetal ECG Network)</w:t>
       </w:r>
     </w:p>
-    <w:p>
+    <w:p ns2:paraId="74FE5EE3" ns2:textId="77777777">
       <w:pPr>
         <w:spacing w:line="360" w:lineRule="auto"/>
       </w:pPr>
     </w:p>
-    <w:p>
+    <w:p ns2:paraId="5D8B2293" ns2:textId="77777777">
       <w:pPr>
         <w:spacing w:line="360" w:lineRule="auto"/>
       </w:pPr>
     </w:p>
-    <w:p>
+    <w:p ns2:paraId="3DBA41D6" ns2:textId="77777777">
       <w:pPr>
         <w:spacing w:line="360" w:lineRule="auto"/>
         <w:jc w:val="center"/>
@@ -238,7 +238,7 @@
         <w:t xml:space="preserve">: </w:t>
       </w:r>
     </w:p>
-    <w:p>
+    <w:p ns2:paraId="2D7C7FD1" ns2:textId="77777777">
       <w:pPr>
         <w:spacing w:line="360" w:lineRule="auto"/>
         <w:jc w:val="center"/>
@@ -263,7 +263,7 @@
         <w:t xml:space="preserve">  Lê Tai</w:t>
       </w:r>
     </w:p>
-    <w:p>
+    <w:p ns2:paraId="1C403CEF" ns2:textId="77777777">
       <w:pPr>
         <w:spacing w:line="360" w:lineRule="auto"/>
         <w:jc w:val="center"/>
@@ -293,12 +293,12 @@
         <w:t xml:space="preserve">  Cao Hùng</w:t>
       </w:r>
     </w:p>
-    <w:p>
+    <w:p ns2:paraId="676E65A7" ns2:textId="77777777">
       <w:pPr>
         <w:spacing w:line="360" w:lineRule="auto"/>
       </w:pPr>
     </w:p>
-    <w:p>
+    <w:p ns2:paraId="113EA6CA" ns2:textId="77777777">
       <w:pPr>
         <w:spacing w:line="360" w:lineRule="auto"/>
         <w:jc w:val="center"/>
@@ -314,22 +314,22 @@
         <w:t>ICCE 2026</w:t>
       </w:r>
     </w:p>
-    <w:p>
+    <w:p ns2:paraId="2B91552C" ns2:textId="77777777">
       <w:pPr>
         <w:spacing w:line="360" w:lineRule="auto"/>
       </w:pPr>
     </w:p>
-    <w:p>
+    <w:p ns2:paraId="017D3EE6" ns2:textId="77777777">
       <w:pPr>
         <w:spacing w:line="360" w:lineRule="auto"/>
       </w:pPr>
     </w:p>
-    <w:p>
+    <w:p ns2:paraId="3CE29CBA" ns2:textId="77777777">
       <w:pPr>
         <w:spacing w:line="360" w:lineRule="auto"/>
       </w:pPr>
     </w:p>
-    <w:p>
+    <w:p ns2:paraId="5CA354A0" ns2:textId="77777777">
       <w:pPr>
         <w:spacing w:line="360" w:lineRule="auto"/>
         <w:jc w:val="center"/>
@@ -338,12 +338,12 @@
         <w:t>HÀ NỘI, 05/2026</w:t>
       </w:r>
     </w:p>
-    <w:p>
+    <w:p ns2:paraId="00F26741" ns2:textId="77777777">
       <w:r>
         <w:br w:type="page"/>
       </w:r>
     </w:p>
-    <w:p>
+    <w:p ns2:paraId="6E6FD604" ns2:textId="77777777">
       <w:pPr>
         <w:spacing w:after="240" w:line="360" w:lineRule="auto"/>
         <w:jc w:val="center"/>
@@ -359,7 +359,7 @@
         <w:t>TÓM TẮT NỘI DUNG ĐỒ ÁN</w:t>
       </w:r>
     </w:p>
-    <w:p>
+    <w:p ns2:paraId="53725A81" ns2:textId="77777777">
       <w:pPr>
         <w:spacing w:line="360" w:lineRule="auto"/>
         <w:ind w:firstLine="720"/>
@@ -865,12 +865,12 @@
         <w:t>.</w:t>
       </w:r>
     </w:p>
-    <w:p>
+    <w:p ns2:paraId="6506E067" ns2:textId="77777777">
       <w:pPr>
         <w:spacing w:line="360" w:lineRule="auto"/>
       </w:pPr>
     </w:p>
-    <w:p>
+    <w:p ns2:paraId="53DBAB94" ns2:textId="49529940">
       <w:pPr>
         <w:spacing w:line="360" w:lineRule="auto"/>
         <w:ind w:firstLine="720"/>
@@ -1701,12 +1701,12 @@
         <w:t>.</w:t>
       </w:r>
     </w:p>
-    <w:p>
+    <w:p ns2:paraId="2D5236A4" ns2:textId="77777777">
       <w:pPr>
         <w:spacing w:line="360" w:lineRule="auto"/>
       </w:pPr>
     </w:p>
-    <w:p>
+    <w:p ns2:paraId="4606FE4E" ns2:textId="77777777">
       <w:pPr>
         <w:spacing w:line="360" w:lineRule="auto"/>
         <w:ind w:firstLine="720"/>
@@ -2265,17 +2265,17 @@
         <w:t>.</w:t>
       </w:r>
     </w:p>
-    <w:p>
+    <w:p ns2:paraId="1556D02E" ns2:textId="77777777">
       <w:pPr>
         <w:spacing w:line="360" w:lineRule="auto"/>
       </w:pPr>
     </w:p>
-    <w:p>
+    <w:p ns2:paraId="61423934" ns2:textId="77777777">
       <w:r>
         <w:br w:type="page"/>
       </w:r>
     </w:p>
-    <w:p>
+    <w:p ns2:paraId="4499747B" ns2:textId="77777777">
       <w:pPr>
         <w:spacing w:after="240" w:line="360" w:lineRule="auto"/>
         <w:jc w:val="center"/>
@@ -2291,7 +2291,7 @@
         <w:t>ABSTRACT</w:t>
       </w:r>
     </w:p>
-    <w:p>
+    <w:p ns2:paraId="4E165E70" ns2:textId="77777777">
       <w:pPr>
         <w:spacing w:line="360" w:lineRule="auto"/>
         <w:ind w:firstLine="720"/>
@@ -2317,12 +2317,12 @@
         <w:t>) signals. Fetal ECG signals have very small amplitude and are often obscured by noise from the maternal ECG — one of the greatest challenges in the field of non-invasive fetal monitoring.</w:t>
       </w:r>
     </w:p>
-    <w:p>
+    <w:p ns2:paraId="4B31BAAA" ns2:textId="77777777">
       <w:pPr>
         <w:spacing w:line="360" w:lineRule="auto"/>
       </w:pPr>
     </w:p>
-    <w:p>
+    <w:p ns2:paraId="4DD2ECA4" ns2:textId="77777777">
       <w:pPr>
         <w:spacing w:line="360" w:lineRule="auto"/>
         <w:ind w:firstLine="720"/>
@@ -2348,12 +2348,12 @@
         <w:t xml:space="preserve"> propose an Envelope-Guided Supervision strategy, in which fetal R-peak annotations are converted into smooth Gaussian masks, creating a peak location probability map. During training, the amplitude envelope of the model output — extracted via the Hilbert transform — is normalized and optimized against this Gaussian mask.</w:t>
       </w:r>
     </w:p>
-    <w:p>
+    <w:p ns2:paraId="2FCD2419" ns2:textId="77777777">
       <w:pPr>
         <w:spacing w:line="360" w:lineRule="auto"/>
       </w:pPr>
     </w:p>
-    <w:p>
+    <w:p ns2:paraId="6BEEA8B9" ns2:textId="77777777">
       <w:pPr>
         <w:spacing w:line="360" w:lineRule="auto"/>
         <w:ind w:firstLine="720"/>
@@ -2371,12 +2371,12 @@
         <w:t xml:space="preserve"> These results surpass many state-of-the-art methods, confirming that combining wavelet feature extraction with peak-aware supervision brings significant effectiveness to the non-invasive fetal heart monitoring problem.</w:t>
       </w:r>
     </w:p>
-    <w:p>
+    <w:p ns2:paraId="3DCBB2A6" ns2:textId="77777777">
       <w:r>
         <w:br w:type="page"/>
       </w:r>
     </w:p>
-    <w:p>
+    <w:p ns2:paraId="4A916471" ns2:textId="77777777">
       <w:pPr>
         <w:spacing w:after="240" w:line="360" w:lineRule="auto"/>
         <w:jc w:val="center"/>
@@ -2413,7 +2413,7 @@
         <w:gridCol w:w="2200"/>
         <w:gridCol w:w="6500"/>
       </w:tblGrid>
-      <w:tr>
+      <w:tr ns2:paraId="34F15923" ns2:textId="77777777">
         <w:trPr>
           <w:tblHeader/>
         </w:trPr>
@@ -2434,7 +2434,7 @@
               <w:right w:w="120" w:type="dxa"/>
             </w:tcMar>
           </w:tcPr>
-          <w:p>
+          <w:p ns2:paraId="46C73099" ns2:textId="77777777">
             <w:pPr>
               <w:spacing w:line="276" w:lineRule="auto"/>
               <w:jc w:val="center"/>
@@ -2529,7 +2529,7 @@
               <w:right w:w="120" w:type="dxa"/>
             </w:tcMar>
           </w:tcPr>
-          <w:p>
+          <w:p ns2:paraId="62A0267C" ns2:textId="77777777">
             <w:pPr>
               <w:spacing w:line="276" w:lineRule="auto"/>
               <w:jc w:val="center"/>
@@ -2557,7 +2557,7 @@
           </w:p>
         </w:tc>
       </w:tr>
-      <w:tr>
+      <w:tr ns2:paraId="04EFE07B" ns2:textId="77777777">
         <w:tc>
           <w:tcPr>
             <w:tcW w:w="2200" w:type="dxa"/>
@@ -2574,7 +2574,7 @@
               <w:right w:w="120" w:type="dxa"/>
             </w:tcMar>
           </w:tcPr>
-          <w:p>
+          <w:p ns2:paraId="29F55162" ns2:textId="77777777">
             <w:pPr>
               <w:spacing w:line="276" w:lineRule="auto"/>
               <w:jc w:val="center"/>
@@ -2606,7 +2606,7 @@
               <w:right w:w="120" w:type="dxa"/>
             </w:tcMar>
           </w:tcPr>
-          <w:p>
+          <w:p ns2:paraId="433FE2E2" ns2:textId="77777777">
             <w:pPr>
               <w:spacing w:line="276" w:lineRule="auto"/>
               <w:jc w:val="center"/>
@@ -2678,7 +2678,7 @@
           </w:p>
         </w:tc>
       </w:tr>
-      <w:tr>
+      <w:tr ns2:paraId="205864A6" ns2:textId="77777777">
         <w:tc>
           <w:tcPr>
             <w:tcW w:w="2200" w:type="dxa"/>
@@ -2695,7 +2695,7 @@
               <w:right w:w="120" w:type="dxa"/>
             </w:tcMar>
           </w:tcPr>
-          <w:p>
+          <w:p ns2:paraId="01838323" ns2:textId="77777777">
             <w:pPr>
               <w:spacing w:line="276" w:lineRule="auto"/>
               <w:jc w:val="center"/>
@@ -2727,7 +2727,7 @@
               <w:right w:w="120" w:type="dxa"/>
             </w:tcMar>
           </w:tcPr>
-          <w:p>
+          <w:p ns2:paraId="2D4A8EE3" ns2:textId="77777777">
             <w:pPr>
               <w:spacing w:line="276" w:lineRule="auto"/>
               <w:jc w:val="center"/>
@@ -2783,7 +2783,7 @@
           </w:p>
         </w:tc>
       </w:tr>
-      <w:tr>
+      <w:tr ns2:paraId="04F97501" ns2:textId="77777777">
         <w:tc>
           <w:tcPr>
             <w:tcW w:w="2200" w:type="dxa"/>
@@ -2800,7 +2800,7 @@
               <w:right w:w="120" w:type="dxa"/>
             </w:tcMar>
           </w:tcPr>
-          <w:p>
+          <w:p ns2:paraId="7A19EC89" ns2:textId="77777777">
             <w:pPr>
               <w:spacing w:line="276" w:lineRule="auto"/>
               <w:jc w:val="center"/>
@@ -2832,7 +2832,7 @@
               <w:right w:w="120" w:type="dxa"/>
             </w:tcMar>
           </w:tcPr>
-          <w:p>
+          <w:p ns2:paraId="4F943D1E" ns2:textId="77777777">
             <w:pPr>
               <w:spacing w:line="276" w:lineRule="auto"/>
               <w:jc w:val="center"/>
@@ -2888,7 +2888,7 @@
           </w:p>
         </w:tc>
       </w:tr>
-      <w:tr>
+      <w:tr ns2:paraId="768229E5" ns2:textId="77777777">
         <w:tc>
           <w:tcPr>
             <w:tcW w:w="2200" w:type="dxa"/>
@@ -2905,7 +2905,7 @@
               <w:right w:w="120" w:type="dxa"/>
             </w:tcMar>
           </w:tcPr>
-          <w:p>
+          <w:p ns2:paraId="710A5751" ns2:textId="77777777">
             <w:pPr>
               <w:spacing w:line="276" w:lineRule="auto"/>
               <w:jc w:val="center"/>
@@ -2944,7 +2944,7 @@
               <w:right w:w="120" w:type="dxa"/>
             </w:tcMar>
           </w:tcPr>
-          <w:p>
+          <w:p ns2:paraId="34C4A1DB" ns2:textId="77777777">
             <w:pPr>
               <w:spacing w:line="276" w:lineRule="auto"/>
               <w:jc w:val="center"/>
@@ -3032,7 +3032,7 @@
           </w:p>
         </w:tc>
       </w:tr>
-      <w:tr>
+      <w:tr ns2:paraId="2C55B977" ns2:textId="77777777">
         <w:tc>
           <w:tcPr>
             <w:tcW w:w="2200" w:type="dxa"/>
@@ -3049,7 +3049,7 @@
               <w:right w:w="120" w:type="dxa"/>
             </w:tcMar>
           </w:tcPr>
-          <w:p>
+          <w:p ns2:paraId="7A8E2023" ns2:textId="77777777">
             <w:pPr>
               <w:spacing w:line="276" w:lineRule="auto"/>
               <w:jc w:val="center"/>
@@ -3079,7 +3079,7 @@
               <w:right w:w="120" w:type="dxa"/>
             </w:tcMar>
           </w:tcPr>
-          <w:p>
+          <w:p ns2:paraId="3973D8EC" ns2:textId="77777777">
             <w:pPr>
               <w:spacing w:line="276" w:lineRule="auto"/>
               <w:jc w:val="center"/>
@@ -3151,7 +3151,7 @@
           </w:p>
         </w:tc>
       </w:tr>
-      <w:tr>
+      <w:tr ns2:paraId="7286DC4F" ns2:textId="77777777">
         <w:tc>
           <w:tcPr>
             <w:tcW w:w="2200" w:type="dxa"/>
@@ -3168,7 +3168,7 @@
               <w:right w:w="120" w:type="dxa"/>
             </w:tcMar>
           </w:tcPr>
-          <w:p>
+          <w:p ns2:paraId="6FB8DB00" ns2:textId="77777777">
             <w:pPr>
               <w:spacing w:line="276" w:lineRule="auto"/>
               <w:jc w:val="center"/>
@@ -3198,7 +3198,7 @@
               <w:right w:w="120" w:type="dxa"/>
             </w:tcMar>
           </w:tcPr>
-          <w:p>
+          <w:p ns2:paraId="21B687DD" ns2:textId="77777777">
             <w:pPr>
               <w:spacing w:line="276" w:lineRule="auto"/>
               <w:jc w:val="center"/>
@@ -3286,7 +3286,7 @@
           </w:p>
         </w:tc>
       </w:tr>
-      <w:tr>
+      <w:tr ns2:paraId="74370230" ns2:textId="77777777">
         <w:tc>
           <w:tcPr>
             <w:tcW w:w="2200" w:type="dxa"/>
@@ -3303,7 +3303,7 @@
               <w:right w:w="120" w:type="dxa"/>
             </w:tcMar>
           </w:tcPr>
-          <w:p>
+          <w:p ns2:paraId="3ABEB74A" ns2:textId="77777777">
             <w:pPr>
               <w:spacing w:line="276" w:lineRule="auto"/>
               <w:jc w:val="center"/>
@@ -3333,7 +3333,7 @@
               <w:right w:w="120" w:type="dxa"/>
             </w:tcMar>
           </w:tcPr>
-          <w:p>
+          <w:p ns2:paraId="418A5DA3" ns2:textId="77777777">
             <w:pPr>
               <w:spacing w:line="276" w:lineRule="auto"/>
               <w:jc w:val="center"/>
@@ -3405,7 +3405,7 @@
           </w:p>
         </w:tc>
       </w:tr>
-      <w:tr>
+      <w:tr ns2:paraId="2132664F" ns2:textId="77777777">
         <w:tc>
           <w:tcPr>
             <w:tcW w:w="2200" w:type="dxa"/>
@@ -3422,7 +3422,7 @@
               <w:right w:w="120" w:type="dxa"/>
             </w:tcMar>
           </w:tcPr>
-          <w:p>
+          <w:p ns2:paraId="7D5BF2AE" ns2:textId="77777777">
             <w:pPr>
               <w:spacing w:line="276" w:lineRule="auto"/>
               <w:jc w:val="center"/>
@@ -3452,7 +3452,7 @@
               <w:right w:w="120" w:type="dxa"/>
             </w:tcMar>
           </w:tcPr>
-          <w:p>
+          <w:p ns2:paraId="4B79F82B" ns2:textId="77777777">
             <w:pPr>
               <w:spacing w:line="276" w:lineRule="auto"/>
               <w:jc w:val="center"/>
@@ -3524,7 +3524,7 @@
           </w:p>
         </w:tc>
       </w:tr>
-      <w:tr>
+      <w:tr ns2:paraId="5973449C" ns2:textId="77777777">
         <w:tc>
           <w:tcPr>
             <w:tcW w:w="2200" w:type="dxa"/>
@@ -3541,7 +3541,7 @@
               <w:right w:w="120" w:type="dxa"/>
             </w:tcMar>
           </w:tcPr>
-          <w:p>
+          <w:p ns2:paraId="258BB2A0" ns2:textId="77777777">
             <w:pPr>
               <w:spacing w:line="276" w:lineRule="auto"/>
               <w:jc w:val="center"/>
@@ -3571,7 +3571,7 @@
               <w:right w:w="120" w:type="dxa"/>
             </w:tcMar>
           </w:tcPr>
-          <w:p>
+          <w:p ns2:paraId="7B507A5D" ns2:textId="77777777">
             <w:pPr>
               <w:spacing w:line="276" w:lineRule="auto"/>
               <w:jc w:val="center"/>
@@ -3691,7 +3691,7 @@
           </w:p>
         </w:tc>
       </w:tr>
-      <w:tr>
+      <w:tr ns2:paraId="307DF86C" ns2:textId="77777777">
         <w:tc>
           <w:tcPr>
             <w:tcW w:w="2200" w:type="dxa"/>
@@ -3708,7 +3708,7 @@
               <w:right w:w="120" w:type="dxa"/>
             </w:tcMar>
           </w:tcPr>
-          <w:p>
+          <w:p ns2:paraId="361BF435" ns2:textId="77777777">
             <w:pPr>
               <w:spacing w:line="276" w:lineRule="auto"/>
               <w:jc w:val="center"/>
@@ -3738,7 +3738,7 @@
               <w:right w:w="120" w:type="dxa"/>
             </w:tcMar>
           </w:tcPr>
-          <w:p>
+          <w:p ns2:paraId="69745F6E" ns2:textId="77777777">
             <w:pPr>
               <w:spacing w:line="276" w:lineRule="auto"/>
               <w:jc w:val="center"/>
@@ -3810,7 +3810,7 @@
           </w:p>
         </w:tc>
       </w:tr>
-      <w:tr>
+      <w:tr ns2:paraId="56C5D53F" ns2:textId="77777777">
         <w:tc>
           <w:tcPr>
             <w:tcW w:w="2200" w:type="dxa"/>
@@ -3827,7 +3827,7 @@
               <w:right w:w="120" w:type="dxa"/>
             </w:tcMar>
           </w:tcPr>
-          <w:p>
+          <w:p ns2:paraId="6BB00B91" ns2:textId="77777777">
             <w:pPr>
               <w:spacing w:line="276" w:lineRule="auto"/>
               <w:jc w:val="center"/>
@@ -3857,7 +3857,7 @@
               <w:right w:w="120" w:type="dxa"/>
             </w:tcMar>
           </w:tcPr>
-          <w:p>
+          <w:p ns2:paraId="5BB8ACB0" ns2:textId="77777777">
             <w:pPr>
               <w:spacing w:line="276" w:lineRule="auto"/>
               <w:jc w:val="center"/>
@@ -3897,7 +3897,7 @@
           </w:p>
         </w:tc>
       </w:tr>
-      <w:tr>
+      <w:tr ns2:paraId="0E45D5BA" ns2:textId="77777777">
         <w:tc>
           <w:tcPr>
             <w:tcW w:w="2200" w:type="dxa"/>
@@ -3914,7 +3914,7 @@
               <w:right w:w="120" w:type="dxa"/>
             </w:tcMar>
           </w:tcPr>
-          <w:p>
+          <w:p ns2:paraId="7E92AEA5" ns2:textId="77777777">
             <w:pPr>
               <w:spacing w:line="276" w:lineRule="auto"/>
               <w:jc w:val="center"/>
@@ -3944,7 +3944,7 @@
               <w:right w:w="120" w:type="dxa"/>
             </w:tcMar>
           </w:tcPr>
-          <w:p>
+          <w:p ns2:paraId="5C42EB32" ns2:textId="77777777">
             <w:pPr>
               <w:spacing w:line="276" w:lineRule="auto"/>
               <w:jc w:val="center"/>
@@ -4032,7 +4032,7 @@
           </w:p>
         </w:tc>
       </w:tr>
-      <w:tr>
+      <w:tr ns2:paraId="3E8E09C1" ns2:textId="77777777">
         <w:tc>
           <w:tcPr>
             <w:tcW w:w="2200" w:type="dxa"/>
@@ -4049,7 +4049,7 @@
               <w:right w:w="120" w:type="dxa"/>
             </w:tcMar>
           </w:tcPr>
-          <w:p>
+          <w:p ns2:paraId="2824FE03" ns2:textId="77777777">
             <w:pPr>
               <w:spacing w:line="276" w:lineRule="auto"/>
               <w:jc w:val="center"/>
@@ -4079,7 +4079,7 @@
               <w:right w:w="120" w:type="dxa"/>
             </w:tcMar>
           </w:tcPr>
-          <w:p>
+          <w:p ns2:paraId="2E3190D5" ns2:textId="77777777">
             <w:pPr>
               <w:spacing w:line="276" w:lineRule="auto"/>
               <w:jc w:val="center"/>
@@ -4174,7 +4174,7 @@
           </w:p>
         </w:tc>
       </w:tr>
-      <w:tr>
+      <w:tr ns2:paraId="341376AC" ns2:textId="77777777">
         <w:tc>
           <w:tcPr>
             <w:tcW w:w="2200" w:type="dxa"/>
@@ -4191,7 +4191,7 @@
               <w:right w:w="120" w:type="dxa"/>
             </w:tcMar>
           </w:tcPr>
-          <w:p>
+          <w:p ns2:paraId="6A190ACD" ns2:textId="77777777">
             <w:pPr>
               <w:spacing w:line="276" w:lineRule="auto"/>
               <w:jc w:val="center"/>
@@ -4221,7 +4221,7 @@
               <w:right w:w="120" w:type="dxa"/>
             </w:tcMar>
           </w:tcPr>
-          <w:p>
+          <w:p ns2:paraId="5DC04492" ns2:textId="77777777">
             <w:pPr>
               <w:spacing w:line="276" w:lineRule="auto"/>
               <w:jc w:val="center"/>
@@ -4236,7 +4236,7 @@
           </w:p>
         </w:tc>
       </w:tr>
-      <w:tr>
+      <w:tr ns2:paraId="4FA1C315" ns2:textId="77777777">
         <w:tc>
           <w:tcPr>
             <w:tcW w:w="2200" w:type="dxa"/>
@@ -4253,7 +4253,7 @@
               <w:right w:w="120" w:type="dxa"/>
             </w:tcMar>
           </w:tcPr>
-          <w:p>
+          <w:p ns2:paraId="69BC71F5" ns2:textId="77777777">
             <w:pPr>
               <w:spacing w:line="276" w:lineRule="auto"/>
               <w:jc w:val="center"/>
@@ -4283,7 +4283,7 @@
               <w:right w:w="120" w:type="dxa"/>
             </w:tcMar>
           </w:tcPr>
-          <w:p>
+          <w:p ns2:paraId="7D6CBD29" ns2:textId="77777777">
             <w:pPr>
               <w:spacing w:line="276" w:lineRule="auto"/>
               <w:jc w:val="center"/>
@@ -4298,7 +4298,7 @@
           </w:p>
         </w:tc>
       </w:tr>
-      <w:tr>
+      <w:tr ns2:paraId="7322BC47" ns2:textId="77777777">
         <w:tc>
           <w:tcPr>
             <w:tcW w:w="2200" w:type="dxa"/>
@@ -4315,7 +4315,7 @@
               <w:right w:w="120" w:type="dxa"/>
             </w:tcMar>
           </w:tcPr>
-          <w:p>
+          <w:p ns2:paraId="0BC5D9C5" ns2:textId="77777777">
             <w:pPr>
               <w:spacing w:line="276" w:lineRule="auto"/>
               <w:jc w:val="center"/>
@@ -4345,7 +4345,7 @@
               <w:right w:w="120" w:type="dxa"/>
             </w:tcMar>
           </w:tcPr>
-          <w:p>
+          <w:p ns2:paraId="40400593" ns2:textId="77777777">
             <w:pPr>
               <w:spacing w:line="276" w:lineRule="auto"/>
               <w:jc w:val="center"/>
@@ -4360,7 +4360,7 @@
           </w:p>
         </w:tc>
       </w:tr>
-      <w:tr>
+      <w:tr ns2:paraId="3C2721FB" ns2:textId="77777777">
         <w:tc>
           <w:tcPr>
             <w:tcW w:w="2200" w:type="dxa"/>
@@ -4377,7 +4377,7 @@
               <w:right w:w="120" w:type="dxa"/>
             </w:tcMar>
           </w:tcPr>
-          <w:p>
+          <w:p ns2:paraId="169DF4DE" ns2:textId="77777777">
             <w:pPr>
               <w:spacing w:line="276" w:lineRule="auto"/>
               <w:jc w:val="center"/>
@@ -4407,7 +4407,7 @@
               <w:right w:w="120" w:type="dxa"/>
             </w:tcMar>
           </w:tcPr>
-          <w:p>
+          <w:p ns2:paraId="44C7B2E7" ns2:textId="77777777">
             <w:pPr>
               <w:spacing w:line="276" w:lineRule="auto"/>
               <w:jc w:val="center"/>
@@ -4422,7 +4422,7 @@
           </w:p>
         </w:tc>
       </w:tr>
-      <w:tr>
+      <w:tr ns2:paraId="0A1B6500" ns2:textId="77777777">
         <w:tc>
           <w:tcPr>
             <w:tcW w:w="2200" w:type="dxa"/>
@@ -4439,7 +4439,7 @@
               <w:right w:w="120" w:type="dxa"/>
             </w:tcMar>
           </w:tcPr>
-          <w:p>
+          <w:p ns2:paraId="444F80C3" ns2:textId="77777777">
             <w:pPr>
               <w:spacing w:line="276" w:lineRule="auto"/>
               <w:jc w:val="center"/>
@@ -4469,7 +4469,7 @@
               <w:right w:w="120" w:type="dxa"/>
             </w:tcMar>
           </w:tcPr>
-          <w:p>
+          <w:p ns2:paraId="390B85DE" ns2:textId="77777777">
             <w:pPr>
               <w:spacing w:line="276" w:lineRule="auto"/>
               <w:jc w:val="center"/>
@@ -4485,12 +4485,12 @@
         </w:tc>
       </w:tr>
     </w:tbl>
-    <w:p>
+    <w:p ns2:paraId="57FE7230" ns2:textId="77777777">
       <w:r>
         <w:br w:type="page"/>
       </w:r>
     </w:p>
-    <w:p>
+    <w:p ns2:paraId="576F7653" ns2:textId="77777777">
       <w:pPr>
         <w:pStyle w:val="Heading1"/>
       </w:pPr>
@@ -4499,12 +4499,12 @@
         <w:t>CHƯƠNG 1. GIỚI THIỆU ĐỀ TÀI</w:t>
       </w:r>
     </w:p>
-    <w:p>
+    <w:p ns2:paraId="6A1B34A7" ns2:textId="77777777">
       <w:pPr>
         <w:spacing w:line="360" w:lineRule="auto"/>
       </w:pPr>
     </w:p>
-    <w:p>
+    <w:p ns2:paraId="30BFD717" ns2:textId="77777777">
       <w:pPr>
         <w:spacing w:line="360" w:lineRule="auto"/>
         <w:ind w:firstLine="720"/>
@@ -4943,12 +4943,12 @@
         <w:t>.</w:t>
       </w:r>
     </w:p>
-    <w:p>
+    <w:p ns2:paraId="4AAB60D3" ns2:textId="77777777">
       <w:pPr>
         <w:spacing w:line="360" w:lineRule="auto"/>
       </w:pPr>
     </w:p>
-    <w:p>
+    <w:p ns2:paraId="294E8859" ns2:textId="21F90048">
       <w:pPr>
         <w:pStyle w:val="Heading2"/>
         <w:numPr>
@@ -4978,7 +4978,7 @@
       </w:r>
       <w:proofErr w:type="spellEnd"/>
     </w:p>
-    <w:p>
+    <w:p ns2:paraId="7254AF28" ns2:textId="7742CFF3">
       <w:pPr>
         <w:pStyle w:val="ListParagraph"/>
         <w:spacing w:line="360" w:lineRule="auto"/>
@@ -5666,7 +5666,7 @@
         <w:t>.</w:t>
       </w:r>
     </w:p>
-    <w:p>
+    <w:p ns2:paraId="26FB9112" ns2:textId="77777777">
       <w:pPr>
         <w:pStyle w:val="ListParagraph"/>
         <w:spacing w:line="360" w:lineRule="auto"/>
@@ -5674,7 +5674,7 @@
         <w:jc w:val="both"/>
       </w:pPr>
     </w:p>
-    <w:p>
+    <w:p ns2:paraId="0871680E" ns2:textId="23A259DC">
       <w:pPr>
         <w:spacing w:line="360" w:lineRule="auto"/>
         <w:ind w:firstLine="720"/>
@@ -5685,43 +5685,43 @@
           <w:noProof/>
         </w:rPr>
         <w:drawing>
-          <wp:inline distT="0" distB="0" distL="0" distR="0" wp14:anchorId="265E0532" wp14:editId="440D555E">
-            <wp:extent cx="4960620" cy="3198124"/>
-            <wp:effectExtent l="0" t="0" r="0" b="2540"/>
-            <wp:docPr id="972962210" name="Picture 1"/>
-            <wp:cNvGraphicFramePr>
-              <a:graphicFrameLocks xmlns:a="http://schemas.openxmlformats.org/drawingml/2006/main" noChangeAspect="1"/>
-            </wp:cNvGraphicFramePr>
-            <a:graphic xmlns:a="http://schemas.openxmlformats.org/drawingml/2006/main">
-              <a:graphicData uri="http://schemas.openxmlformats.org/drawingml/2006/picture">
-                <pic:pic xmlns:pic="http://schemas.openxmlformats.org/drawingml/2006/picture">
-                  <pic:nvPicPr>
-                    <pic:cNvPr id="972962210" name=""/>
-                    <pic:cNvPicPr/>
-                  </pic:nvPicPr>
-                  <pic:blipFill>
-                    <a:blip r:embed="rId8"/>
-                    <a:stretch>
-                      <a:fillRect/>
-                    </a:stretch>
-                  </pic:blipFill>
-                  <pic:spPr>
-                    <a:xfrm>
-                      <a:off x="0" y="0"/>
-                      <a:ext cx="4967506" cy="3202563"/>
-                    </a:xfrm>
-                    <a:prstGeom prst="rect">
-                      <a:avLst/>
-                    </a:prstGeom>
-                  </pic:spPr>
-                </pic:pic>
-              </a:graphicData>
-            </a:graphic>
-          </wp:inline>
+          <ns3:inline distT="0" distB="0" distL="0" distR="0" ns4:anchorId="265E0532" ns4:editId="440D555E">
+            <ns3:extent cx="4960620" cy="3198124"/>
+            <ns3:effectExtent l="0" t="0" r="0" b="2540"/>
+            <ns3:docPr id="972962210" name="Picture 1"/>
+            <ns3:cNvGraphicFramePr>
+              <ns5:graphicFrameLocks noChangeAspect="1"/>
+            </ns3:cNvGraphicFramePr>
+            <ns5:graphic>
+              <ns5:graphicData uri="http://schemas.openxmlformats.org/drawingml/2006/picture">
+                <ns6:pic>
+                  <ns6:nvPicPr>
+                    <ns6:cNvPr id="972962210" name=""/>
+                    <ns6:cNvPicPr/>
+                  </ns6:nvPicPr>
+                  <ns6:blipFill>
+                    <ns5:blip ns7:embed="rId8"/>
+                    <ns5:stretch>
+                      <ns5:fillRect/>
+                    </ns5:stretch>
+                  </ns6:blipFill>
+                  <ns6:spPr>
+                    <ns5:xfrm>
+                      <ns5:off x="0" y="0"/>
+                      <ns5:ext cx="4967506" cy="3202563"/>
+                    </ns5:xfrm>
+                    <ns5:prstGeom prst="rect">
+                      <ns5:avLst/>
+                    </ns5:prstGeom>
+                  </ns6:spPr>
+                </ns6:pic>
+              </ns5:graphicData>
+            </ns5:graphic>
+          </ns3:inline>
         </w:drawing>
       </w:r>
     </w:p>
-    <w:p>
+    <w:p ns2:paraId="42E126E3" ns2:textId="0E8B9816">
       <w:pPr>
         <w:spacing w:line="360" w:lineRule="auto"/>
         <w:ind w:firstLine="720"/>
@@ -5896,7 +5896,7 @@
         <w:t xml:space="preserve"> )</w:t>
       </w:r>
     </w:p>
-    <w:p>
+    <w:p ns2:paraId="764A3FF3" ns2:textId="4340C422">
       <w:pPr>
         <w:spacing w:line="360" w:lineRule="auto"/>
         <w:ind w:firstLine="720"/>
@@ -7051,7 +7051,7 @@
         <w:t>.</w:t>
       </w:r>
     </w:p>
-    <w:p>
+    <w:p ns2:paraId="5C85546D" ns2:textId="5F96ABC0">
       <w:pPr>
         <w:spacing w:line="360" w:lineRule="auto"/>
         <w:ind w:firstLine="720"/>
@@ -7874,7 +7874,7 @@
         <w:t>.</w:t>
       </w:r>
     </w:p>
-    <w:p>
+    <w:p ns2:paraId="1F3B0C94" ns2:textId="3C401FC7">
       <w:pPr>
         <w:spacing w:line="360" w:lineRule="auto"/>
         <w:ind w:firstLine="720"/>
@@ -8151,7 +8151,7 @@
         <w:gridCol w:w="4638"/>
         <w:gridCol w:w="4149"/>
       </w:tblGrid>
-      <w:tr>
+      <w:tr ns2:paraId="4919EC96" ns2:textId="77777777">
         <w:trPr>
           <w:jc w:val="center"/>
         </w:trPr>
@@ -8159,7 +8159,7 @@
           <w:tcPr>
             <w:tcW w:w="4388" w:type="dxa"/>
           </w:tcPr>
-          <w:p>
+          <w:p ns2:paraId="2B77871C" ns2:textId="3F384404">
             <w:pPr>
               <w:pStyle w:val="ListParagraph"/>
               <w:numPr>
@@ -8174,66 +8174,66 @@
                 <w:noProof/>
               </w:rPr>
               <w:drawing>
-                <wp:anchor distT="0" distB="180340" distL="114300" distR="114300" simplePos="0" relativeHeight="251658240" behindDoc="0" locked="0" layoutInCell="1" allowOverlap="0" wp14:anchorId="0BDB4A6C" wp14:editId="43B009E5">
-                  <wp:simplePos x="0" y="0"/>
-                  <wp:positionH relativeFrom="column">
-                    <wp:posOffset>-6350</wp:posOffset>
-                  </wp:positionH>
-                  <wp:positionV relativeFrom="paragraph">
-                    <wp:posOffset>241935</wp:posOffset>
-                  </wp:positionV>
-                  <wp:extent cx="2808000" cy="2808000"/>
-                  <wp:effectExtent l="0" t="0" r="0" b="0"/>
-                  <wp:wrapTopAndBottom/>
-                  <wp:docPr id="1555175493" name="Picture 1" descr="GE LOGIQ E9 SERVICE MANUAL Pdf Download | ManualsLib"/>
-                  <wp:cNvGraphicFramePr>
-                    <a:graphicFrameLocks xmlns:a="http://schemas.openxmlformats.org/drawingml/2006/main" noChangeAspect="1"/>
-                  </wp:cNvGraphicFramePr>
-                  <a:graphic xmlns:a="http://schemas.openxmlformats.org/drawingml/2006/main">
-                    <a:graphicData uri="http://schemas.openxmlformats.org/drawingml/2006/picture">
-                      <pic:pic xmlns:pic="http://schemas.openxmlformats.org/drawingml/2006/picture">
-                        <pic:nvPicPr>
-                          <pic:cNvPr id="0" name="Picture 1" descr="GE LOGIQ E9 SERVICE MANUAL Pdf Download | ManualsLib"/>
-                          <pic:cNvPicPr>
-                            <a:picLocks noChangeAspect="1" noChangeArrowheads="1"/>
-                          </pic:cNvPicPr>
-                        </pic:nvPicPr>
-                        <pic:blipFill>
-                          <a:blip r:embed="rId9" cstate="print">
-                            <a:extLst>
-                              <a:ext uri="{28A0092B-C50C-407E-A947-70E740481C1C}">
-                                <a14:useLocalDpi xmlns:a14="http://schemas.microsoft.com/office/drawing/2010/main" val="0"/>
-                              </a:ext>
-                            </a:extLst>
-                          </a:blip>
-                          <a:srcRect/>
-                          <a:stretch>
-                            <a:fillRect/>
-                          </a:stretch>
-                        </pic:blipFill>
-                        <pic:spPr bwMode="auto">
-                          <a:xfrm>
-                            <a:off x="0" y="0"/>
-                            <a:ext cx="2808000" cy="2808000"/>
-                          </a:xfrm>
-                          <a:prstGeom prst="rect">
-                            <a:avLst/>
-                          </a:prstGeom>
-                          <a:noFill/>
-                          <a:ln>
-                            <a:noFill/>
-                          </a:ln>
-                        </pic:spPr>
-                      </pic:pic>
-                    </a:graphicData>
-                  </a:graphic>
-                  <wp14:sizeRelH relativeFrom="margin">
-                    <wp14:pctWidth>0</wp14:pctWidth>
-                  </wp14:sizeRelH>
-                  <wp14:sizeRelV relativeFrom="margin">
-                    <wp14:pctHeight>0</wp14:pctHeight>
-                  </wp14:sizeRelV>
-                </wp:anchor>
+                <ns3:anchor distT="0" distB="180340" distL="114300" distR="114300" simplePos="0" relativeHeight="251658240" behindDoc="0" locked="0" layoutInCell="1" allowOverlap="0" ns4:anchorId="0BDB4A6C" ns4:editId="43B009E5">
+                  <ns3:simplePos x="0" y="0"/>
+                  <ns3:positionH relativeFrom="column">
+                    <ns3:posOffset>-6350</ns3:posOffset>
+                  </ns3:positionH>
+                  <ns3:positionV relativeFrom="paragraph">
+                    <ns3:posOffset>241935</ns3:posOffset>
+                  </ns3:positionV>
+                  <ns3:extent cx="2808000" cy="2808000"/>
+                  <ns3:effectExtent l="0" t="0" r="0" b="0"/>
+                  <ns3:wrapTopAndBottom/>
+                  <ns3:docPr id="1555175493" name="Picture 1" descr="GE LOGIQ E9 SERVICE MANUAL Pdf Download | ManualsLib"/>
+                  <ns3:cNvGraphicFramePr>
+                    <ns5:graphicFrameLocks noChangeAspect="1"/>
+                  </ns3:cNvGraphicFramePr>
+                  <ns5:graphic>
+                    <ns5:graphicData uri="http://schemas.openxmlformats.org/drawingml/2006/picture">
+                      <ns6:pic>
+                        <ns6:nvPicPr>
+                          <ns6:cNvPr id="0" name="Picture 1" descr="GE LOGIQ E9 SERVICE MANUAL Pdf Download | ManualsLib"/>
+                          <ns6:cNvPicPr>
+                            <ns5:picLocks noChangeAspect="1" noChangeArrowheads="1"/>
+                          </ns6:cNvPicPr>
+                        </ns6:nvPicPr>
+                        <ns6:blipFill>
+                          <ns5:blip ns7:embed="rId9" cstate="print">
+                            <ns5:extLst>
+                              <ns5:ext uri="{28A0092B-C50C-407E-A947-70E740481C1C}">
+                                <ns8:useLocalDpi val="0"/>
+                              </ns5:ext>
+                            </ns5:extLst>
+                          </ns5:blip>
+                          <ns5:srcRect/>
+                          <ns5:stretch>
+                            <ns5:fillRect/>
+                          </ns5:stretch>
+                        </ns6:blipFill>
+                        <ns6:spPr bwMode="auto">
+                          <ns5:xfrm>
+                            <ns5:off x="0" y="0"/>
+                            <ns5:ext cx="2808000" cy="2808000"/>
+                          </ns5:xfrm>
+                          <ns5:prstGeom prst="rect">
+                            <ns5:avLst/>
+                          </ns5:prstGeom>
+                          <ns5:noFill/>
+                          <ns5:ln>
+                            <ns5:noFill/>
+                          </ns5:ln>
+                        </ns6:spPr>
+                      </ns6:pic>
+                    </ns5:graphicData>
+                  </ns5:graphic>
+                  <ns4:sizeRelH relativeFrom="margin">
+                    <ns4:pctWidth>0</ns4:pctWidth>
+                  </ns4:sizeRelH>
+                  <ns4:sizeRelV relativeFrom="margin">
+                    <ns4:pctHeight>0</ns4:pctHeight>
+                  </ns4:sizeRelV>
+                </ns3:anchor>
               </w:drawing>
             </w:r>
             <w:proofErr w:type="spellStart"/>
@@ -8274,7 +8274,7 @@
             </w:r>
             <w:proofErr w:type="spellEnd"/>
           </w:p>
-          <w:p>
+          <w:p ns2:paraId="1D9E033A" ns2:textId="495E5B78">
             <w:pPr>
               <w:spacing w:line="360" w:lineRule="auto"/>
               <w:jc w:val="both"/>
@@ -8287,7 +8287,7 @@
             <w:r>
               <w:t xml:space="preserve">: </w:t>
             </w:r>
-            <w:hyperlink r:id="rId10" w:history="1">
+            <w:hyperlink ns7:id="rId10" w:history="1">
               <w:r>
                 <w:rPr>
                   <w:rStyle w:val="Hyperlink"/>
@@ -8302,7 +8302,7 @@
             <w:tcW w:w="4389" w:type="dxa"/>
             <w:vAlign w:val="center"/>
           </w:tcPr>
-          <w:p>
+          <w:p ns2:paraId="51EE96BF" ns2:textId="11CBA04C">
             <w:pPr>
               <w:spacing w:line="360" w:lineRule="auto"/>
               <w:jc w:val="both"/>
@@ -8850,7 +8850,7 @@
         </w:tc>
       </w:tr>
     </w:tbl>
-    <w:p>
+    <w:p ns2:paraId="798C680D" ns2:textId="77777777">
       <w:pPr>
         <w:spacing w:line="360" w:lineRule="auto"/>
         <w:jc w:val="both"/>
@@ -8874,12 +8874,12 @@
         <w:gridCol w:w="4388"/>
         <w:gridCol w:w="4389"/>
       </w:tblGrid>
-      <w:tr>
+      <w:tr ns2:paraId="4A1492F2" ns2:textId="77777777">
         <w:tc>
           <w:tcPr>
             <w:tcW w:w="4388" w:type="dxa"/>
           </w:tcPr>
-          <w:p>
+          <w:p ns2:paraId="5D177D2F" ns2:textId="4AA495A9">
             <w:pPr>
               <w:pStyle w:val="ListParagraph"/>
               <w:numPr>
@@ -8895,66 +8895,66 @@
               </w:rPr>
               <w:lastRenderedPageBreak/>
               <w:drawing>
-                <wp:anchor distT="0" distB="180340" distL="114300" distR="114300" simplePos="0" relativeHeight="251659264" behindDoc="0" locked="0" layoutInCell="1" allowOverlap="0" wp14:anchorId="1C64E489" wp14:editId="3DDEBF5A">
-                  <wp:simplePos x="0" y="0"/>
-                  <wp:positionH relativeFrom="column">
-                    <wp:posOffset>-7620</wp:posOffset>
-                  </wp:positionH>
-                  <wp:positionV relativeFrom="paragraph">
-                    <wp:posOffset>274955</wp:posOffset>
-                  </wp:positionV>
-                  <wp:extent cx="2311200" cy="2311200"/>
-                  <wp:effectExtent l="0" t="0" r="0" b="0"/>
-                  <wp:wrapTopAndBottom/>
-                  <wp:docPr id="2022883643" name="Picture 3" descr="B3 Home Doppler Ultrasound Handheld Fetal Heart Pregnant Women Fetal ..."/>
-                  <wp:cNvGraphicFramePr>
-                    <a:graphicFrameLocks xmlns:a="http://schemas.openxmlformats.org/drawingml/2006/main" noChangeAspect="1"/>
-                  </wp:cNvGraphicFramePr>
-                  <a:graphic xmlns:a="http://schemas.openxmlformats.org/drawingml/2006/main">
-                    <a:graphicData uri="http://schemas.openxmlformats.org/drawingml/2006/picture">
-                      <pic:pic xmlns:pic="http://schemas.openxmlformats.org/drawingml/2006/picture">
-                        <pic:nvPicPr>
-                          <pic:cNvPr id="0" name="Picture 5" descr="B3 Home Doppler Ultrasound Handheld Fetal Heart Pregnant Women Fetal ..."/>
-                          <pic:cNvPicPr>
-                            <a:picLocks noChangeAspect="1" noChangeArrowheads="1"/>
-                          </pic:cNvPicPr>
-                        </pic:nvPicPr>
-                        <pic:blipFill>
-                          <a:blip r:embed="rId11" cstate="print">
-                            <a:extLst>
-                              <a:ext uri="{28A0092B-C50C-407E-A947-70E740481C1C}">
-                                <a14:useLocalDpi xmlns:a14="http://schemas.microsoft.com/office/drawing/2010/main" val="0"/>
-                              </a:ext>
-                            </a:extLst>
-                          </a:blip>
-                          <a:srcRect/>
-                          <a:stretch>
-                            <a:fillRect/>
-                          </a:stretch>
-                        </pic:blipFill>
-                        <pic:spPr bwMode="auto">
-                          <a:xfrm>
-                            <a:off x="0" y="0"/>
-                            <a:ext cx="2311200" cy="2311200"/>
-                          </a:xfrm>
-                          <a:prstGeom prst="rect">
-                            <a:avLst/>
-                          </a:prstGeom>
-                          <a:noFill/>
-                          <a:ln>
-                            <a:noFill/>
-                          </a:ln>
-                        </pic:spPr>
-                      </pic:pic>
-                    </a:graphicData>
-                  </a:graphic>
-                  <wp14:sizeRelH relativeFrom="margin">
-                    <wp14:pctWidth>0</wp14:pctWidth>
-                  </wp14:sizeRelH>
-                  <wp14:sizeRelV relativeFrom="margin">
-                    <wp14:pctHeight>0</wp14:pctHeight>
-                  </wp14:sizeRelV>
-                </wp:anchor>
+                <ns3:anchor distT="0" distB="180340" distL="114300" distR="114300" simplePos="0" relativeHeight="251659264" behindDoc="0" locked="0" layoutInCell="1" allowOverlap="0" ns4:anchorId="1C64E489" ns4:editId="3DDEBF5A">
+                  <ns3:simplePos x="0" y="0"/>
+                  <ns3:positionH relativeFrom="column">
+                    <ns3:posOffset>-7620</ns3:posOffset>
+                  </ns3:positionH>
+                  <ns3:positionV relativeFrom="paragraph">
+                    <ns3:posOffset>274955</ns3:posOffset>
+                  </ns3:positionV>
+                  <ns3:extent cx="2311200" cy="2311200"/>
+                  <ns3:effectExtent l="0" t="0" r="0" b="0"/>
+                  <ns3:wrapTopAndBottom/>
+                  <ns3:docPr id="2022883643" name="Picture 3" descr="B3 Home Doppler Ultrasound Handheld Fetal Heart Pregnant Women Fetal ..."/>
+                  <ns3:cNvGraphicFramePr>
+                    <ns5:graphicFrameLocks noChangeAspect="1"/>
+                  </ns3:cNvGraphicFramePr>
+                  <ns5:graphic>
+                    <ns5:graphicData uri="http://schemas.openxmlformats.org/drawingml/2006/picture">
+                      <ns6:pic>
+                        <ns6:nvPicPr>
+                          <ns6:cNvPr id="0" name="Picture 5" descr="B3 Home Doppler Ultrasound Handheld Fetal Heart Pregnant Women Fetal ..."/>
+                          <ns6:cNvPicPr>
+                            <ns5:picLocks noChangeAspect="1" noChangeArrowheads="1"/>
+                          </ns6:cNvPicPr>
+                        </ns6:nvPicPr>
+                        <ns6:blipFill>
+                          <ns5:blip ns7:embed="rId11" cstate="print">
+                            <ns5:extLst>
+                              <ns5:ext uri="{28A0092B-C50C-407E-A947-70E740481C1C}">
+                                <ns8:useLocalDpi val="0"/>
+                              </ns5:ext>
+                            </ns5:extLst>
+                          </ns5:blip>
+                          <ns5:srcRect/>
+                          <ns5:stretch>
+                            <ns5:fillRect/>
+                          </ns5:stretch>
+                        </ns6:blipFill>
+                        <ns6:spPr bwMode="auto">
+                          <ns5:xfrm>
+                            <ns5:off x="0" y="0"/>
+                            <ns5:ext cx="2311200" cy="2311200"/>
+                          </ns5:xfrm>
+                          <ns5:prstGeom prst="rect">
+                            <ns5:avLst/>
+                          </ns5:prstGeom>
+                          <ns5:noFill/>
+                          <ns5:ln>
+                            <ns5:noFill/>
+                          </ns5:ln>
+                        </ns6:spPr>
+                      </ns6:pic>
+                    </ns5:graphicData>
+                  </ns5:graphic>
+                  <ns4:sizeRelH relativeFrom="margin">
+                    <ns4:pctWidth>0</ns4:pctWidth>
+                  </ns4:sizeRelH>
+                  <ns4:sizeRelV relativeFrom="margin">
+                    <ns4:pctHeight>0</ns4:pctHeight>
+                  </ns4:sizeRelV>
+                </ns3:anchor>
               </w:drawing>
             </w:r>
             <w:proofErr w:type="spellStart"/>
@@ -9003,7 +9003,7 @@
             </w:r>
             <w:proofErr w:type="spellEnd"/>
           </w:p>
-          <w:p>
+          <w:p ns2:paraId="57764CFF" ns2:textId="204FB43C">
             <w:pPr>
               <w:spacing w:line="360" w:lineRule="auto"/>
               <w:jc w:val="both"/>
@@ -9016,7 +9016,7 @@
             <w:r>
               <w:t xml:space="preserve">: </w:t>
             </w:r>
-            <w:hyperlink r:id="rId12" w:history="1">
+            <w:hyperlink ns7:id="rId12" w:history="1">
               <w:r>
                 <w:rPr>
                   <w:rStyle w:val="Hyperlink"/>
@@ -9031,7 +9031,7 @@
             <w:tcW w:w="4389" w:type="dxa"/>
             <w:vAlign w:val="center"/>
           </w:tcPr>
-          <w:p>
+          <w:p ns2:paraId="7074C0C7" ns2:textId="4FA71E2E">
             <w:pPr>
               <w:spacing w:line="360" w:lineRule="auto"/>
               <w:jc w:val="both"/>
@@ -9744,7 +9744,7 @@
         </w:tc>
       </w:tr>
     </w:tbl>
-    <w:p>
+    <w:p ns2:paraId="1F85CCD9" ns2:textId="77777777">
       <w:pPr>
         <w:spacing w:line="360" w:lineRule="auto"/>
         <w:jc w:val="both"/>
@@ -9769,7 +9769,7 @@
         <w:gridCol w:w="4388"/>
         <w:gridCol w:w="4389"/>
       </w:tblGrid>
-      <w:tr>
+      <w:tr ns2:paraId="3FF741AA" ns2:textId="77777777">
         <w:trPr>
           <w:jc w:val="center"/>
         </w:trPr>
@@ -9777,7 +9777,7 @@
           <w:tcPr>
             <w:tcW w:w="4388" w:type="dxa"/>
           </w:tcPr>
-          <w:p>
+          <w:p ns2:paraId="427F2F36" ns2:textId="7E5E5DD8">
             <w:pPr>
               <w:pStyle w:val="ListParagraph"/>
               <w:numPr>
@@ -9792,66 +9792,66 @@
                 <w:noProof/>
               </w:rPr>
               <w:drawing>
-                <wp:anchor distT="0" distB="107950" distL="114300" distR="114300" simplePos="0" relativeHeight="251660288" behindDoc="0" locked="0" layoutInCell="1" allowOverlap="1" wp14:anchorId="3671FE84" wp14:editId="451125AA">
-                  <wp:simplePos x="0" y="0"/>
-                  <wp:positionH relativeFrom="column">
-                    <wp:posOffset>-24130</wp:posOffset>
-                  </wp:positionH>
-                  <wp:positionV relativeFrom="paragraph">
-                    <wp:posOffset>269240</wp:posOffset>
-                  </wp:positionV>
-                  <wp:extent cx="2617200" cy="2617200"/>
-                  <wp:effectExtent l="0" t="0" r="0" b="0"/>
-                  <wp:wrapTopAndBottom/>
-                  <wp:docPr id="1261688630" name="Picture 4" descr="Wellue Holter ECG Monitor, Professional 12 Lead ECG Monitors, 24-Hour ..."/>
-                  <wp:cNvGraphicFramePr>
-                    <a:graphicFrameLocks xmlns:a="http://schemas.openxmlformats.org/drawingml/2006/main" noChangeAspect="1"/>
-                  </wp:cNvGraphicFramePr>
-                  <a:graphic xmlns:a="http://schemas.openxmlformats.org/drawingml/2006/main">
-                    <a:graphicData uri="http://schemas.openxmlformats.org/drawingml/2006/picture">
-                      <pic:pic xmlns:pic="http://schemas.openxmlformats.org/drawingml/2006/picture">
-                        <pic:nvPicPr>
-                          <pic:cNvPr id="0" name="Picture 7" descr="Wellue Holter ECG Monitor, Professional 12 Lead ECG Monitors, 24-Hour ..."/>
-                          <pic:cNvPicPr>
-                            <a:picLocks noChangeAspect="1" noChangeArrowheads="1"/>
-                          </pic:cNvPicPr>
-                        </pic:nvPicPr>
-                        <pic:blipFill>
-                          <a:blip r:embed="rId13" cstate="print">
-                            <a:extLst>
-                              <a:ext uri="{28A0092B-C50C-407E-A947-70E740481C1C}">
-                                <a14:useLocalDpi xmlns:a14="http://schemas.microsoft.com/office/drawing/2010/main" val="0"/>
-                              </a:ext>
-                            </a:extLst>
-                          </a:blip>
-                          <a:srcRect/>
-                          <a:stretch>
-                            <a:fillRect/>
-                          </a:stretch>
-                        </pic:blipFill>
-                        <pic:spPr bwMode="auto">
-                          <a:xfrm>
-                            <a:off x="0" y="0"/>
-                            <a:ext cx="2617200" cy="2617200"/>
-                          </a:xfrm>
-                          <a:prstGeom prst="rect">
-                            <a:avLst/>
-                          </a:prstGeom>
-                          <a:noFill/>
-                          <a:ln>
-                            <a:noFill/>
-                          </a:ln>
-                        </pic:spPr>
-                      </pic:pic>
-                    </a:graphicData>
-                  </a:graphic>
-                  <wp14:sizeRelH relativeFrom="margin">
-                    <wp14:pctWidth>0</wp14:pctWidth>
-                  </wp14:sizeRelH>
-                  <wp14:sizeRelV relativeFrom="margin">
-                    <wp14:pctHeight>0</wp14:pctHeight>
-                  </wp14:sizeRelV>
-                </wp:anchor>
+                <ns3:anchor distT="0" distB="107950" distL="114300" distR="114300" simplePos="0" relativeHeight="251660288" behindDoc="0" locked="0" layoutInCell="1" allowOverlap="1" ns4:anchorId="3671FE84" ns4:editId="451125AA">
+                  <ns3:simplePos x="0" y="0"/>
+                  <ns3:positionH relativeFrom="column">
+                    <ns3:posOffset>-24130</ns3:posOffset>
+                  </ns3:positionH>
+                  <ns3:positionV relativeFrom="paragraph">
+                    <ns3:posOffset>269240</ns3:posOffset>
+                  </ns3:positionV>
+                  <ns3:extent cx="2617200" cy="2617200"/>
+                  <ns3:effectExtent l="0" t="0" r="0" b="0"/>
+                  <ns3:wrapTopAndBottom/>
+                  <ns3:docPr id="1261688630" name="Picture 4" descr="Wellue Holter ECG Monitor, Professional 12 Lead ECG Monitors, 24-Hour ..."/>
+                  <ns3:cNvGraphicFramePr>
+                    <ns5:graphicFrameLocks noChangeAspect="1"/>
+                  </ns3:cNvGraphicFramePr>
+                  <ns5:graphic>
+                    <ns5:graphicData uri="http://schemas.openxmlformats.org/drawingml/2006/picture">
+                      <ns6:pic>
+                        <ns6:nvPicPr>
+                          <ns6:cNvPr id="0" name="Picture 7" descr="Wellue Holter ECG Monitor, Professional 12 Lead ECG Monitors, 24-Hour ..."/>
+                          <ns6:cNvPicPr>
+                            <ns5:picLocks noChangeAspect="1" noChangeArrowheads="1"/>
+                          </ns6:cNvPicPr>
+                        </ns6:nvPicPr>
+                        <ns6:blipFill>
+                          <ns5:blip ns7:embed="rId13" cstate="print">
+                            <ns5:extLst>
+                              <ns5:ext uri="{28A0092B-C50C-407E-A947-70E740481C1C}">
+                                <ns8:useLocalDpi val="0"/>
+                              </ns5:ext>
+                            </ns5:extLst>
+                          </ns5:blip>
+                          <ns5:srcRect/>
+                          <ns5:stretch>
+                            <ns5:fillRect/>
+                          </ns5:stretch>
+                        </ns6:blipFill>
+                        <ns6:spPr bwMode="auto">
+                          <ns5:xfrm>
+                            <ns5:off x="0" y="0"/>
+                            <ns5:ext cx="2617200" cy="2617200"/>
+                          </ns5:xfrm>
+                          <ns5:prstGeom prst="rect">
+                            <ns5:avLst/>
+                          </ns5:prstGeom>
+                          <ns5:noFill/>
+                          <ns5:ln>
+                            <ns5:noFill/>
+                          </ns5:ln>
+                        </ns6:spPr>
+                      </ns6:pic>
+                    </ns5:graphicData>
+                  </ns5:graphic>
+                  <ns4:sizeRelH relativeFrom="margin">
+                    <ns4:pctWidth>0</ns4:pctWidth>
+                  </ns4:sizeRelH>
+                  <ns4:sizeRelV relativeFrom="margin">
+                    <ns4:pctHeight>0</ns4:pctHeight>
+                  </ns4:sizeRelV>
+                </ns3:anchor>
               </w:drawing>
             </w:r>
             <w:proofErr w:type="spellStart"/>
@@ -9892,7 +9892,7 @@
             </w:r>
             <w:proofErr w:type="spellEnd"/>
           </w:p>
-          <w:p>
+          <w:p ns2:paraId="3E5C06CA" ns2:textId="430F245F">
             <w:pPr>
               <w:spacing w:line="360" w:lineRule="auto"/>
               <w:jc w:val="both"/>
@@ -9905,7 +9905,7 @@
             <w:r>
               <w:t xml:space="preserve">: </w:t>
             </w:r>
-            <w:hyperlink r:id="rId14" w:history="1">
+            <w:hyperlink ns7:id="rId14" w:history="1">
               <w:r>
                 <w:rPr>
                   <w:rStyle w:val="Hyperlink"/>
@@ -9928,7 +9928,7 @@
             <w:tcW w:w="4389" w:type="dxa"/>
             <w:vAlign w:val="center"/>
           </w:tcPr>
-          <w:p>
+          <w:p ns2:paraId="6B7D461A" ns2:textId="05F52453">
             <w:pPr>
               <w:spacing w:line="360" w:lineRule="auto"/>
               <w:jc w:val="both"/>
@@ -10580,13 +10580,13 @@
         </w:tc>
       </w:tr>
     </w:tbl>
-    <w:p>
+    <w:p ns2:paraId="70228278" ns2:textId="77777777">
       <w:pPr>
         <w:spacing w:line="360" w:lineRule="auto"/>
         <w:jc w:val="both"/>
       </w:pPr>
     </w:p>
-    <w:p>
+    <w:p ns2:paraId="29DAFF40" ns2:textId="50576D83">
       <w:pPr>
         <w:spacing w:line="360" w:lineRule="auto"/>
         <w:ind w:firstLine="720"/>
@@ -11381,7 +11381,7 @@
         <w:t>.</w:t>
       </w:r>
     </w:p>
-    <w:p>
+    <w:p ns2:paraId="517F05FE" ns2:textId="77777777">
       <w:pPr>
         <w:spacing w:line="360" w:lineRule="auto"/>
         <w:ind w:firstLine="720"/>
@@ -11940,12 +11940,12 @@
         <w:t>.</w:t>
       </w:r>
     </w:p>
-    <w:p>
+    <w:p ns2:paraId="1115C45F" ns2:textId="77777777">
       <w:pPr>
         <w:spacing w:line="360" w:lineRule="auto"/>
       </w:pPr>
     </w:p>
-    <w:p>
+    <w:p ns2:paraId="0B1B1947" ns2:textId="77777777">
       <w:pPr>
         <w:pStyle w:val="Heading2"/>
       </w:pPr>
@@ -11998,7 +11998,7 @@
       </w:r>
       <w:proofErr w:type="spellEnd"/>
     </w:p>
-    <w:p>
+    <w:p ns2:paraId="29A56514" ns2:textId="77777777">
       <w:pPr>
         <w:spacing w:line="360" w:lineRule="auto"/>
         <w:ind w:firstLine="720"/>
@@ -12680,12 +12680,12 @@
         <w:t>.</w:t>
       </w:r>
     </w:p>
-    <w:p>
+    <w:p ns2:paraId="49237127" ns2:textId="77777777">
       <w:pPr>
         <w:spacing w:line="360" w:lineRule="auto"/>
       </w:pPr>
     </w:p>
-    <w:p>
+    <w:p ns2:paraId="6FB8CA8B" ns2:textId="77777777">
       <w:pPr>
         <w:spacing w:line="360" w:lineRule="auto"/>
         <w:ind w:firstLine="720"/>
@@ -13343,12 +13343,12 @@
         <w:t>.</w:t>
       </w:r>
     </w:p>
-    <w:p>
+    <w:p ns2:paraId="1F3F2D7C" ns2:textId="77777777">
       <w:pPr>
         <w:spacing w:line="360" w:lineRule="auto"/>
       </w:pPr>
     </w:p>
-    <w:p>
+    <w:p ns2:paraId="55C0B29B" ns2:textId="77777777">
       <w:pPr>
         <w:spacing w:line="360" w:lineRule="auto"/>
         <w:ind w:firstLine="720"/>
@@ -13675,12 +13675,12 @@
         <w:t xml:space="preserve"> PCDB.</w:t>
       </w:r>
     </w:p>
-    <w:p>
+    <w:p ns2:paraId="5C90C5DD" ns2:textId="77777777">
       <w:pPr>
         <w:spacing w:line="360" w:lineRule="auto"/>
       </w:pPr>
     </w:p>
-    <w:p>
+    <w:p ns2:paraId="39039C28" ns2:textId="77777777">
       <w:pPr>
         <w:pStyle w:val="Heading2"/>
       </w:pPr>
@@ -13709,7 +13709,7 @@
       </w:r>
       <w:proofErr w:type="spellEnd"/>
     </w:p>
-    <w:p>
+    <w:p ns2:paraId="328A345B" ns2:textId="77777777">
       <w:pPr>
         <w:spacing w:line="360" w:lineRule="auto"/>
         <w:ind w:firstLine="720"/>
@@ -14020,7 +14020,7 @@
         <w:t xml:space="preserve">: </w:t>
       </w:r>
     </w:p>
-    <w:p>
+    <w:p ns2:paraId="60A51CB2" ns2:textId="1498B330">
       <w:pPr>
         <w:pStyle w:val="ListParagraph"/>
         <w:numPr>
@@ -14232,7 +14232,7 @@
         <w:t xml:space="preserve">; </w:t>
       </w:r>
     </w:p>
-    <w:p>
+    <w:p ns2:paraId="120B1EF3" ns2:textId="77777777">
       <w:pPr>
         <w:pStyle w:val="ListParagraph"/>
         <w:numPr>
@@ -14489,7 +14489,7 @@
         <w:t xml:space="preserve">; </w:t>
       </w:r>
     </w:p>
-    <w:p>
+    <w:p ns2:paraId="5A8A8172" ns2:textId="76E95D14">
       <w:pPr>
         <w:pStyle w:val="ListParagraph"/>
         <w:numPr>
@@ -14671,12 +14671,12 @@
         <w:t>.</w:t>
       </w:r>
     </w:p>
-    <w:p>
+    <w:p ns2:paraId="0E94E73B" ns2:textId="77777777">
       <w:pPr>
         <w:spacing w:line="360" w:lineRule="auto"/>
       </w:pPr>
     </w:p>
-    <w:p>
+    <w:p ns2:paraId="01777CBB" ns2:textId="77777777">
       <w:pPr>
         <w:pStyle w:val="Heading2"/>
       </w:pPr>
@@ -14713,7 +14713,7 @@
       </w:r>
       <w:proofErr w:type="spellEnd"/>
     </w:p>
-    <w:p>
+    <w:p ns2:paraId="581BE73E" ns2:textId="33417421">
       <w:pPr>
         <w:spacing w:line="360" w:lineRule="auto"/>
         <w:ind w:firstLine="720"/>
@@ -14808,7 +14808,7 @@
         <w:t xml:space="preserve">: </w:t>
       </w:r>
     </w:p>
-    <w:p>
+    <w:p ns2:paraId="02984732" ns2:textId="5C0D5E3C">
       <w:pPr>
         <w:pStyle w:val="ListParagraph"/>
         <w:numPr>
@@ -14982,7 +14982,7 @@
         <w:t xml:space="preserve"> vi.</w:t>
       </w:r>
     </w:p>
-    <w:p>
+    <w:p ns2:paraId="5B7E39A1" ns2:textId="7F5979E6">
       <w:pPr>
         <w:pStyle w:val="ListParagraph"/>
         <w:numPr>
@@ -15314,7 +15314,7 @@
         <w:t xml:space="preserve"> Squeeze-and-Excitation. </w:t>
       </w:r>
     </w:p>
-    <w:p>
+    <w:p ns2:paraId="0377A84F" ns2:textId="22071385">
       <w:pPr>
         <w:pStyle w:val="ListParagraph"/>
         <w:numPr>
@@ -15578,7 +15578,7 @@
         <w:t xml:space="preserve">. </w:t>
       </w:r>
     </w:p>
-    <w:p>
+    <w:p ns2:paraId="013505D9" ns2:textId="178F483C">
       <w:pPr>
         <w:pStyle w:val="ListParagraph"/>
         <w:numPr>
@@ -15759,7 +15759,7 @@
         <w:t xml:space="preserve">. </w:t>
       </w:r>
     </w:p>
-    <w:p>
+    <w:p ns2:paraId="047B1E1E" ns2:textId="067438BE">
       <w:pPr>
         <w:pStyle w:val="ListParagraph"/>
         <w:numPr>
@@ -16047,7 +16047,7 @@
         <w:t xml:space="preserve">. </w:t>
       </w:r>
     </w:p>
-    <w:p>
+    <w:p ns2:paraId="5FF8D18C" ns2:textId="4C00DD21">
       <w:pPr>
         <w:pStyle w:val="ListParagraph"/>
         <w:numPr>
@@ -16149,12 +16149,12 @@
         <w:t xml:space="preserve"> lai.</w:t>
       </w:r>
     </w:p>
-    <w:p>
+    <w:p ns2:paraId="678BC9DD" ns2:textId="77777777">
       <w:r>
         <w:br w:type="page"/>
       </w:r>
     </w:p>
-    <w:p>
+    <w:p ns2:paraId="78CC1F10" ns2:textId="77777777">
       <w:pPr>
         <w:pStyle w:val="Heading1"/>
       </w:pPr>
@@ -16163,12 +16163,12 @@
         <w:t>CHƯƠNG 2. NỀN TẢNG LÝ THUYẾT VÀ CÔNG NGHỆ SỬ DỤNG</w:t>
       </w:r>
     </w:p>
-    <w:p>
+    <w:p ns2:paraId="49D0ABB6" ns2:textId="77777777">
       <w:pPr>
         <w:spacing w:line="360" w:lineRule="auto"/>
       </w:pPr>
     </w:p>
-    <w:p>
+    <w:p ns2:paraId="65584B8B" ns2:textId="77777777">
       <w:pPr>
         <w:spacing w:line="360" w:lineRule="auto"/>
         <w:ind w:firstLine="720"/>
@@ -16551,12 +16551,12 @@
         <w:t xml:space="preserve"> Squeeze-and-Excitation.</w:t>
       </w:r>
     </w:p>
-    <w:p>
+    <w:p ns2:paraId="0756F8F4" ns2:textId="77777777">
       <w:pPr>
         <w:spacing w:line="360" w:lineRule="auto"/>
       </w:pPr>
     </w:p>
-    <w:p>
+    <w:p ns2:paraId="2E9959DF" ns2:textId="77777777">
       <w:pPr>
         <w:pStyle w:val="Heading2"/>
       </w:pPr>
@@ -16596,7 +16596,7 @@
         <w:t>)</w:t>
       </w:r>
     </w:p>
-    <w:p>
+    <w:p ns2:paraId="4C198073" ns2:textId="77777777">
       <w:pPr>
         <w:pStyle w:val="Heading3"/>
       </w:pPr>
@@ -16657,7 +16657,7 @@
       </w:r>
       <w:proofErr w:type="spellEnd"/>
     </w:p>
-    <w:p>
+    <w:p ns2:paraId="49620641" ns2:textId="57F7BEB4">
       <w:pPr>
         <w:pStyle w:val="Heading3"/>
         <w:ind w:left="0"/>
@@ -16667,58 +16667,58 @@
           <w:noProof/>
         </w:rPr>
         <w:drawing>
-          <wp:inline distT="0" distB="0" distL="0" distR="0" wp14:anchorId="6F8F72FB" wp14:editId="5AA3BC9D">
-            <wp:extent cx="6496050" cy="1743020"/>
-            <wp:effectExtent l="0" t="0" r="0" b="0"/>
-            <wp:docPr id="155604962" name="Picture 1"/>
-            <wp:cNvGraphicFramePr>
-              <a:graphicFrameLocks xmlns:a="http://schemas.openxmlformats.org/drawingml/2006/main" noChangeAspect="1"/>
-            </wp:cNvGraphicFramePr>
-            <a:graphic xmlns:a="http://schemas.openxmlformats.org/drawingml/2006/main">
-              <a:graphicData uri="http://schemas.openxmlformats.org/drawingml/2006/picture">
-                <pic:pic xmlns:pic="http://schemas.openxmlformats.org/drawingml/2006/picture">
-                  <pic:nvPicPr>
-                    <pic:cNvPr id="0" name="Picture 2"/>
-                    <pic:cNvPicPr>
-                      <a:picLocks noChangeAspect="1" noChangeArrowheads="1"/>
-                    </pic:cNvPicPr>
-                  </pic:nvPicPr>
-                  <pic:blipFill>
-                    <a:blip r:embed="rId15" cstate="print">
-                      <a:extLst>
-                        <a:ext uri="{28A0092B-C50C-407E-A947-70E740481C1C}">
-                          <a14:useLocalDpi xmlns:a14="http://schemas.microsoft.com/office/drawing/2010/main" val="0"/>
-                        </a:ext>
-                      </a:extLst>
-                    </a:blip>
-                    <a:srcRect/>
-                    <a:stretch>
-                      <a:fillRect/>
-                    </a:stretch>
-                  </pic:blipFill>
-                  <pic:spPr bwMode="auto">
-                    <a:xfrm>
-                      <a:off x="0" y="0"/>
-                      <a:ext cx="6557288" cy="1759451"/>
-                    </a:xfrm>
-                    <a:prstGeom prst="rect">
-                      <a:avLst/>
-                    </a:prstGeom>
-                    <a:noFill/>
-                  </pic:spPr>
-                </pic:pic>
-              </a:graphicData>
-            </a:graphic>
-          </wp:inline>
+          <ns3:inline distT="0" distB="0" distL="0" distR="0" ns4:anchorId="6F8F72FB" ns4:editId="5AA3BC9D">
+            <ns3:extent cx="6496050" cy="1743020"/>
+            <ns3:effectExtent l="0" t="0" r="0" b="0"/>
+            <ns3:docPr id="155604962" name="Picture 1"/>
+            <ns3:cNvGraphicFramePr>
+              <ns5:graphicFrameLocks noChangeAspect="1"/>
+            </ns3:cNvGraphicFramePr>
+            <ns5:graphic>
+              <ns5:graphicData uri="http://schemas.openxmlformats.org/drawingml/2006/picture">
+                <ns6:pic>
+                  <ns6:nvPicPr>
+                    <ns6:cNvPr id="0" name="Picture 2"/>
+                    <ns6:cNvPicPr>
+                      <ns5:picLocks noChangeAspect="1" noChangeArrowheads="1"/>
+                    </ns6:cNvPicPr>
+                  </ns6:nvPicPr>
+                  <ns6:blipFill>
+                    <ns5:blip ns7:embed="rId15" cstate="print">
+                      <ns5:extLst>
+                        <ns5:ext uri="{28A0092B-C50C-407E-A947-70E740481C1C}">
+                          <ns8:useLocalDpi val="0"/>
+                        </ns5:ext>
+                      </ns5:extLst>
+                    </ns5:blip>
+                    <ns5:srcRect/>
+                    <ns5:stretch>
+                      <ns5:fillRect/>
+                    </ns5:stretch>
+                  </ns6:blipFill>
+                  <ns6:spPr bwMode="auto">
+                    <ns5:xfrm>
+                      <ns5:off x="0" y="0"/>
+                      <ns5:ext cx="6557288" cy="1759451"/>
+                    </ns5:xfrm>
+                    <ns5:prstGeom prst="rect">
+                      <ns5:avLst/>
+                    </ns5:prstGeom>
+                    <ns5:noFill/>
+                  </ns6:spPr>
+                </ns6:pic>
+              </ns5:graphicData>
+            </ns5:graphic>
+          </ns3:inline>
         </w:drawing>
       </w:r>
     </w:p>
-    <w:p>
+    <w:p ns2:paraId="2AFA0286" ns2:textId="082595AF">
       <w:pPr>
         <w:pStyle w:val="Heading3"/>
       </w:pPr>
     </w:p>
-    <w:p>
+    <w:p ns2:paraId="09619DB6" ns2:textId="77777777">
       <w:pPr>
         <w:spacing w:line="360" w:lineRule="auto"/>
         <w:ind w:firstLine="720"/>
@@ -17125,12 +17125,12 @@
         <w:t>:</w:t>
       </w:r>
     </w:p>
-    <w:p>
+    <w:p ns2:paraId="00EC121B" ns2:textId="77777777">
       <w:pPr>
         <w:spacing w:line="360" w:lineRule="auto"/>
       </w:pPr>
     </w:p>
-    <w:p>
+    <w:p ns2:paraId="5F646D96" ns2:textId="1D88CF37">
       <w:pPr>
         <w:spacing w:line="360" w:lineRule="auto"/>
         <w:jc w:val="center"/>
@@ -17143,7 +17143,7 @@
         <w:t>x[n] = m[n] + f[n] + ε[n]</w:t>
       </w:r>
     </w:p>
-    <w:p>
+    <w:p ns2:paraId="4F871416" ns2:textId="77777777">
       <w:pPr>
         <w:spacing w:line="360" w:lineRule="auto"/>
         <w:ind w:firstLine="720"/>
@@ -17331,14 +17331,14 @@
         <w:t xml:space="preserve">). </w:t>
       </w:r>
     </w:p>
-    <w:p>
+    <w:p ns2:paraId="6CC53D43" ns2:textId="77777777">
       <w:pPr>
         <w:spacing w:line="360" w:lineRule="auto"/>
         <w:ind w:firstLine="720"/>
         <w:jc w:val="both"/>
       </w:pPr>
     </w:p>
-    <w:p>
+    <w:p ns2:paraId="2ACCEE15" ns2:textId="3D767B13">
       <w:pPr>
         <w:spacing w:line="360" w:lineRule="auto"/>
         <w:ind w:firstLine="720"/>
@@ -17668,12 +17668,12 @@
         <w:t>.</w:t>
       </w:r>
     </w:p>
-    <w:p>
+    <w:p ns2:paraId="12D66643" ns2:textId="77777777">
       <w:pPr>
         <w:spacing w:line="360" w:lineRule="auto"/>
       </w:pPr>
     </w:p>
-    <w:p>
+    <w:p ns2:paraId="34B6C765" ns2:textId="630C4641">
       <w:pPr>
         <w:pStyle w:val="Heading3"/>
       </w:pPr>
@@ -17742,7 +17742,7 @@
       </w:r>
       <w:proofErr w:type="spellEnd"/>
     </w:p>
-    <w:p>
+    <w:p ns2:paraId="461DC885" ns2:textId="389484C8">
       <w:pPr>
         <w:pStyle w:val="Heading3"/>
         <w:jc w:val="center"/>
@@ -17752,57 +17752,57 @@
           <w:noProof/>
         </w:rPr>
         <w:drawing>
-          <wp:inline distT="0" distB="0" distL="0" distR="0" wp14:anchorId="70B2A04B" wp14:editId="0FBC3FC8">
-            <wp:extent cx="2396281" cy="1479459"/>
-            <wp:effectExtent l="0" t="0" r="4445" b="6985"/>
-            <wp:docPr id="18" name="Hình ảnh 17" descr="Ảnh có chứa biểu đồ, hàng, Sơ đồ, thiết kế&#10;&#10;Nội dung do AI tạo ra có thể không chính xác.">
-              <a:extLst xmlns:a="http://schemas.openxmlformats.org/drawingml/2006/main">
-                <a:ext uri="{FF2B5EF4-FFF2-40B4-BE49-F238E27FC236}">
-                  <a16:creationId xmlns:a16="http://schemas.microsoft.com/office/drawing/2014/main" id="{E3239362-6470-7407-B28B-A3312B7600E4}"/>
-                </a:ext>
-              </a:extLst>
-            </wp:docPr>
-            <wp:cNvGraphicFramePr>
-              <a:graphicFrameLocks xmlns:a="http://schemas.openxmlformats.org/drawingml/2006/main" noChangeAspect="1"/>
-            </wp:cNvGraphicFramePr>
-            <a:graphic xmlns:a="http://schemas.openxmlformats.org/drawingml/2006/main">
-              <a:graphicData uri="http://schemas.openxmlformats.org/drawingml/2006/picture">
-                <pic:pic xmlns:pic="http://schemas.openxmlformats.org/drawingml/2006/picture">
-                  <pic:nvPicPr>
-                    <pic:cNvPr id="18" name="Hình ảnh 17" descr="Ảnh có chứa biểu đồ, hàng, Sơ đồ, thiết kế&#10;&#10;Nội dung do AI tạo ra có thể không chính xác.">
-                      <a:extLst>
-                        <a:ext uri="{FF2B5EF4-FFF2-40B4-BE49-F238E27FC236}">
-                          <a16:creationId xmlns:a16="http://schemas.microsoft.com/office/drawing/2014/main" id="{E3239362-6470-7407-B28B-A3312B7600E4}"/>
-                        </a:ext>
-                      </a:extLst>
-                    </pic:cNvPr>
-                    <pic:cNvPicPr>
-                      <a:picLocks noChangeAspect="1"/>
-                    </pic:cNvPicPr>
-                  </pic:nvPicPr>
-                  <pic:blipFill>
-                    <a:blip r:embed="rId16"/>
-                    <a:stretch>
-                      <a:fillRect/>
-                    </a:stretch>
-                  </pic:blipFill>
-                  <pic:spPr>
-                    <a:xfrm>
-                      <a:off x="0" y="0"/>
-                      <a:ext cx="2396281" cy="1479459"/>
-                    </a:xfrm>
-                    <a:prstGeom prst="rect">
-                      <a:avLst/>
-                    </a:prstGeom>
-                  </pic:spPr>
-                </pic:pic>
-              </a:graphicData>
-            </a:graphic>
-          </wp:inline>
+          <ns3:inline distT="0" distB="0" distL="0" distR="0" ns4:anchorId="70B2A04B" ns4:editId="0FBC3FC8">
+            <ns3:extent cx="2396281" cy="1479459"/>
+            <ns3:effectExtent l="0" t="0" r="4445" b="6985"/>
+            <ns3:docPr id="18" name="Hình ảnh 17" descr="Ảnh có chứa biểu đồ, hàng, Sơ đồ, thiết kế&#10;&#10;Nội dung do AI tạo ra có thể không chính xác.">
+              <ns5:extLst>
+                <ns5:ext uri="{FF2B5EF4-FFF2-40B4-BE49-F238E27FC236}">
+                  <ns9:creationId id="{E3239362-6470-7407-B28B-A3312B7600E4}"/>
+                </ns5:ext>
+              </ns5:extLst>
+            </ns3:docPr>
+            <ns3:cNvGraphicFramePr>
+              <ns5:graphicFrameLocks noChangeAspect="1"/>
+            </ns3:cNvGraphicFramePr>
+            <ns5:graphic>
+              <ns5:graphicData uri="http://schemas.openxmlformats.org/drawingml/2006/picture">
+                <ns6:pic>
+                  <ns6:nvPicPr>
+                    <ns6:cNvPr id="18" name="Hình ảnh 17" descr="Ảnh có chứa biểu đồ, hàng, Sơ đồ, thiết kế&#10;&#10;Nội dung do AI tạo ra có thể không chính xác.">
+                      <ns5:extLst>
+                        <ns5:ext uri="{FF2B5EF4-FFF2-40B4-BE49-F238E27FC236}">
+                          <ns9:creationId id="{E3239362-6470-7407-B28B-A3312B7600E4}"/>
+                        </ns5:ext>
+                      </ns5:extLst>
+                    </ns6:cNvPr>
+                    <ns6:cNvPicPr>
+                      <ns5:picLocks noChangeAspect="1"/>
+                    </ns6:cNvPicPr>
+                  </ns6:nvPicPr>
+                  <ns6:blipFill>
+                    <ns5:blip ns7:embed="rId16"/>
+                    <ns5:stretch>
+                      <ns5:fillRect/>
+                    </ns5:stretch>
+                  </ns6:blipFill>
+                  <ns6:spPr>
+                    <ns5:xfrm>
+                      <ns5:off x="0" y="0"/>
+                      <ns5:ext cx="2396281" cy="1479459"/>
+                    </ns5:xfrm>
+                    <ns5:prstGeom prst="rect">
+                      <ns5:avLst/>
+                    </ns5:prstGeom>
+                  </ns6:spPr>
+                </ns6:pic>
+              </ns5:graphicData>
+            </ns5:graphic>
+          </ns3:inline>
         </w:drawing>
       </w:r>
     </w:p>
-    <w:p>
+    <w:p ns2:paraId="7FA26849" ns2:textId="77777777">
       <w:pPr>
         <w:spacing w:line="360" w:lineRule="auto"/>
         <w:ind w:firstLine="720"/>
@@ -18561,12 +18561,12 @@
         <w:t xml:space="preserve"> (False Negative).</w:t>
       </w:r>
     </w:p>
-    <w:p>
+    <w:p ns2:paraId="1487ADC9" ns2:textId="77777777">
       <w:pPr>
         <w:spacing w:line="360" w:lineRule="auto"/>
       </w:pPr>
     </w:p>
-    <w:p>
+    <w:p ns2:paraId="3422B5D6" ns2:textId="77777777">
       <w:pPr>
         <w:pStyle w:val="Heading2"/>
       </w:pPr>
@@ -18606,7 +18606,7 @@
         <w:t xml:space="preserve"> (DWT)</w:t>
       </w:r>
     </w:p>
-    <w:p>
+    <w:p ns2:paraId="32A6A6F6" ns2:textId="77777777">
       <w:pPr>
         <w:pStyle w:val="Heading3"/>
       </w:pPr>
@@ -18643,7 +18643,7 @@
       </w:r>
       <w:proofErr w:type="spellEnd"/>
     </w:p>
-    <w:p>
+    <w:p ns2:paraId="3E600B80" ns2:textId="77777777">
       <w:pPr>
         <w:spacing w:line="360" w:lineRule="auto"/>
         <w:ind w:firstLine="720"/>
@@ -19186,12 +19186,12 @@
         <w:t>:</w:t>
       </w:r>
     </w:p>
-    <w:p>
+    <w:p ns2:paraId="05A60911" ns2:textId="77777777">
       <w:pPr>
         <w:spacing w:line="360" w:lineRule="auto"/>
       </w:pPr>
     </w:p>
-    <w:p>
+    <w:p ns2:paraId="4DB6834D" ns2:textId="745D676C">
       <w:pPr>
         <w:spacing w:line="360" w:lineRule="auto"/>
         <w:jc w:val="both"/>
@@ -19200,180 +19200,180 @@
           <w:oMath/>
         </w:rPr>
       </w:pPr>
-      <m:oMathPara>
-        <m:oMath>
-          <m:sSub>
-            <m:sSubPr>
-              <m:ctrlPr>
+      <ns10:oMathPara>
+        <ns10:oMath>
+          <ns10:sSub>
+            <ns10:sSubPr>
+              <ns10:ctrlPr>
                 <w:rPr>
                   <w:rFonts w:ascii="Cambria Math" w:hAnsi="Cambria Math"/>
                   <w:i/>
                   <w:iCs/>
                 </w:rPr>
-              </m:ctrlPr>
-            </m:sSubPr>
-            <m:e>
-              <m:r>
+              </ns10:ctrlPr>
+            </ns10:sSubPr>
+            <ns10:e>
+              <ns10:r>
                 <w:rPr>
                   <w:rFonts w:ascii="Cambria Math" w:hAnsi="Cambria Math"/>
                 </w:rPr>
-                <m:t>A</m:t>
-              </m:r>
-            </m:e>
-            <m:sub>
-              <m:r>
+                <ns10:t>A</ns10:t>
+              </ns10:r>
+            </ns10:e>
+            <ns10:sub>
+              <ns10:r>
                 <w:rPr>
                   <w:rFonts w:ascii="Cambria Math" w:hAnsi="Cambria Math"/>
                 </w:rPr>
-                <m:t>l</m:t>
-              </m:r>
-            </m:sub>
-          </m:sSub>
-          <m:d>
-            <m:dPr>
-              <m:begChr m:val="["/>
-              <m:endChr m:val="]"/>
-              <m:ctrlPr>
+                <ns10:t>l</ns10:t>
+              </ns10:r>
+            </ns10:sub>
+          </ns10:sSub>
+          <ns10:d>
+            <ns10:dPr>
+              <ns10:begChr ns10:val="["/>
+              <ns10:endChr ns10:val="]"/>
+              <ns10:ctrlPr>
                 <w:rPr>
                   <w:rFonts w:ascii="Cambria Math" w:hAnsi="Cambria Math"/>
                   <w:i/>
                   <w:iCs/>
                 </w:rPr>
-              </m:ctrlPr>
-            </m:dPr>
-            <m:e>
-              <m:r>
+              </ns10:ctrlPr>
+            </ns10:dPr>
+            <ns10:e>
+              <ns10:r>
                 <w:rPr>
                   <w:rFonts w:ascii="Cambria Math" w:hAnsi="Cambria Math"/>
                 </w:rPr>
-                <m:t>n</m:t>
-              </m:r>
-            </m:e>
-          </m:d>
-          <m:r>
+                <ns10:t>n</ns10:t>
+              </ns10:r>
+            </ns10:e>
+          </ns10:d>
+          <ns10:r>
             <w:rPr>
               <w:rFonts w:ascii="Cambria Math" w:hAnsi="Cambria Math"/>
             </w:rPr>
-            <m:t>=</m:t>
-          </m:r>
-          <m:sSub>
-            <m:sSubPr>
-              <m:ctrlPr>
+            <ns10:t>=</ns10:t>
+          </ns10:r>
+          <ns10:sSub>
+            <ns10:sSubPr>
+              <ns10:ctrlPr>
                 <w:rPr>
                   <w:rFonts w:ascii="Cambria Math" w:hAnsi="Cambria Math"/>
                   <w:i/>
                   <w:iCs/>
                 </w:rPr>
-              </m:ctrlPr>
-            </m:sSubPr>
-            <m:e>
-              <m:r>
+              </ns10:ctrlPr>
+            </ns10:sSubPr>
+            <ns10:e>
+              <ns10:r>
                 <w:rPr>
                   <w:rFonts w:ascii="Cambria Math" w:hAnsi="Cambria Math"/>
                 </w:rPr>
-                <m:t>Σ</m:t>
-              </m:r>
-            </m:e>
-            <m:sub>
-              <m:r>
+                <ns10:t>Σ</ns10:t>
+              </ns10:r>
+            </ns10:e>
+            <ns10:sub>
+              <ns10:r>
                 <w:rPr>
                   <w:rFonts w:ascii="Cambria Math" w:hAnsi="Cambria Math"/>
                 </w:rPr>
-                <m:t>k</m:t>
-              </m:r>
-            </m:sub>
-          </m:sSub>
-          <m:r>
+                <ns10:t>k</ns10:t>
+              </ns10:r>
+            </ns10:sub>
+          </ns10:sSub>
+          <ns10:r>
             <w:rPr>
               <w:rFonts w:ascii="Cambria Math" w:hAnsi="Cambria Math"/>
             </w:rPr>
-            <m:t>h</m:t>
-          </m:r>
-          <m:d>
-            <m:dPr>
-              <m:begChr m:val="["/>
-              <m:endChr m:val="]"/>
-              <m:ctrlPr>
+            <ns10:t>h</ns10:t>
+          </ns10:r>
+          <ns10:d>
+            <ns10:dPr>
+              <ns10:begChr ns10:val="["/>
+              <ns10:endChr ns10:val="]"/>
+              <ns10:ctrlPr>
                 <w:rPr>
                   <w:rFonts w:ascii="Cambria Math" w:hAnsi="Cambria Math"/>
                   <w:i/>
                   <w:iCs/>
                 </w:rPr>
-              </m:ctrlPr>
-            </m:dPr>
-            <m:e>
-              <m:r>
+              </ns10:ctrlPr>
+            </ns10:dPr>
+            <ns10:e>
+              <ns10:r>
                 <w:rPr>
                   <w:rFonts w:ascii="Cambria Math" w:hAnsi="Cambria Math"/>
                 </w:rPr>
-                <m:t>k</m:t>
-              </m:r>
-            </m:e>
-          </m:d>
-          <m:r>
+                <ns10:t>k</ns10:t>
+              </ns10:r>
+            </ns10:e>
+          </ns10:d>
+          <ns10:r>
             <w:rPr>
               <w:rFonts w:ascii="Cambria Math" w:hAnsi="Cambria Math"/>
             </w:rPr>
-            <m:t>·</m:t>
-          </m:r>
-          <m:sSub>
-            <m:sSubPr>
-              <m:ctrlPr>
+            <ns10:t>·</ns10:t>
+          </ns10:r>
+          <ns10:sSub>
+            <ns10:sSubPr>
+              <ns10:ctrlPr>
                 <w:rPr>
                   <w:rFonts w:ascii="Cambria Math" w:hAnsi="Cambria Math"/>
                   <w:i/>
                   <w:iCs/>
                 </w:rPr>
-              </m:ctrlPr>
-            </m:sSubPr>
-            <m:e>
-              <m:r>
+              </ns10:ctrlPr>
+            </ns10:sSubPr>
+            <ns10:e>
+              <ns10:r>
                 <w:rPr>
                   <w:rFonts w:ascii="Cambria Math" w:hAnsi="Cambria Math"/>
                 </w:rPr>
-                <m:t>A</m:t>
-              </m:r>
-            </m:e>
-            <m:sub>
-              <m:r>
+                <ns10:t>A</ns10:t>
+              </ns10:r>
+            </ns10:e>
+            <ns10:sub>
+              <ns10:r>
                 <w:rPr>
                   <w:rFonts w:ascii="Cambria Math" w:hAnsi="Cambria Math"/>
                 </w:rPr>
-                <m:t>l-1</m:t>
-              </m:r>
-            </m:sub>
-          </m:sSub>
-          <m:d>
-            <m:dPr>
-              <m:begChr m:val="["/>
-              <m:endChr m:val="]"/>
-              <m:ctrlPr>
+                <ns10:t>l-1</ns10:t>
+              </ns10:r>
+            </ns10:sub>
+          </ns10:sSub>
+          <ns10:d>
+            <ns10:dPr>
+              <ns10:begChr ns10:val="["/>
+              <ns10:endChr ns10:val="]"/>
+              <ns10:ctrlPr>
                 <w:rPr>
                   <w:rFonts w:ascii="Cambria Math" w:hAnsi="Cambria Math"/>
                   <w:i/>
                   <w:iCs/>
                 </w:rPr>
-              </m:ctrlPr>
-            </m:dPr>
-            <m:e>
-              <m:r>
+              </ns10:ctrlPr>
+            </ns10:dPr>
+            <ns10:e>
+              <ns10:r>
                 <w:rPr>
                   <w:rFonts w:ascii="Cambria Math" w:hAnsi="Cambria Math"/>
                 </w:rPr>
-                <m:t>2n-k</m:t>
-              </m:r>
-            </m:e>
-          </m:d>
-          <m:r>
+                <ns10:t>2n-k</ns10:t>
+              </ns10:r>
+            </ns10:e>
+          </ns10:d>
+          <ns10:r>
             <w:rPr>
               <w:rFonts w:ascii="Cambria Math" w:hAnsi="Cambria Math"/>
             </w:rPr>
-            <m:t>,l=1,…,L</m:t>
-          </m:r>
-        </m:oMath>
-      </m:oMathPara>
+            <ns10:t>,l=1,…,L</ns10:t>
+          </ns10:r>
+        </ns10:oMath>
+      </ns10:oMathPara>
     </w:p>
-    <w:p>
+    <w:p ns2:paraId="6DD80EAA" ns2:textId="62753D06">
       <w:pPr>
         <w:spacing w:line="360" w:lineRule="auto"/>
         <w:jc w:val="both"/>
@@ -19382,185 +19382,185 @@
           <w:oMath/>
         </w:rPr>
       </w:pPr>
-      <m:oMathPara>
-        <m:oMath>
-          <m:sSub>
-            <m:sSubPr>
-              <m:ctrlPr>
+      <ns10:oMathPara>
+        <ns10:oMath>
+          <ns10:sSub>
+            <ns10:sSubPr>
+              <ns10:ctrlPr>
                 <w:rPr>
                   <w:rFonts w:ascii="Cambria Math" w:hAnsi="Cambria Math"/>
                   <w:i/>
                   <w:iCs/>
                 </w:rPr>
-              </m:ctrlPr>
-            </m:sSubPr>
-            <m:e>
-              <m:r>
+              </ns10:ctrlPr>
+            </ns10:sSubPr>
+            <ns10:e>
+              <ns10:r>
                 <w:rPr>
                   <w:rFonts w:ascii="Cambria Math" w:hAnsi="Cambria Math"/>
                 </w:rPr>
-                <m:t>D</m:t>
-              </m:r>
-            </m:e>
-            <m:sub>
-              <m:r>
+                <ns10:t>D</ns10:t>
+              </ns10:r>
+            </ns10:e>
+            <ns10:sub>
+              <ns10:r>
                 <w:rPr>
                   <w:rFonts w:ascii="Cambria Math" w:hAnsi="Cambria Math"/>
                 </w:rPr>
-                <m:t>l</m:t>
-              </m:r>
-            </m:sub>
-          </m:sSub>
-          <m:d>
-            <m:dPr>
-              <m:begChr m:val="["/>
-              <m:endChr m:val="]"/>
-              <m:ctrlPr>
+                <ns10:t>l</ns10:t>
+              </ns10:r>
+            </ns10:sub>
+          </ns10:sSub>
+          <ns10:d>
+            <ns10:dPr>
+              <ns10:begChr ns10:val="["/>
+              <ns10:endChr ns10:val="]"/>
+              <ns10:ctrlPr>
                 <w:rPr>
                   <w:rFonts w:ascii="Cambria Math" w:hAnsi="Cambria Math"/>
                   <w:i/>
                   <w:iCs/>
                 </w:rPr>
-              </m:ctrlPr>
-            </m:dPr>
-            <m:e>
-              <m:r>
+              </ns10:ctrlPr>
+            </ns10:dPr>
+            <ns10:e>
+              <ns10:r>
                 <w:rPr>
                   <w:rFonts w:ascii="Cambria Math" w:hAnsi="Cambria Math"/>
                 </w:rPr>
-                <m:t>n</m:t>
-              </m:r>
-            </m:e>
-          </m:d>
-          <m:r>
+                <ns10:t>n</ns10:t>
+              </ns10:r>
+            </ns10:e>
+          </ns10:d>
+          <ns10:r>
             <w:rPr>
               <w:rFonts w:ascii="Cambria Math" w:hAnsi="Cambria Math"/>
             </w:rPr>
-            <m:t>=</m:t>
-          </m:r>
-          <m:sSub>
-            <m:sSubPr>
-              <m:ctrlPr>
+            <ns10:t>=</ns10:t>
+          </ns10:r>
+          <ns10:sSub>
+            <ns10:sSubPr>
+              <ns10:ctrlPr>
                 <w:rPr>
                   <w:rFonts w:ascii="Cambria Math" w:hAnsi="Cambria Math"/>
                   <w:i/>
                   <w:iCs/>
                 </w:rPr>
-              </m:ctrlPr>
-            </m:sSubPr>
-            <m:e>
-              <m:r>
+              </ns10:ctrlPr>
+            </ns10:sSubPr>
+            <ns10:e>
+              <ns10:r>
                 <w:rPr>
                   <w:rFonts w:ascii="Cambria Math" w:hAnsi="Cambria Math"/>
                 </w:rPr>
-                <m:t>Σ</m:t>
-              </m:r>
-            </m:e>
-            <m:sub>
-              <m:r>
+                <ns10:t>Σ</ns10:t>
+              </ns10:r>
+            </ns10:e>
+            <ns10:sub>
+              <ns10:r>
                 <w:rPr>
                   <w:rFonts w:ascii="Cambria Math" w:hAnsi="Cambria Math"/>
                 </w:rPr>
-                <m:t>k</m:t>
-              </m:r>
-            </m:sub>
-          </m:sSub>
-          <m:r>
+                <ns10:t>k</ns10:t>
+              </ns10:r>
+            </ns10:sub>
+          </ns10:sSub>
+          <ns10:r>
             <w:rPr>
               <w:rFonts w:ascii="Cambria Math" w:hAnsi="Cambria Math"/>
             </w:rPr>
-            <m:t>g</m:t>
-          </m:r>
-          <m:d>
-            <m:dPr>
-              <m:begChr m:val="["/>
-              <m:endChr m:val="]"/>
-              <m:ctrlPr>
+            <ns10:t>g</ns10:t>
+          </ns10:r>
+          <ns10:d>
+            <ns10:dPr>
+              <ns10:begChr ns10:val="["/>
+              <ns10:endChr ns10:val="]"/>
+              <ns10:ctrlPr>
                 <w:rPr>
                   <w:rFonts w:ascii="Cambria Math" w:hAnsi="Cambria Math"/>
                   <w:i/>
                   <w:iCs/>
                 </w:rPr>
-              </m:ctrlPr>
-            </m:dPr>
-            <m:e>
-              <m:r>
+              </ns10:ctrlPr>
+            </ns10:dPr>
+            <ns10:e>
+              <ns10:r>
                 <w:rPr>
                   <w:rFonts w:ascii="Cambria Math" w:hAnsi="Cambria Math"/>
                 </w:rPr>
-                <m:t>k</m:t>
-              </m:r>
-            </m:e>
-          </m:d>
-          <m:r>
+                <ns10:t>k</ns10:t>
+              </ns10:r>
+            </ns10:e>
+          </ns10:d>
+          <ns10:r>
             <w:rPr>
               <w:rFonts w:ascii="Cambria Math" w:hAnsi="Cambria Math"/>
             </w:rPr>
-            <m:t>·</m:t>
-          </m:r>
-          <m:sSub>
-            <m:sSubPr>
-              <m:ctrlPr>
+            <ns10:t>·</ns10:t>
+          </ns10:r>
+          <ns10:sSub>
+            <ns10:sSubPr>
+              <ns10:ctrlPr>
                 <w:rPr>
                   <w:rFonts w:ascii="Cambria Math" w:hAnsi="Cambria Math"/>
                   <w:i/>
                   <w:iCs/>
                 </w:rPr>
-              </m:ctrlPr>
-            </m:sSubPr>
-            <m:e>
-              <m:r>
+              </ns10:ctrlPr>
+            </ns10:sSubPr>
+            <ns10:e>
+              <ns10:r>
                 <w:rPr>
                   <w:rFonts w:ascii="Cambria Math" w:hAnsi="Cambria Math"/>
                 </w:rPr>
-                <m:t>A</m:t>
-              </m:r>
-            </m:e>
-            <m:sub>
-              <m:r>
+                <ns10:t>A</ns10:t>
+              </ns10:r>
+            </ns10:e>
+            <ns10:sub>
+              <ns10:r>
                 <w:rPr>
                   <w:rFonts w:ascii="Cambria Math" w:hAnsi="Cambria Math"/>
                 </w:rPr>
-                <m:t>l-1</m:t>
-              </m:r>
-            </m:sub>
-          </m:sSub>
-          <m:d>
-            <m:dPr>
-              <m:begChr m:val="["/>
-              <m:endChr m:val="]"/>
-              <m:ctrlPr>
+                <ns10:t>l-1</ns10:t>
+              </ns10:r>
+            </ns10:sub>
+          </ns10:sSub>
+          <ns10:d>
+            <ns10:dPr>
+              <ns10:begChr ns10:val="["/>
+              <ns10:endChr ns10:val="]"/>
+              <ns10:ctrlPr>
                 <w:rPr>
                   <w:rFonts w:ascii="Cambria Math" w:hAnsi="Cambria Math"/>
                   <w:i/>
                   <w:iCs/>
                 </w:rPr>
-              </m:ctrlPr>
-            </m:dPr>
-            <m:e>
-              <m:r>
+              </ns10:ctrlPr>
+            </ns10:dPr>
+            <ns10:e>
+              <ns10:r>
                 <w:rPr>
                   <w:rFonts w:ascii="Cambria Math" w:hAnsi="Cambria Math"/>
                 </w:rPr>
-                <m:t>2n-k</m:t>
-              </m:r>
-            </m:e>
-          </m:d>
-          <m:r>
+                <ns10:t>2n-k</ns10:t>
+              </ns10:r>
+            </ns10:e>
+          </ns10:d>
+          <ns10:r>
             <w:rPr>
               <w:rFonts w:ascii="Cambria Math" w:hAnsi="Cambria Math"/>
             </w:rPr>
-            <m:t>,l=1,…,L</m:t>
-          </m:r>
-        </m:oMath>
-      </m:oMathPara>
+            <ns10:t>,l=1,…,L</ns10:t>
+          </ns10:r>
+        </ns10:oMath>
+      </ns10:oMathPara>
     </w:p>
-    <w:p>
+    <w:p ns2:paraId="14B78CF7" ns2:textId="77777777">
       <w:pPr>
         <w:spacing w:line="360" w:lineRule="auto"/>
       </w:pPr>
     </w:p>
-    <w:p>
+    <w:p ns2:paraId="60A7A749" ns2:textId="01A12158">
       <w:pPr>
         <w:spacing w:line="360" w:lineRule="auto"/>
         <w:ind w:firstLine="720"/>
@@ -19911,12 +19911,12 @@
         <w:t xml:space="preserve"> QRS.</w:t>
       </w:r>
     </w:p>
-    <w:p>
+    <w:p ns2:paraId="1AC98745" ns2:textId="77777777">
       <w:pPr>
         <w:spacing w:line="360" w:lineRule="auto"/>
       </w:pPr>
     </w:p>
-    <w:p>
+    <w:p ns2:paraId="40571D2F" ns2:textId="77777777">
       <w:pPr>
         <w:pStyle w:val="Heading3"/>
       </w:pPr>
@@ -19956,7 +19956,7 @@
         <w:t xml:space="preserve"> ECG</w:t>
       </w:r>
     </w:p>
-    <w:p>
+    <w:p ns2:paraId="690779F9" ns2:textId="77777777">
       <w:pPr>
         <w:spacing w:line="360" w:lineRule="auto"/>
         <w:ind w:firstLine="720"/>
@@ -20643,12 +20643,12 @@
         <w:t>.</w:t>
       </w:r>
     </w:p>
-    <w:p>
+    <w:p ns2:paraId="5EDF46DB" ns2:textId="77777777">
       <w:pPr>
         <w:spacing w:line="360" w:lineRule="auto"/>
       </w:pPr>
     </w:p>
-    <w:p>
+    <w:p ns2:paraId="36AE3400" ns2:textId="77777777">
       <w:pPr>
         <w:pStyle w:val="Heading2"/>
       </w:pPr>
@@ -20693,7 +20693,7 @@
       </w:r>
       <w:proofErr w:type="spellEnd"/>
     </w:p>
-    <w:p>
+    <w:p ns2:paraId="540DA1D1" ns2:textId="77777777">
       <w:pPr>
         <w:pStyle w:val="Heading3"/>
       </w:pPr>
@@ -20738,7 +20738,7 @@
       </w:r>
       <w:proofErr w:type="spellEnd"/>
     </w:p>
-    <w:p>
+    <w:p ns2:paraId="2A05A326" ns2:textId="77777777">
       <w:pPr>
         <w:spacing w:line="360" w:lineRule="auto"/>
         <w:ind w:firstLine="720"/>
@@ -21001,118 +21001,118 @@
         <w:t>:</w:t>
       </w:r>
     </w:p>
-    <w:p>
+    <w:p ns2:paraId="3550A293" ns2:textId="77777777">
       <w:pPr>
         <w:spacing w:line="360" w:lineRule="auto"/>
       </w:pPr>
     </w:p>
-    <w:p>
+    <w:p ns2:paraId="66532838" ns2:textId="65CC3411">
       <w:pPr>
         <w:spacing w:line="360" w:lineRule="auto"/>
         <w:jc w:val="both"/>
       </w:pPr>
-      <m:oMathPara>
-        <m:oMath>
-          <m:sSub>
-            <m:sSubPr>
-              <m:ctrlPr>
+      <ns10:oMathPara>
+        <ns10:oMath>
+          <ns10:sSub>
+            <ns10:sSubPr>
+              <ns10:ctrlPr>
                 <w:rPr>
                   <w:rFonts w:ascii="Cambria Math" w:hAnsi="Cambria Math"/>
                   <w:i/>
                   <w:iCs/>
                 </w:rPr>
-              </m:ctrlPr>
-            </m:sSubPr>
-            <m:e>
-              <m:r>
+              </ns10:ctrlPr>
+            </ns10:sSubPr>
+            <ns10:e>
+              <ns10:r>
                 <w:rPr>
                   <w:rFonts w:ascii="Cambria Math" w:hAnsi="Cambria Math"/>
                 </w:rPr>
-                <m:t>x</m:t>
-              </m:r>
-            </m:e>
-            <m:sub>
-              <m:r>
+                <ns10:t>x</ns10:t>
+              </ns10:r>
+            </ns10:e>
+            <ns10:sub>
+              <ns10:r>
                 <w:rPr>
                   <w:rFonts w:ascii="Cambria Math" w:hAnsi="Cambria Math"/>
                 </w:rPr>
-                <m:t>a</m:t>
-              </m:r>
-            </m:sub>
-          </m:sSub>
-          <m:d>
-            <m:dPr>
-              <m:ctrlPr>
+                <ns10:t>a</ns10:t>
+              </ns10:r>
+            </ns10:sub>
+          </ns10:sSub>
+          <ns10:d>
+            <ns10:dPr>
+              <ns10:ctrlPr>
                 <w:rPr>
                   <w:rFonts w:ascii="Cambria Math" w:hAnsi="Cambria Math"/>
                   <w:i/>
                   <w:iCs/>
                 </w:rPr>
-              </m:ctrlPr>
-            </m:dPr>
-            <m:e>
-              <m:r>
+              </ns10:ctrlPr>
+            </ns10:dPr>
+            <ns10:e>
+              <ns10:r>
                 <w:rPr>
                   <w:rFonts w:ascii="Cambria Math" w:hAnsi="Cambria Math"/>
                 </w:rPr>
-                <m:t>t</m:t>
-              </m:r>
-            </m:e>
-          </m:d>
-          <m:r>
+                <ns10:t>t</ns10:t>
+              </ns10:r>
+            </ns10:e>
+          </ns10:d>
+          <ns10:r>
             <w:rPr>
               <w:rFonts w:ascii="Cambria Math" w:hAnsi="Cambria Math"/>
             </w:rPr>
-            <m:t>=x</m:t>
-          </m:r>
-          <m:d>
-            <m:dPr>
-              <m:ctrlPr>
+            <ns10:t>=x</ns10:t>
+          </ns10:r>
+          <ns10:d>
+            <ns10:dPr>
+              <ns10:ctrlPr>
                 <w:rPr>
                   <w:rFonts w:ascii="Cambria Math" w:hAnsi="Cambria Math"/>
                   <w:i/>
                   <w:iCs/>
                 </w:rPr>
-              </m:ctrlPr>
-            </m:dPr>
-            <m:e>
-              <m:r>
+              </ns10:ctrlPr>
+            </ns10:dPr>
+            <ns10:e>
+              <ns10:r>
                 <w:rPr>
                   <w:rFonts w:ascii="Cambria Math" w:hAnsi="Cambria Math"/>
                 </w:rPr>
-                <m:t>t</m:t>
-              </m:r>
-            </m:e>
-          </m:d>
-          <m:r>
+                <ns10:t>t</ns10:t>
+              </ns10:r>
+            </ns10:e>
+          </ns10:d>
+          <ns10:r>
             <w:rPr>
               <w:rFonts w:ascii="Cambria Math" w:hAnsi="Cambria Math"/>
             </w:rPr>
-            <m:t>+j·Hx</m:t>
-          </m:r>
-          <m:d>
-            <m:dPr>
-              <m:ctrlPr>
+            <ns10:t>+j·Hx</ns10:t>
+          </ns10:r>
+          <ns10:d>
+            <ns10:dPr>
+              <ns10:ctrlPr>
                 <w:rPr>
                   <w:rFonts w:ascii="Cambria Math" w:hAnsi="Cambria Math"/>
                   <w:i/>
                   <w:iCs/>
                 </w:rPr>
-              </m:ctrlPr>
-            </m:dPr>
-            <m:e>
-              <m:r>
+              </ns10:ctrlPr>
+            </ns10:dPr>
+            <ns10:e>
+              <ns10:r>
                 <w:rPr>
                   <w:rFonts w:ascii="Cambria Math" w:hAnsi="Cambria Math"/>
                 </w:rPr>
-                <m:t>t</m:t>
-              </m:r>
-            </m:e>
-          </m:d>
-        </m:oMath>
-      </m:oMathPara>
+                <ns10:t>t</ns10:t>
+              </ns10:r>
+            </ns10:e>
+          </ns10:d>
+        </ns10:oMath>
+      </ns10:oMathPara>
     </w:p>
-    <w:p>
+    <w:p ns2:paraId="1F3ADA1E" ns2:textId="3E384FE8">
       <w:pPr>
         <w:spacing w:line="360" w:lineRule="auto"/>
         <w:ind w:firstLine="720"/>
@@ -21137,106 +21137,106 @@
       <w:r>
         <w:t xml:space="preserve"> </w:t>
       </w:r>
-      <m:oMath>
-        <m:r>
+      <ns10:oMath>
+        <ns10:r>
           <w:rPr>
             <w:rFonts w:ascii="Cambria Math" w:hAnsi="Cambria Math"/>
           </w:rPr>
-          <m:t>e</m:t>
-        </m:r>
-        <m:d>
-          <m:dPr>
-            <m:ctrlPr>
+          <ns10:t>e</ns10:t>
+        </ns10:r>
+        <ns10:d>
+          <ns10:dPr>
+            <ns10:ctrlPr>
               <w:rPr>
                 <w:rFonts w:ascii="Cambria Math" w:hAnsi="Cambria Math"/>
                 <w:i/>
               </w:rPr>
-            </m:ctrlPr>
-          </m:dPr>
-          <m:e>
-            <m:r>
+            </ns10:ctrlPr>
+          </ns10:dPr>
+          <ns10:e>
+            <ns10:r>
               <w:rPr>
                 <w:rFonts w:ascii="Cambria Math" w:hAnsi="Cambria Math"/>
               </w:rPr>
-              <m:t>t</m:t>
-            </m:r>
-          </m:e>
-        </m:d>
-        <m:r>
+              <ns10:t>t</ns10:t>
+            </ns10:r>
+          </ns10:e>
+        </ns10:d>
+        <ns10:r>
           <w:rPr>
             <w:rFonts w:ascii="Cambria Math" w:hAnsi="Cambria Math"/>
           </w:rPr>
-          <m:t>=</m:t>
-        </m:r>
-        <m:d>
-          <m:dPr>
-            <m:begChr m:val="|"/>
-            <m:endChr m:val="|"/>
-            <m:ctrlPr>
+          <ns10:t>=</ns10:t>
+        </ns10:r>
+        <ns10:d>
+          <ns10:dPr>
+            <ns10:begChr ns10:val="|"/>
+            <ns10:endChr ns10:val="|"/>
+            <ns10:ctrlPr>
               <w:rPr>
                 <w:rFonts w:ascii="Cambria Math" w:hAnsi="Cambria Math"/>
                 <w:i/>
               </w:rPr>
-            </m:ctrlPr>
-          </m:dPr>
-          <m:e>
-            <m:sSub>
-              <m:sSubPr>
-                <m:ctrlPr>
+            </ns10:ctrlPr>
+          </ns10:dPr>
+          <ns10:e>
+            <ns10:sSub>
+              <ns10:sSubPr>
+                <ns10:ctrlPr>
                   <w:rPr>
                     <w:rFonts w:ascii="Cambria Math" w:hAnsi="Cambria Math"/>
                     <w:i/>
                   </w:rPr>
-                </m:ctrlPr>
-              </m:sSubPr>
-              <m:e>
-                <m:r>
+                </ns10:ctrlPr>
+              </ns10:sSubPr>
+              <ns10:e>
+                <ns10:r>
                   <w:rPr>
                     <w:rFonts w:ascii="Cambria Math" w:hAnsi="Cambria Math"/>
                   </w:rPr>
-                  <m:t>x</m:t>
-                </m:r>
-              </m:e>
-              <m:sub>
-                <m:r>
+                  <ns10:t>x</ns10:t>
+                </ns10:r>
+              </ns10:e>
+              <ns10:sub>
+                <ns10:r>
                   <w:rPr>
                     <w:rFonts w:ascii="Cambria Math" w:hAnsi="Cambria Math"/>
                   </w:rPr>
-                  <m:t>a</m:t>
-                </m:r>
-              </m:sub>
-            </m:sSub>
-            <m:d>
-              <m:dPr>
-                <m:ctrlPr>
+                  <ns10:t>a</ns10:t>
+                </ns10:r>
+              </ns10:sub>
+            </ns10:sSub>
+            <ns10:d>
+              <ns10:dPr>
+                <ns10:ctrlPr>
                   <w:rPr>
                     <w:rFonts w:ascii="Cambria Math" w:hAnsi="Cambria Math"/>
                     <w:i/>
                   </w:rPr>
-                </m:ctrlPr>
-              </m:dPr>
-              <m:e>
-                <m:r>
+                </ns10:ctrlPr>
+              </ns10:dPr>
+              <ns10:e>
+                <ns10:r>
                   <w:rPr>
                     <w:rFonts w:ascii="Cambria Math" w:hAnsi="Cambria Math"/>
                   </w:rPr>
-                  <m:t>t</m:t>
-                </m:r>
-              </m:e>
-            </m:d>
-          </m:e>
-        </m:d>
-      </m:oMath>
+                  <ns10:t>t</ns10:t>
+                </ns10:r>
+              </ns10:e>
+            </ns10:d>
+          </ns10:e>
+        </ns10:d>
+      </ns10:oMath>
       <w:r>
         <w:t xml:space="preserve"> đóng vai trò là đường bao trơn của tín hiệu gốc. Đối với tín hiệu ECG, bao biên độ có xu hướng đạt cực đại tại vị trí các đỉnh R — tạo ra mối liên hệ tự nhiên giữa bao tín hiệu và vị trí đỉnh QRS.</w:t>
       </w:r>
     </w:p>
-    <w:p>
+    <w:p ns2:paraId="2FCE6859" ns2:textId="77777777">
       <w:pPr>
         <w:spacing w:line="360" w:lineRule="auto"/>
       </w:pPr>
     </w:p>
-    <w:p>
+    <w:p ns2:paraId="1C85E1B2" ns2:textId="77777777">
       <w:pPr>
         <w:pStyle w:val="Heading3"/>
       </w:pPr>
@@ -21297,7 +21297,7 @@
       </w:r>
       <w:proofErr w:type="spellEnd"/>
     </w:p>
-    <w:p>
+    <w:p ns2:paraId="0495409D" ns2:textId="77777777">
       <w:pPr>
         <w:spacing w:line="360" w:lineRule="auto"/>
         <w:ind w:firstLine="720"/>
@@ -21456,7 +21456,7 @@
         <w:t xml:space="preserve">: </w:t>
       </w:r>
     </w:p>
-    <w:p>
+    <w:p ns2:paraId="5F4F5C8A" ns2:textId="54A0CFF2">
       <w:pPr>
         <w:pStyle w:val="ListParagraph"/>
         <w:numPr>
@@ -21515,7 +21515,7 @@
         <w:t>.</w:t>
       </w:r>
     </w:p>
-    <w:p>
+    <w:p ns2:paraId="2D00E919" ns2:textId="6BEFF043">
       <w:pPr>
         <w:pStyle w:val="ListParagraph"/>
         <w:numPr>
@@ -21614,7 +21614,7 @@
         <w:t>.</w:t>
       </w:r>
     </w:p>
-    <w:p>
+    <w:p ns2:paraId="2882A810" ns2:textId="77777777">
       <w:pPr>
         <w:pStyle w:val="ListParagraph"/>
         <w:numPr>
@@ -21681,7 +21681,7 @@
         <w:t xml:space="preserve"> IFFT</w:t>
       </w:r>
     </w:p>
-    <w:p>
+    <w:p ns2:paraId="57302874" ns2:textId="4807F139">
       <w:pPr>
         <w:pStyle w:val="ListParagraph"/>
         <w:numPr>
@@ -21909,12 +21909,12 @@
         <w:t>.</w:t>
       </w:r>
     </w:p>
-    <w:p>
+    <w:p ns2:paraId="6D8CCC38" ns2:textId="77777777">
       <w:pPr>
         <w:spacing w:line="360" w:lineRule="auto"/>
       </w:pPr>
     </w:p>
-    <w:p>
+    <w:p ns2:paraId="4D8377A1" ns2:textId="77777777">
       <w:pPr>
         <w:pStyle w:val="Heading2"/>
       </w:pPr>
@@ -21962,7 +21962,7 @@
         <w:t xml:space="preserve"> Đỉnh</w:t>
       </w:r>
     </w:p>
-    <w:p>
+    <w:p ns2:paraId="47913BEC" ns2:textId="2BE1BF29">
       <w:pPr>
         <w:spacing w:line="360" w:lineRule="auto"/>
         <w:ind w:firstLine="720"/>
@@ -22374,40 +22374,40 @@
       <w:r>
         <w:t xml:space="preserve"> </w:t>
       </w:r>
-      <m:oMath>
-        <m:r>
+      <ns10:oMath>
+        <ns10:r>
           <w:rPr>
             <w:rFonts w:ascii="Cambria Math" w:hAnsi="Cambria Math"/>
           </w:rPr>
-          <m:t>q</m:t>
-        </m:r>
-        <m:d>
-          <m:dPr>
-            <m:begChr m:val="["/>
-            <m:endChr m:val="]"/>
-            <m:ctrlPr>
+          <ns10:t>q</ns10:t>
+        </ns10:r>
+        <ns10:d>
+          <ns10:dPr>
+            <ns10:begChr ns10:val="["/>
+            <ns10:endChr ns10:val="]"/>
+            <ns10:ctrlPr>
               <w:rPr>
                 <w:rFonts w:ascii="Cambria Math" w:hAnsi="Cambria Math"/>
                 <w:i/>
               </w:rPr>
-            </m:ctrlPr>
-          </m:dPr>
-          <m:e>
-            <m:r>
+            </ns10:ctrlPr>
+          </ns10:dPr>
+          <ns10:e>
+            <ns10:r>
               <w:rPr>
                 <w:rFonts w:ascii="Cambria Math" w:hAnsi="Cambria Math"/>
               </w:rPr>
-              <m:t>n</m:t>
-            </m:r>
-          </m:e>
-        </m:d>
-        <m:r>
+              <ns10:t>n</ns10:t>
+            </ns10:r>
+          </ns10:e>
+        </ns10:d>
+        <ns10:r>
           <w:rPr>
             <w:rFonts w:ascii="Cambria Math" w:hAnsi="Cambria Math"/>
           </w:rPr>
-          <m:t>∈0,1</m:t>
-        </m:r>
-      </m:oMath>
+          <ns10:t>∈0,1</ns10:t>
+        </ns10:r>
+      </ns10:oMath>
       <w:r>
         <w:t>, Gaussian</w:t>
       </w:r>
@@ -22666,12 +22666,12 @@
         <w:t>.</w:t>
       </w:r>
     </w:p>
-    <w:p>
+    <w:p ns2:paraId="29B49DCF" ns2:textId="77777777">
       <w:pPr>
         <w:spacing w:line="360" w:lineRule="auto"/>
       </w:pPr>
     </w:p>
-    <w:p>
+    <w:p ns2:paraId="1116D635" ns2:textId="77777777">
       <w:pPr>
         <w:pStyle w:val="Heading2"/>
       </w:pPr>
@@ -22687,7 +22687,7 @@
         <w:t xml:space="preserve"> Squeeze-and-Excitation (SE)</w:t>
       </w:r>
     </w:p>
-    <w:p>
+    <w:p ns2:paraId="3DCF6FCD" ns2:textId="77777777">
       <w:pPr>
         <w:spacing w:line="360" w:lineRule="auto"/>
         <w:ind w:firstLine="720"/>
@@ -22862,67 +22862,67 @@
         <w:t xml:space="preserve"> </w:t>
       </w:r>
     </w:p>
-    <w:p>
+    <w:p ns2:paraId="34247816" ns2:textId="36F05A92">
       <w:pPr>
         <w:spacing w:line="360" w:lineRule="auto"/>
         <w:jc w:val="both"/>
       </w:pPr>
-      <m:oMath>
-        <m:r>
+      <ns10:oMath>
+        <ns10:r>
           <w:rPr>
             <w:rFonts w:ascii="Cambria Math" w:hAnsi="Cambria Math"/>
           </w:rPr>
-          <m:t>X∈</m:t>
-        </m:r>
-        <m:sSup>
-          <m:sSupPr>
-            <m:ctrlPr>
+          <ns10:t>X∈</ns10:t>
+        </ns10:r>
+        <ns10:sSup>
+          <ns10:sSupPr>
+            <ns10:ctrlPr>
               <w:rPr>
                 <w:rFonts w:ascii="Cambria Math" w:hAnsi="Cambria Math"/>
                 <w:i/>
               </w:rPr>
-            </m:ctrlPr>
-          </m:sSupPr>
-          <m:e>
-            <m:r>
+            </ns10:ctrlPr>
+          </ns10:sSupPr>
+          <ns10:e>
+            <ns10:r>
               <w:rPr>
                 <w:rFonts w:ascii="Cambria Math" w:hAnsi="Cambria Math"/>
               </w:rPr>
-              <m:t>R</m:t>
-            </m:r>
-          </m:e>
-          <m:sup>
-            <m:d>
-              <m:dPr>
-                <m:ctrlPr>
+              <ns10:t>R</ns10:t>
+            </ns10:r>
+          </ns10:e>
+          <ns10:sup>
+            <ns10:d>
+              <ns10:dPr>
+                <ns10:ctrlPr>
                   <w:rPr>
                     <w:rFonts w:ascii="Cambria Math" w:hAnsi="Cambria Math"/>
                     <w:i/>
                   </w:rPr>
-                </m:ctrlPr>
-              </m:dPr>
-              <m:e>
-                <m:r>
+                </ns10:ctrlPr>
+              </ns10:dPr>
+              <ns10:e>
+                <ns10:r>
                   <w:rPr>
                     <w:rFonts w:ascii="Cambria Math" w:hAnsi="Cambria Math"/>
                   </w:rPr>
-                  <m:t>C×N</m:t>
-                </m:r>
-              </m:e>
-            </m:d>
-          </m:sup>
-        </m:sSup>
-      </m:oMath>
+                  <ns10:t>C×N</ns10:t>
+                </ns10:r>
+              </ns10:e>
+            </ns10:d>
+          </ns10:sup>
+        </ns10:sSup>
+      </ns10:oMath>
       <w:r>
         <w:t>, khối SE thực hiện ba bước: (i) Squeeze — nén chiều thời gian bằng Global Average Pooling; (ii) Excitation — áp dụng mạng fully-connected hai lớp để học trọng số kênh; (iii) Scale — nhân điểm với trọng số học được. Trong kiến trúc EnFE-Net, khối SE đóng vai trò quan trọng sau bước fusion để tái hiệu chỉnh các kênh đặc trưng.</w:t>
       </w:r>
     </w:p>
-    <w:p>
+    <w:p ns2:paraId="761FACBF" ns2:textId="77777777">
       <w:pPr>
         <w:spacing w:line="360" w:lineRule="auto"/>
       </w:pPr>
     </w:p>
-    <w:p>
+    <w:p ns2:paraId="3833038A" ns2:textId="77777777">
       <w:pPr>
         <w:spacing w:line="360" w:lineRule="auto"/>
         <w:ind w:firstLine="720"/>
@@ -23342,12 +23342,12 @@
       </w:r>
       <w:proofErr w:type="spellEnd"/>
     </w:p>
-    <w:p>
+    <w:p ns2:paraId="181B8B32" ns2:textId="77777777">
       <w:r>
         <w:br w:type="page"/>
       </w:r>
     </w:p>
-    <w:p>
+    <w:p ns2:paraId="73B7AA45" ns2:textId="77777777">
       <w:pPr>
         <w:pStyle w:val="Heading1"/>
       </w:pPr>
@@ -23356,12 +23356,12 @@
         <w:t>CHƯƠNG 3. PHƯƠNG PHÁP ĐỀ XUẤT — ENFE-NET</w:t>
       </w:r>
     </w:p>
-    <w:p>
+    <w:p ns2:paraId="680C003E" ns2:textId="77777777">
       <w:pPr>
         <w:spacing w:line="360" w:lineRule="auto"/>
       </w:pPr>
     </w:p>
-    <w:p>
+    <w:p ns2:paraId="2F722902" ns2:textId="77777777">
       <w:pPr>
         <w:spacing w:line="360" w:lineRule="auto"/>
         <w:ind w:firstLine="720"/>
@@ -23600,12 +23600,12 @@
         <w:t>.</w:t>
       </w:r>
     </w:p>
-    <w:p>
+    <w:p ns2:paraId="499C0D70" ns2:textId="77777777">
       <w:pPr>
         <w:spacing w:line="360" w:lineRule="auto"/>
       </w:pPr>
     </w:p>
-    <w:p>
+    <w:p ns2:paraId="02BC681E" ns2:textId="77777777">
       <w:pPr>
         <w:pStyle w:val="Heading2"/>
       </w:pPr>
@@ -23626,7 +23626,7 @@
       </w:r>
       <w:proofErr w:type="spellEnd"/>
     </w:p>
-    <w:p>
+    <w:p ns2:paraId="10F305FE" ns2:textId="77777777">
       <w:pPr>
         <w:spacing w:line="360" w:lineRule="auto"/>
         <w:ind w:firstLine="720"/>
@@ -24145,12 +24145,12 @@
         <w:t>.</w:t>
       </w:r>
     </w:p>
-    <w:p>
+    <w:p ns2:paraId="56399281" ns2:textId="77777777">
       <w:pPr>
         <w:spacing w:line="360" w:lineRule="auto"/>
       </w:pPr>
     </w:p>
-    <w:p>
+    <w:p ns2:paraId="79B6364D" ns2:textId="77777777">
       <w:pPr>
         <w:pStyle w:val="Heading2"/>
       </w:pPr>
@@ -24182,7 +24182,7 @@
         <w:t xml:space="preserve"> Hiệu</w:t>
       </w:r>
     </w:p>
-    <w:p>
+    <w:p ns2:paraId="5E4E2733" ns2:textId="77777777">
       <w:pPr>
         <w:spacing w:line="360" w:lineRule="auto"/>
         <w:ind w:firstLine="720"/>
@@ -24589,12 +24589,12 @@
         <w:t xml:space="preserve"> σ = 4,0.</w:t>
       </w:r>
     </w:p>
-    <w:p>
+    <w:p ns2:paraId="7742B9D9" ns2:textId="77777777">
       <w:pPr>
         <w:spacing w:line="360" w:lineRule="auto"/>
       </w:pPr>
     </w:p>
-    <w:p>
+    <w:p ns2:paraId="55E0B05E" ns2:textId="77777777">
       <w:pPr>
         <w:pStyle w:val="Heading2"/>
       </w:pPr>
@@ -24626,7 +24626,7 @@
         <w:t>-Net</w:t>
       </w:r>
     </w:p>
-    <w:p>
+    <w:p ns2:paraId="27DAEDC7" ns2:textId="77777777">
       <w:pPr>
         <w:pStyle w:val="Heading3"/>
       </w:pPr>
@@ -24642,7 +24642,7 @@
         <w:t xml:space="preserve"> Chung</w:t>
       </w:r>
     </w:p>
-    <w:p>
+    <w:p ns2:paraId="14E0A6CA" ns2:textId="1C573380">
       <w:pPr>
         <w:spacing w:line="360" w:lineRule="auto"/>
         <w:ind w:firstLine="720"/>
@@ -24736,52 +24736,52 @@
       <w:r>
         <w:t xml:space="preserve"> </w:t>
       </w:r>
-      <m:oMath>
-        <m:r>
+      <ns10:oMath>
+        <ns10:r>
           <w:rPr>
             <w:rFonts w:ascii="Cambria Math" w:hAnsi="Cambria Math"/>
           </w:rPr>
-          <m:t>x∈</m:t>
-        </m:r>
-        <m:sSup>
-          <m:sSupPr>
-            <m:ctrlPr>
+          <ns10:t>x∈</ns10:t>
+        </ns10:r>
+        <ns10:sSup>
+          <ns10:sSupPr>
+            <ns10:ctrlPr>
               <w:rPr>
                 <w:rFonts w:ascii="Cambria Math" w:hAnsi="Cambria Math"/>
                 <w:i/>
               </w:rPr>
-            </m:ctrlPr>
-          </m:sSupPr>
-          <m:e>
-            <m:r>
+            </ns10:ctrlPr>
+          </ns10:sSupPr>
+          <ns10:e>
+            <ns10:r>
               <w:rPr>
                 <w:rFonts w:ascii="Cambria Math" w:hAnsi="Cambria Math"/>
               </w:rPr>
-              <m:t>R</m:t>
-            </m:r>
-          </m:e>
-          <m:sup>
-            <m:d>
-              <m:dPr>
-                <m:ctrlPr>
+              <ns10:t>R</ns10:t>
+            </ns10:r>
+          </ns10:e>
+          <ns10:sup>
+            <ns10:d>
+              <ns10:dPr>
+                <ns10:ctrlPr>
                   <w:rPr>
                     <w:rFonts w:ascii="Cambria Math" w:hAnsi="Cambria Math"/>
                     <w:i/>
                   </w:rPr>
-                </m:ctrlPr>
-              </m:dPr>
-              <m:e>
-                <m:r>
+                </ns10:ctrlPr>
+              </ns10:dPr>
+              <ns10:e>
+                <ns10:r>
                   <w:rPr>
                     <w:rFonts w:ascii="Cambria Math" w:hAnsi="Cambria Math"/>
                   </w:rPr>
-                  <m:t>1×N</m:t>
-                </m:r>
-              </m:e>
-            </m:d>
-          </m:sup>
-        </m:sSup>
-      </m:oMath>
+                  <ns10:t>1×N</ns10:t>
+                </ns10:r>
+              </ns10:e>
+            </ns10:d>
+          </ns10:sup>
+        </ns10:sSup>
+      </ns10:oMath>
       <w:r>
         <w:t xml:space="preserve"> </w:t>
       </w:r>
@@ -24849,126 +24849,126 @@
       <w:r>
         <w:t xml:space="preserve">: </w:t>
       </w:r>
-      <m:oMath>
-        <m:sSub>
-          <m:sSubPr>
-            <m:ctrlPr>
+      <ns10:oMath>
+        <ns10:sSub>
+          <ns10:sSubPr>
+            <ns10:ctrlPr>
               <w:rPr>
                 <w:rFonts w:ascii="Cambria Math" w:hAnsi="Cambria Math"/>
                 <w:i/>
               </w:rPr>
-            </m:ctrlPr>
-          </m:sSubPr>
-          <m:e>
-            <m:r>
+            </ns10:ctrlPr>
+          </ns10:sSubPr>
+          <ns10:e>
+            <ns10:r>
               <w:rPr>
                 <w:rFonts w:ascii="Cambria Math" w:hAnsi="Cambria Math"/>
               </w:rPr>
-              <m:t>A</m:t>
-            </m:r>
-          </m:e>
-          <m:sub>
-            <m:r>
+              <ns10:t>A</ns10:t>
+            </ns10:r>
+          </ns10:e>
+          <ns10:sub>
+            <ns10:r>
               <w:rPr>
                 <w:rFonts w:ascii="Cambria Math" w:hAnsi="Cambria Math"/>
               </w:rPr>
-              <m:t>0</m:t>
-            </m:r>
-          </m:sub>
-        </m:sSub>
-        <m:r>
+              <ns10:t>0</ns10:t>
+            </ns10:r>
+          </ns10:sub>
+        </ns10:sSub>
+        <ns10:r>
           <w:rPr>
             <w:rFonts w:ascii="Cambria Math" w:hAnsi="Cambria Math"/>
           </w:rPr>
-          <m:t>=Conv</m:t>
-        </m:r>
-        <m:sSubSup>
-          <m:sSubSupPr>
-            <m:ctrlPr>
+          <ns10:t>=Conv</ns10:t>
+        </ns10:r>
+        <ns10:sSubSup>
+          <ns10:sSubSupPr>
+            <ns10:ctrlPr>
               <w:rPr>
                 <w:rFonts w:ascii="Cambria Math" w:hAnsi="Cambria Math"/>
                 <w:i/>
               </w:rPr>
-            </m:ctrlPr>
-          </m:sSubSupPr>
-          <m:e>
-            <m:r>
+            </ns10:ctrlPr>
+          </ns10:sSubSupPr>
+          <ns10:e>
+            <ns10:r>
               <w:rPr>
                 <w:rFonts w:ascii="Cambria Math" w:hAnsi="Cambria Math"/>
               </w:rPr>
-              <m:t>B</m:t>
-            </m:r>
-          </m:e>
-          <m:sub>
-            <m:d>
-              <m:dPr>
-                <m:ctrlPr>
+              <ns10:t>B</ns10:t>
+            </ns10:r>
+          </ns10:e>
+          <ns10:sub>
+            <ns10:d>
+              <ns10:dPr>
+                <ns10:ctrlPr>
                   <w:rPr>
                     <w:rFonts w:ascii="Cambria Math" w:hAnsi="Cambria Math"/>
                     <w:i/>
                   </w:rPr>
-                </m:ctrlPr>
-              </m:dPr>
-              <m:e>
-                <m:r>
+                </ns10:ctrlPr>
+              </ns10:dPr>
+              <ns10:e>
+                <ns10:r>
                   <w:rPr>
                     <w:rFonts w:ascii="Cambria Math" w:hAnsi="Cambria Math"/>
                   </w:rPr>
-                  <m:t>3,1</m:t>
-                </m:r>
-              </m:e>
-            </m:d>
-          </m:sub>
-          <m:sup>
-            <m:d>
-              <m:dPr>
-                <m:ctrlPr>
+                  <ns10:t>3,1</ns10:t>
+                </ns10:r>
+              </ns10:e>
+            </ns10:d>
+          </ns10:sub>
+          <ns10:sup>
+            <ns10:d>
+              <ns10:dPr>
+                <ns10:ctrlPr>
                   <w:rPr>
                     <w:rFonts w:ascii="Cambria Math" w:hAnsi="Cambria Math"/>
                     <w:i/>
                   </w:rPr>
-                </m:ctrlPr>
-              </m:dPr>
-              <m:e>
-                <m:r>
+                </ns10:ctrlPr>
+              </ns10:dPr>
+              <ns10:e>
+                <ns10:r>
                   <w:rPr>
                     <w:rFonts w:ascii="Cambria Math" w:hAnsi="Cambria Math"/>
                   </w:rPr>
-                  <m:t>1→C</m:t>
-                </m:r>
-              </m:e>
-            </m:d>
-          </m:sup>
-        </m:sSubSup>
-        <m:d>
-          <m:dPr>
-            <m:ctrlPr>
+                  <ns10:t>1→C</ns10:t>
+                </ns10:r>
+              </ns10:e>
+            </ns10:d>
+          </ns10:sup>
+        </ns10:sSubSup>
+        <ns10:d>
+          <ns10:dPr>
+            <ns10:ctrlPr>
               <w:rPr>
                 <w:rFonts w:ascii="Cambria Math" w:hAnsi="Cambria Math"/>
                 <w:i/>
               </w:rPr>
-            </m:ctrlPr>
-          </m:dPr>
-          <m:e>
-            <m:r>
+            </ns10:ctrlPr>
+          </ns10:dPr>
+          <ns10:e>
+            <ns10:r>
               <w:rPr>
                 <w:rFonts w:ascii="Cambria Math" w:hAnsi="Cambria Math"/>
               </w:rPr>
-              <m:t>x</m:t>
-            </m:r>
-          </m:e>
-        </m:d>
-      </m:oMath>
+              <ns10:t>x</ns10:t>
+            </ns10:r>
+          </ns10:e>
+        </ns10:d>
+      </ns10:oMath>
       <w:r>
         <w:t>, trong đó C là số kênh cơ sở (base_channels = 64 trong cấu hình tốt nhất). Đặc trưng A_0 này được chia sẻ đồng thời làm đầu vào cho cả hai nhánh xử lý song song.</w:t>
       </w:r>
     </w:p>
-    <w:p>
+    <w:p ns2:paraId="096B4F67" ns2:textId="77777777">
       <w:pPr>
         <w:spacing w:line="360" w:lineRule="auto"/>
       </w:pPr>
     </w:p>
-    <w:p>
+    <w:p ns2:paraId="74D1E8D9" ns2:textId="77777777">
       <w:pPr>
         <w:pStyle w:val="Heading3"/>
       </w:pPr>
@@ -24984,7 +24984,7 @@
         <w:t xml:space="preserve"> Wavelet (Wavelet Branch)</w:t>
       </w:r>
     </w:p>
-    <w:p>
+    <w:p ns2:paraId="33DEC325" ns2:textId="51B04927">
       <w:pPr>
         <w:spacing w:line="360" w:lineRule="auto"/>
         <w:ind w:firstLine="720"/>
@@ -25015,14 +25015,14 @@
       <w:r>
         <w:t xml:space="preserve"> </w:t>
       </w:r>
-      <m:oMath>
-        <m:r>
+      <ns10:oMath>
+        <ns10:r>
           <w:rPr>
             <w:rFonts w:ascii="Cambria Math" w:hAnsi="Cambria Math"/>
           </w:rPr>
-          <m:t>DWT</m:t>
-        </m:r>
-      </m:oMath>
+          <ns10:t>DWT</ns10:t>
+        </ns10:r>
+      </ns10:oMath>
       <w:r>
         <w:t xml:space="preserve"> L-m</w:t>
       </w:r>
@@ -25330,99 +25330,99 @@
       <w:r>
         <w:t xml:space="preserve"> (</w:t>
       </w:r>
-      <m:oMath>
-        <m:r>
+      <ns10:oMath>
+        <ns10:r>
           <w:rPr>
             <w:rFonts w:ascii="Cambria Math" w:hAnsi="Cambria Math"/>
           </w:rPr>
-          <m:t>IDWT</m:t>
-        </m:r>
-      </m:oMath>
+          <ns10:t>IDWT</ns10:t>
+        </ns10:r>
+      </ns10:oMath>
       <w:r>
         <w:t xml:space="preserve">) để thu </w:t>
       </w:r>
-      <m:oMath>
-        <m:sSub>
-          <m:sSubPr>
-            <m:ctrlPr>
+      <ns10:oMath>
+        <ns10:sSub>
+          <ns10:sSubPr>
+            <ns10:ctrlPr>
               <w:rPr>
                 <w:rFonts w:ascii="Cambria Math" w:hAnsi="Cambria Math"/>
                 <w:i/>
               </w:rPr>
-            </m:ctrlPr>
-          </m:sSubPr>
-          <m:e>
-            <m:r>
+            </ns10:ctrlPr>
+          </ns10:sSubPr>
+          <ns10:e>
+            <ns10:r>
               <w:rPr>
                 <w:rFonts w:ascii="Cambria Math" w:hAnsi="Cambria Math"/>
               </w:rPr>
-              <m:t>F</m:t>
-            </m:r>
-          </m:e>
-          <m:sub>
-            <m:r>
+              <ns10:t>F</ns10:t>
+            </ns10:r>
+          </ns10:e>
+          <ns10:sub>
+            <ns10:r>
               <w:rPr>
                 <w:rFonts w:ascii="Cambria Math" w:hAnsi="Cambria Math"/>
               </w:rPr>
-              <m:t>wav</m:t>
-            </m:r>
-          </m:sub>
-        </m:sSub>
-        <m:r>
+              <ns10:t>wav</ns10:t>
+            </ns10:r>
+          </ns10:sub>
+        </ns10:sSub>
+        <ns10:r>
           <w:rPr>
             <w:rFonts w:ascii="Cambria Math" w:hAnsi="Cambria Math"/>
           </w:rPr>
-          <m:t>∈</m:t>
-        </m:r>
-        <m:sSup>
-          <m:sSupPr>
-            <m:ctrlPr>
+          <ns10:t>∈</ns10:t>
+        </ns10:r>
+        <ns10:sSup>
+          <ns10:sSupPr>
+            <ns10:ctrlPr>
               <w:rPr>
                 <w:rFonts w:ascii="Cambria Math" w:hAnsi="Cambria Math"/>
                 <w:i/>
               </w:rPr>
-            </m:ctrlPr>
-          </m:sSupPr>
-          <m:e>
-            <m:r>
+            </ns10:ctrlPr>
+          </ns10:sSupPr>
+          <ns10:e>
+            <ns10:r>
               <w:rPr>
                 <w:rFonts w:ascii="Cambria Math" w:hAnsi="Cambria Math"/>
               </w:rPr>
-              <m:t>R</m:t>
-            </m:r>
-          </m:e>
-          <m:sup>
-            <m:d>
-              <m:dPr>
-                <m:ctrlPr>
+              <ns10:t>R</ns10:t>
+            </ns10:r>
+          </ns10:e>
+          <ns10:sup>
+            <ns10:d>
+              <ns10:dPr>
+                <ns10:ctrlPr>
                   <w:rPr>
                     <w:rFonts w:ascii="Cambria Math" w:hAnsi="Cambria Math"/>
                     <w:i/>
                   </w:rPr>
-                </m:ctrlPr>
-              </m:dPr>
-              <m:e>
-                <m:r>
+                </ns10:ctrlPr>
+              </ns10:dPr>
+              <ns10:e>
+                <ns10:r>
                   <w:rPr>
                     <w:rFonts w:ascii="Cambria Math" w:hAnsi="Cambria Math"/>
                   </w:rPr>
-                  <m:t>C×N</m:t>
-                </m:r>
-              </m:e>
-            </m:d>
-          </m:sup>
-        </m:sSup>
-      </m:oMath>
+                  <ns10:t>C×N</ns10:t>
+                </ns10:r>
+              </ns10:e>
+            </ns10:d>
+          </ns10:sup>
+        </ns10:sSup>
+      </ns10:oMath>
       <w:r>
         <w:t>. Thiết kế này cho phép mô hình học các biểu diễn đặc trưng tần số chuyên biệt cho từng dải tần.</w:t>
       </w:r>
     </w:p>
-    <w:p>
+    <w:p ns2:paraId="03F13517" ns2:textId="77777777">
       <w:pPr>
         <w:spacing w:line="360" w:lineRule="auto"/>
       </w:pPr>
     </w:p>
-    <w:p>
+    <w:p ns2:paraId="578E743E" ns2:textId="77777777">
       <w:pPr>
         <w:pStyle w:val="Heading3"/>
       </w:pPr>
@@ -25470,7 +25470,7 @@
         <w:t xml:space="preserve"> (Direct Residual Branch)</w:t>
       </w:r>
     </w:p>
-    <w:p>
+    <w:p ns2:paraId="0F0E53E8" ns2:textId="759C7CD1">
       <w:pPr>
         <w:spacing w:line="360" w:lineRule="auto"/>
         <w:ind w:firstLine="720"/>
@@ -25599,150 +25599,150 @@
       <w:r>
         <w:t xml:space="preserve">: </w:t>
       </w:r>
-      <m:oMath>
-        <m:sSub>
-          <m:sSubPr>
-            <m:ctrlPr>
+      <ns10:oMath>
+        <ns10:sSub>
+          <ns10:sSubPr>
+            <ns10:ctrlPr>
               <w:rPr>
                 <w:rFonts w:ascii="Cambria Math" w:hAnsi="Cambria Math"/>
                 <w:i/>
               </w:rPr>
-            </m:ctrlPr>
-          </m:sSubPr>
-          <m:e>
-            <m:r>
+            </ns10:ctrlPr>
+          </ns10:sSubPr>
+          <ns10:e>
+            <ns10:r>
               <w:rPr>
                 <w:rFonts w:ascii="Cambria Math" w:hAnsi="Cambria Math"/>
               </w:rPr>
-              <m:t>F</m:t>
-            </m:r>
-          </m:e>
-          <m:sub>
-            <m:r>
+              <ns10:t>F</ns10:t>
+            </ns10:r>
+          </ns10:e>
+          <ns10:sub>
+            <ns10:r>
               <w:rPr>
                 <w:rFonts w:ascii="Cambria Math" w:hAnsi="Cambria Math"/>
               </w:rPr>
-              <m:t>res</m:t>
-            </m:r>
-          </m:sub>
-        </m:sSub>
-        <m:r>
+              <ns10:t>res</ns10:t>
+            </ns10:r>
+          </ns10:sub>
+        </ns10:sSub>
+        <ns10:r>
           <w:rPr>
             <w:rFonts w:ascii="Cambria Math" w:hAnsi="Cambria Math"/>
           </w:rPr>
-          <m:t>=Res</m:t>
-        </m:r>
-        <m:d>
-          <m:dPr>
-            <m:ctrlPr>
+          <ns10:t>=Res</ns10:t>
+        </ns10:r>
+        <ns10:d>
+          <ns10:dPr>
+            <ns10:ctrlPr>
               <w:rPr>
                 <w:rFonts w:ascii="Cambria Math" w:hAnsi="Cambria Math"/>
                 <w:i/>
               </w:rPr>
-            </m:ctrlPr>
-          </m:dPr>
-          <m:e>
-            <m:r>
+            </ns10:ctrlPr>
+          </ns10:dPr>
+          <ns10:e>
+            <ns10:r>
               <w:rPr>
                 <w:rFonts w:ascii="Cambria Math" w:hAnsi="Cambria Math"/>
               </w:rPr>
-              <m:t>Res</m:t>
-            </m:r>
-            <m:d>
-              <m:dPr>
-                <m:ctrlPr>
+              <ns10:t>Res</ns10:t>
+            </ns10:r>
+            <ns10:d>
+              <ns10:dPr>
+                <ns10:ctrlPr>
                   <w:rPr>
                     <w:rFonts w:ascii="Cambria Math" w:hAnsi="Cambria Math"/>
                     <w:i/>
                   </w:rPr>
-                </m:ctrlPr>
-              </m:dPr>
-              <m:e>
-                <m:sSub>
-                  <m:sSubPr>
-                    <m:ctrlPr>
+                </ns10:ctrlPr>
+              </ns10:dPr>
+              <ns10:e>
+                <ns10:sSub>
+                  <ns10:sSubPr>
+                    <ns10:ctrlPr>
                       <w:rPr>
                         <w:rFonts w:ascii="Cambria Math" w:hAnsi="Cambria Math"/>
                         <w:i/>
                       </w:rPr>
-                    </m:ctrlPr>
-                  </m:sSubPr>
-                  <m:e>
-                    <m:r>
+                    </ns10:ctrlPr>
+                  </ns10:sSubPr>
+                  <ns10:e>
+                    <ns10:r>
                       <w:rPr>
                         <w:rFonts w:ascii="Cambria Math" w:hAnsi="Cambria Math"/>
                       </w:rPr>
-                      <m:t>A</m:t>
-                    </m:r>
-                  </m:e>
-                  <m:sub>
-                    <m:r>
+                      <ns10:t>A</ns10:t>
+                    </ns10:r>
+                  </ns10:e>
+                  <ns10:sub>
+                    <ns10:r>
                       <w:rPr>
                         <w:rFonts w:ascii="Cambria Math" w:hAnsi="Cambria Math"/>
                       </w:rPr>
-                      <m:t>0</m:t>
-                    </m:r>
-                  </m:sub>
-                </m:sSub>
-              </m:e>
-            </m:d>
-          </m:e>
-        </m:d>
-        <m:r>
+                      <ns10:t>0</ns10:t>
+                    </ns10:r>
+                  </ns10:sub>
+                </ns10:sSub>
+              </ns10:e>
+            </ns10:d>
+          </ns10:e>
+        </ns10:d>
+        <ns10:r>
           <w:rPr>
             <w:rFonts w:ascii="Cambria Math" w:hAnsi="Cambria Math"/>
           </w:rPr>
-          <m:t>∈</m:t>
-        </m:r>
-        <m:sSup>
-          <m:sSupPr>
-            <m:ctrlPr>
+          <ns10:t>∈</ns10:t>
+        </ns10:r>
+        <ns10:sSup>
+          <ns10:sSupPr>
+            <ns10:ctrlPr>
               <w:rPr>
                 <w:rFonts w:ascii="Cambria Math" w:hAnsi="Cambria Math"/>
                 <w:i/>
               </w:rPr>
-            </m:ctrlPr>
-          </m:sSupPr>
-          <m:e>
-            <m:r>
+            </ns10:ctrlPr>
+          </ns10:sSupPr>
+          <ns10:e>
+            <ns10:r>
               <w:rPr>
                 <w:rFonts w:ascii="Cambria Math" w:hAnsi="Cambria Math"/>
               </w:rPr>
-              <m:t>R</m:t>
-            </m:r>
-          </m:e>
-          <m:sup>
-            <m:d>
-              <m:dPr>
-                <m:ctrlPr>
+              <ns10:t>R</ns10:t>
+            </ns10:r>
+          </ns10:e>
+          <ns10:sup>
+            <ns10:d>
+              <ns10:dPr>
+                <ns10:ctrlPr>
                   <w:rPr>
                     <w:rFonts w:ascii="Cambria Math" w:hAnsi="Cambria Math"/>
                     <w:i/>
                   </w:rPr>
-                </m:ctrlPr>
-              </m:dPr>
-              <m:e>
-                <m:r>
+                </ns10:ctrlPr>
+              </ns10:dPr>
+              <ns10:e>
+                <ns10:r>
                   <w:rPr>
                     <w:rFonts w:ascii="Cambria Math" w:hAnsi="Cambria Math"/>
                   </w:rPr>
-                  <m:t>C×N</m:t>
-                </m:r>
-              </m:e>
-            </m:d>
-          </m:sup>
-        </m:sSup>
-      </m:oMath>
+                  <ns10:t>C×N</ns10:t>
+                </ns10:r>
+              </ns10:e>
+            </ns10:d>
+          </ns10:sup>
+        </ns10:sSup>
+      </ns10:oMath>
       <w:r>
         <w:t>. Nhánh này bảo toàn thông tin cấu trúc thời gian liên quan đến hoạt động tim thai — điều mà quá trình biến đổi wavelet có thể làm mờ đi. Sự kết hợp hai nhánh tạo ra khả năng bổ sung giữa thông tin đa phân giải và thông tin thời gian liên tục.</w:t>
       </w:r>
     </w:p>
-    <w:p>
+    <w:p ns2:paraId="33B5958B" ns2:textId="77777777">
       <w:pPr>
         <w:spacing w:line="360" w:lineRule="auto"/>
       </w:pPr>
     </w:p>
-    <w:p>
+    <w:p ns2:paraId="5836BA0E" ns2:textId="77777777">
       <w:pPr>
         <w:pStyle w:val="Heading3"/>
       </w:pPr>
@@ -25766,7 +25766,7 @@
         <w:t xml:space="preserve"> SE</w:t>
       </w:r>
     </w:p>
-    <w:p>
+    <w:p ns2:paraId="468C8CA4" ns2:textId="0099BF87">
       <w:pPr>
         <w:spacing w:line="360" w:lineRule="auto"/>
         <w:ind w:firstLine="720"/>
@@ -25884,183 +25884,183 @@
       <w:r>
         <w:t xml:space="preserve">: </w:t>
       </w:r>
-      <m:oMath>
-        <m:sSub>
-          <m:sSubPr>
-            <m:ctrlPr>
+      <ns10:oMath>
+        <ns10:sSub>
+          <ns10:sSubPr>
+            <ns10:ctrlPr>
               <w:rPr>
                 <w:rFonts w:ascii="Cambria Math" w:hAnsi="Cambria Math"/>
                 <w:i/>
               </w:rPr>
-            </m:ctrlPr>
-          </m:sSubPr>
-          <m:e>
-            <m:r>
+            </ns10:ctrlPr>
+          </ns10:sSubPr>
+          <ns10:e>
+            <ns10:r>
               <w:rPr>
                 <w:rFonts w:ascii="Cambria Math" w:hAnsi="Cambria Math"/>
               </w:rPr>
-              <m:t>F</m:t>
-            </m:r>
-          </m:e>
-          <m:sub>
-            <m:r>
+              <ns10:t>F</ns10:t>
+            </ns10:r>
+          </ns10:e>
+          <ns10:sub>
+            <ns10:r>
               <w:rPr>
                 <w:rFonts w:ascii="Cambria Math" w:hAnsi="Cambria Math"/>
               </w:rPr>
-              <m:t>sum</m:t>
-            </m:r>
-          </m:sub>
-        </m:sSub>
-        <m:r>
+              <ns10:t>sum</ns10:t>
+            </ns10:r>
+          </ns10:sub>
+        </ns10:sSub>
+        <ns10:r>
           <w:rPr>
             <w:rFonts w:ascii="Cambria Math" w:hAnsi="Cambria Math"/>
           </w:rPr>
-          <m:t>=</m:t>
-        </m:r>
-        <m:sSub>
-          <m:sSubPr>
-            <m:ctrlPr>
+          <ns10:t>=</ns10:t>
+        </ns10:r>
+        <ns10:sSub>
+          <ns10:sSubPr>
+            <ns10:ctrlPr>
               <w:rPr>
                 <w:rFonts w:ascii="Cambria Math" w:hAnsi="Cambria Math"/>
                 <w:i/>
               </w:rPr>
-            </m:ctrlPr>
-          </m:sSubPr>
-          <m:e>
-            <m:r>
+            </ns10:ctrlPr>
+          </ns10:sSubPr>
+          <ns10:e>
+            <ns10:r>
               <w:rPr>
                 <w:rFonts w:ascii="Cambria Math" w:hAnsi="Cambria Math"/>
               </w:rPr>
-              <m:t>F</m:t>
-            </m:r>
-          </m:e>
-          <m:sub>
-            <m:r>
+              <ns10:t>F</ns10:t>
+            </ns10:r>
+          </ns10:e>
+          <ns10:sub>
+            <ns10:r>
               <w:rPr>
                 <w:rFonts w:ascii="Cambria Math" w:hAnsi="Cambria Math"/>
               </w:rPr>
-              <m:t>wav</m:t>
-            </m:r>
-          </m:sub>
-        </m:sSub>
-        <m:r>
+              <ns10:t>wav</ns10:t>
+            </ns10:r>
+          </ns10:sub>
+        </ns10:sSub>
+        <ns10:r>
           <w:rPr>
             <w:rFonts w:ascii="Cambria Math" w:hAnsi="Cambria Math"/>
           </w:rPr>
-          <m:t>+</m:t>
-        </m:r>
-        <m:sSub>
-          <m:sSubPr>
-            <m:ctrlPr>
+          <ns10:t>+</ns10:t>
+        </ns10:r>
+        <ns10:sSub>
+          <ns10:sSubPr>
+            <ns10:ctrlPr>
               <w:rPr>
                 <w:rFonts w:ascii="Cambria Math" w:hAnsi="Cambria Math"/>
                 <w:i/>
               </w:rPr>
-            </m:ctrlPr>
-          </m:sSubPr>
-          <m:e>
-            <m:r>
+            </ns10:ctrlPr>
+          </ns10:sSubPr>
+          <ns10:e>
+            <ns10:r>
               <w:rPr>
                 <w:rFonts w:ascii="Cambria Math" w:hAnsi="Cambria Math"/>
               </w:rPr>
-              <m:t>F</m:t>
-            </m:r>
-          </m:e>
-          <m:sub>
-            <m:r>
+              <ns10:t>F</ns10:t>
+            </ns10:r>
+          </ns10:e>
+          <ns10:sub>
+            <ns10:r>
               <w:rPr>
                 <w:rFonts w:ascii="Cambria Math" w:hAnsi="Cambria Math"/>
               </w:rPr>
-              <m:t>res</m:t>
-            </m:r>
-          </m:sub>
-        </m:sSub>
-      </m:oMath>
+              <ns10:t>res</ns10:t>
+            </ns10:r>
+          </ns10:sub>
+        </ns10:sSub>
+      </ns10:oMath>
       <w:r>
         <w:t xml:space="preserve">. Sau đó, khối SE được áp dụng để tái hiệu chỉnh kênh: </w:t>
       </w:r>
-      <m:oMath>
-        <m:sSub>
-          <m:sSubPr>
-            <m:ctrlPr>
+      <ns10:oMath>
+        <ns10:sSub>
+          <ns10:sSubPr>
+            <ns10:ctrlPr>
               <w:rPr>
                 <w:rFonts w:ascii="Cambria Math" w:hAnsi="Cambria Math"/>
                 <w:i/>
               </w:rPr>
-            </m:ctrlPr>
-          </m:sSubPr>
-          <m:e>
-            <m:r>
+            </ns10:ctrlPr>
+          </ns10:sSubPr>
+          <ns10:e>
+            <ns10:r>
               <w:rPr>
                 <w:rFonts w:ascii="Cambria Math" w:hAnsi="Cambria Math"/>
               </w:rPr>
-              <m:t>F</m:t>
-            </m:r>
-          </m:e>
-          <m:sub>
-            <m:r>
+              <ns10:t>F</ns10:t>
+            </ns10:r>
+          </ns10:e>
+          <ns10:sub>
+            <ns10:r>
               <w:rPr>
                 <w:rFonts w:ascii="Cambria Math" w:hAnsi="Cambria Math"/>
               </w:rPr>
-              <m:t>fus</m:t>
-            </m:r>
-          </m:sub>
-        </m:sSub>
-        <m:r>
+              <ns10:t>fus</ns10:t>
+            </ns10:r>
+          </ns10:sub>
+        </ns10:sSub>
+        <ns10:r>
           <w:rPr>
             <w:rFonts w:ascii="Cambria Math" w:hAnsi="Cambria Math"/>
           </w:rPr>
-          <m:t>=SE</m:t>
-        </m:r>
-        <m:d>
-          <m:dPr>
-            <m:ctrlPr>
+          <ns10:t>=SE</ns10:t>
+        </ns10:r>
+        <ns10:d>
+          <ns10:dPr>
+            <ns10:ctrlPr>
               <w:rPr>
                 <w:rFonts w:ascii="Cambria Math" w:hAnsi="Cambria Math"/>
                 <w:i/>
               </w:rPr>
-            </m:ctrlPr>
-          </m:dPr>
-          <m:e>
-            <m:sSub>
-              <m:sSubPr>
-                <m:ctrlPr>
+            </ns10:ctrlPr>
+          </ns10:dPr>
+          <ns10:e>
+            <ns10:sSub>
+              <ns10:sSubPr>
+                <ns10:ctrlPr>
                   <w:rPr>
                     <w:rFonts w:ascii="Cambria Math" w:hAnsi="Cambria Math"/>
                     <w:i/>
                   </w:rPr>
-                </m:ctrlPr>
-              </m:sSubPr>
-              <m:e>
-                <m:r>
+                </ns10:ctrlPr>
+              </ns10:sSubPr>
+              <ns10:e>
+                <ns10:r>
                   <w:rPr>
                     <w:rFonts w:ascii="Cambria Math" w:hAnsi="Cambria Math"/>
                   </w:rPr>
-                  <m:t>F</m:t>
-                </m:r>
-              </m:e>
-              <m:sub>
-                <m:r>
+                  <ns10:t>F</ns10:t>
+                </ns10:r>
+              </ns10:e>
+              <ns10:sub>
+                <ns10:r>
                   <w:rPr>
                     <w:rFonts w:ascii="Cambria Math" w:hAnsi="Cambria Math"/>
                   </w:rPr>
-                  <m:t>sum</m:t>
-                </m:r>
-              </m:sub>
-            </m:sSub>
-          </m:e>
-        </m:d>
-      </m:oMath>
+                  <ns10:t>sum</ns10:t>
+                </ns10:r>
+              </ns10:sub>
+            </ns10:sSub>
+          </ns10:e>
+        </ns10:d>
+      </ns10:oMath>
       <w:r>
         <w:t>. Cơ chế SE tự động xác định những kênh nào mang thông tin fECG hữu ích và những kênh nào chủ yếu phản ánh nhiễu.</w:t>
       </w:r>
     </w:p>
-    <w:p>
+    <w:p ns2:paraId="18FC5C74" ns2:textId="77777777">
       <w:pPr>
         <w:spacing w:line="360" w:lineRule="auto"/>
       </w:pPr>
     </w:p>
-    <w:p>
+    <w:p ns2:paraId="24737EB2" ns2:textId="77777777">
       <w:pPr>
         <w:pStyle w:val="Heading3"/>
       </w:pPr>
@@ -26084,7 +26084,7 @@
         <w:t xml:space="preserve"> Ra</w:t>
       </w:r>
     </w:p>
-    <w:p>
+    <w:p ns2:paraId="7DD0411C" ns2:textId="58EAEE3B">
       <w:pPr>
         <w:spacing w:line="360" w:lineRule="auto"/>
         <w:ind w:firstLine="720"/>
@@ -26266,164 +26266,164 @@
       <w:r>
         <w:t xml:space="preserve"> tanh: </w:t>
       </w:r>
-      <m:oMath>
-        <m:r>
+      <ns10:oMath>
+        <ns10:r>
           <w:rPr>
             <w:rFonts w:ascii="Cambria Math" w:hAnsi="Cambria Math"/>
           </w:rPr>
-          <m:t>y</m:t>
-        </m:r>
-        <m:d>
-          <m:dPr>
-            <m:begChr m:val="["/>
-            <m:endChr m:val="]"/>
-            <m:ctrlPr>
+          <ns10:t>y</ns10:t>
+        </ns10:r>
+        <ns10:d>
+          <ns10:dPr>
+            <ns10:begChr ns10:val="["/>
+            <ns10:endChr ns10:val="]"/>
+            <ns10:ctrlPr>
               <w:rPr>
                 <w:rFonts w:ascii="Cambria Math" w:hAnsi="Cambria Math"/>
                 <w:i/>
               </w:rPr>
-            </m:ctrlPr>
-          </m:dPr>
-          <m:e>
-            <m:r>
+            </ns10:ctrlPr>
+          </ns10:dPr>
+          <ns10:e>
+            <ns10:r>
               <w:rPr>
                 <w:rFonts w:ascii="Cambria Math" w:hAnsi="Cambria Math"/>
               </w:rPr>
-              <m:t>n</m:t>
-            </m:r>
-          </m:e>
-        </m:d>
-        <m:r>
+              <ns10:t>n</ns10:t>
+            </ns10:r>
+          </ns10:e>
+        </ns10:d>
+        <ns10:r>
           <w:rPr>
             <w:rFonts w:ascii="Cambria Math" w:hAnsi="Cambria Math"/>
           </w:rPr>
-          <m:t>=tanh</m:t>
-        </m:r>
-        <m:d>
-          <m:dPr>
-            <m:ctrlPr>
+          <ns10:t>=tanh</ns10:t>
+        </ns10:r>
+        <ns10:d>
+          <ns10:dPr>
+            <ns10:ctrlPr>
               <w:rPr>
                 <w:rFonts w:ascii="Cambria Math" w:hAnsi="Cambria Math"/>
                 <w:i/>
               </w:rPr>
-            </m:ctrlPr>
-          </m:dPr>
-          <m:e>
-            <m:r>
+            </ns10:ctrlPr>
+          </ns10:dPr>
+          <ns10:e>
+            <ns10:r>
               <w:rPr>
                 <w:rFonts w:ascii="Cambria Math" w:hAnsi="Cambria Math"/>
               </w:rPr>
-              <m:t>Con</m:t>
-            </m:r>
-            <m:sSubSup>
-              <m:sSubSupPr>
-                <m:ctrlPr>
+              <ns10:t>Con</ns10:t>
+            </ns10:r>
+            <ns10:sSubSup>
+              <ns10:sSubSupPr>
+                <ns10:ctrlPr>
                   <w:rPr>
                     <w:rFonts w:ascii="Cambria Math" w:hAnsi="Cambria Math"/>
                     <w:i/>
                   </w:rPr>
-                </m:ctrlPr>
-              </m:sSubSupPr>
-              <m:e>
-                <m:r>
+                </ns10:ctrlPr>
+              </ns10:sSubSupPr>
+              <ns10:e>
+                <ns10:r>
                   <w:rPr>
                     <w:rFonts w:ascii="Cambria Math" w:hAnsi="Cambria Math"/>
                   </w:rPr>
-                  <m:t>v</m:t>
-                </m:r>
-              </m:e>
-              <m:sub>
-                <m:d>
-                  <m:dPr>
-                    <m:ctrlPr>
+                  <ns10:t>v</ns10:t>
+                </ns10:r>
+              </ns10:e>
+              <ns10:sub>
+                <ns10:d>
+                  <ns10:dPr>
+                    <ns10:ctrlPr>
                       <w:rPr>
                         <w:rFonts w:ascii="Cambria Math" w:hAnsi="Cambria Math"/>
                         <w:i/>
                       </w:rPr>
-                    </m:ctrlPr>
-                  </m:dPr>
-                  <m:e>
-                    <m:r>
+                    </ns10:ctrlPr>
+                  </ns10:dPr>
+                  <ns10:e>
+                    <ns10:r>
                       <w:rPr>
                         <w:rFonts w:ascii="Cambria Math" w:hAnsi="Cambria Math"/>
                       </w:rPr>
-                      <m:t>3,1</m:t>
-                    </m:r>
-                  </m:e>
-                </m:d>
-              </m:sub>
-              <m:sup>
-                <m:d>
-                  <m:dPr>
-                    <m:ctrlPr>
+                      <ns10:t>3,1</ns10:t>
+                    </ns10:r>
+                  </ns10:e>
+                </ns10:d>
+              </ns10:sub>
+              <ns10:sup>
+                <ns10:d>
+                  <ns10:dPr>
+                    <ns10:ctrlPr>
                       <w:rPr>
                         <w:rFonts w:ascii="Cambria Math" w:hAnsi="Cambria Math"/>
                         <w:i/>
                       </w:rPr>
-                    </m:ctrlPr>
-                  </m:dPr>
-                  <m:e>
-                    <m:r>
+                    </ns10:ctrlPr>
+                  </ns10:dPr>
+                  <ns10:e>
+                    <ns10:r>
                       <w:rPr>
                         <w:rFonts w:ascii="Cambria Math" w:hAnsi="Cambria Math"/>
                       </w:rPr>
-                      <m:t>C→1</m:t>
-                    </m:r>
-                  </m:e>
-                </m:d>
-              </m:sup>
-            </m:sSubSup>
-            <m:d>
-              <m:dPr>
-                <m:ctrlPr>
+                      <ns10:t>C→1</ns10:t>
+                    </ns10:r>
+                  </ns10:e>
+                </ns10:d>
+              </ns10:sup>
+            </ns10:sSubSup>
+            <ns10:d>
+              <ns10:dPr>
+                <ns10:ctrlPr>
                   <w:rPr>
                     <w:rFonts w:ascii="Cambria Math" w:hAnsi="Cambria Math"/>
                     <w:i/>
                   </w:rPr>
-                </m:ctrlPr>
-              </m:dPr>
-              <m:e>
-                <m:sSub>
-                  <m:sSubPr>
-                    <m:ctrlPr>
+                </ns10:ctrlPr>
+              </ns10:dPr>
+              <ns10:e>
+                <ns10:sSub>
+                  <ns10:sSubPr>
+                    <ns10:ctrlPr>
                       <w:rPr>
                         <w:rFonts w:ascii="Cambria Math" w:hAnsi="Cambria Math"/>
                         <w:i/>
                       </w:rPr>
-                    </m:ctrlPr>
-                  </m:sSubPr>
-                  <m:e>
-                    <m:r>
+                    </ns10:ctrlPr>
+                  </ns10:sSubPr>
+                  <ns10:e>
+                    <ns10:r>
                       <w:rPr>
                         <w:rFonts w:ascii="Cambria Math" w:hAnsi="Cambria Math"/>
                       </w:rPr>
-                      <m:t>F</m:t>
-                    </m:r>
-                  </m:e>
-                  <m:sub>
-                    <m:r>
+                      <ns10:t>F</ns10:t>
+                    </ns10:r>
+                  </ns10:e>
+                  <ns10:sub>
+                    <ns10:r>
                       <w:rPr>
                         <w:rFonts w:ascii="Cambria Math" w:hAnsi="Cambria Math"/>
                       </w:rPr>
-                      <m:t>out</m:t>
-                    </m:r>
-                  </m:sub>
-                </m:sSub>
-              </m:e>
-            </m:d>
-          </m:e>
-        </m:d>
-      </m:oMath>
+                      <ns10:t>out</ns10:t>
+                    </ns10:r>
+                  </ns10:sub>
+                </ns10:sSub>
+              </ns10:e>
+            </ns10:d>
+          </ns10:e>
+        </ns10:d>
+      </ns10:oMath>
       <w:r>
         <w:t>, giới hạn đầu ra trong khoảng [-1, 1] và bảo đảm hình thái dạng sóng ECG tự nhiên.</w:t>
       </w:r>
     </w:p>
-    <w:p>
+    <w:p ns2:paraId="395ED632" ns2:textId="77777777">
       <w:pPr>
         <w:spacing w:line="360" w:lineRule="auto"/>
       </w:pPr>
     </w:p>
-    <w:p>
+    <w:p ns2:paraId="064BFBEF" ns2:textId="77777777">
       <w:pPr>
         <w:pStyle w:val="Heading2"/>
       </w:pPr>
@@ -26478,7 +26478,7 @@
         <w:gridCol w:w="2000"/>
         <w:gridCol w:w="2600"/>
       </w:tblGrid>
-      <w:tr>
+      <w:tr ns2:paraId="5CA01C7D" ns2:textId="77777777">
         <w:trPr>
           <w:tblHeader/>
         </w:trPr>
@@ -26499,7 +26499,7 @@
               <w:right w:w="120" w:type="dxa"/>
             </w:tcMar>
           </w:tcPr>
-          <w:p>
+          <w:p ns2:paraId="2C0CA30B" ns2:textId="77777777">
             <w:pPr>
               <w:spacing w:line="276" w:lineRule="auto"/>
               <w:jc w:val="center"/>
@@ -26532,7 +26532,7 @@
               <w:right w:w="120" w:type="dxa"/>
             </w:tcMar>
           </w:tcPr>
-          <w:p>
+          <w:p ns2:paraId="7BD79EB4" ns2:textId="77777777">
             <w:pPr>
               <w:spacing w:line="276" w:lineRule="auto"/>
               <w:jc w:val="center"/>
@@ -26576,7 +26576,7 @@
               <w:right w:w="120" w:type="dxa"/>
             </w:tcMar>
           </w:tcPr>
-          <w:p>
+          <w:p ns2:paraId="19F06B0F" ns2:textId="77777777">
             <w:pPr>
               <w:spacing w:line="276" w:lineRule="auto"/>
               <w:jc w:val="center"/>
@@ -26671,7 +26671,7 @@
               <w:right w:w="120" w:type="dxa"/>
             </w:tcMar>
           </w:tcPr>
-          <w:p>
+          <w:p ns2:paraId="3747E81B" ns2:textId="77777777">
             <w:pPr>
               <w:spacing w:line="276" w:lineRule="auto"/>
               <w:jc w:val="center"/>
@@ -26710,7 +26710,7 @@
           </w:p>
         </w:tc>
       </w:tr>
-      <w:tr>
+      <w:tr ns2:paraId="288925FB" ns2:textId="77777777">
         <w:tc>
           <w:tcPr>
             <w:tcW w:w="1600" w:type="dxa"/>
@@ -26727,7 +26727,7 @@
               <w:right w:w="120" w:type="dxa"/>
             </w:tcMar>
           </w:tcPr>
-          <w:p>
+          <w:p ns2:paraId="0571C899" ns2:textId="77777777">
             <w:pPr>
               <w:spacing w:line="276" w:lineRule="auto"/>
               <w:jc w:val="center"/>
@@ -26757,7 +26757,7 @@
               <w:right w:w="120" w:type="dxa"/>
             </w:tcMar>
           </w:tcPr>
-          <w:p>
+          <w:p ns2:paraId="7929393F" ns2:textId="77777777">
             <w:pPr>
               <w:spacing w:line="276" w:lineRule="auto"/>
               <w:jc w:val="center"/>
@@ -26796,7 +26796,7 @@
               <w:right w:w="120" w:type="dxa"/>
             </w:tcMar>
           </w:tcPr>
-          <w:p>
+          <w:p ns2:paraId="3D861169" ns2:textId="77777777">
             <w:pPr>
               <w:spacing w:line="276" w:lineRule="auto"/>
               <w:jc w:val="center"/>
@@ -26826,7 +26826,7 @@
               <w:right w:w="120" w:type="dxa"/>
             </w:tcMar>
           </w:tcPr>
-          <w:p>
+          <w:p ns2:paraId="5B56B5CB" ns2:textId="77777777">
             <w:pPr>
               <w:spacing w:line="276" w:lineRule="auto"/>
               <w:jc w:val="center"/>
@@ -26841,7 +26841,7 @@
           </w:p>
         </w:tc>
       </w:tr>
-      <w:tr>
+      <w:tr ns2:paraId="1460B7AC" ns2:textId="77777777">
         <w:tc>
           <w:tcPr>
             <w:tcW w:w="1600" w:type="dxa"/>
@@ -26858,7 +26858,7 @@
               <w:right w:w="120" w:type="dxa"/>
             </w:tcMar>
           </w:tcPr>
-          <w:p>
+          <w:p ns2:paraId="3082E3FA" ns2:textId="77777777">
             <w:pPr>
               <w:spacing w:line="276" w:lineRule="auto"/>
               <w:jc w:val="center"/>
@@ -26898,7 +26898,7 @@
               <w:right w:w="120" w:type="dxa"/>
             </w:tcMar>
           </w:tcPr>
-          <w:p>
+          <w:p ns2:paraId="2870C6D6" ns2:textId="77777777">
             <w:pPr>
               <w:spacing w:line="276" w:lineRule="auto"/>
               <w:jc w:val="center"/>
@@ -26928,7 +26928,7 @@
               <w:right w:w="120" w:type="dxa"/>
             </w:tcMar>
           </w:tcPr>
-          <w:p>
+          <w:p ns2:paraId="0988D17E" ns2:textId="77777777">
             <w:pPr>
               <w:spacing w:line="276" w:lineRule="auto"/>
               <w:jc w:val="center"/>
@@ -26958,7 +26958,7 @@
               <w:right w:w="120" w:type="dxa"/>
             </w:tcMar>
           </w:tcPr>
-          <w:p>
+          <w:p ns2:paraId="60D988C4" ns2:textId="77777777">
             <w:pPr>
               <w:spacing w:line="276" w:lineRule="auto"/>
               <w:jc w:val="center"/>
@@ -26973,7 +26973,7 @@
           </w:p>
         </w:tc>
       </w:tr>
-      <w:tr>
+      <w:tr ns2:paraId="5A320DEF" ns2:textId="77777777">
         <w:tc>
           <w:tcPr>
             <w:tcW w:w="1600" w:type="dxa"/>
@@ -26990,7 +26990,7 @@
               <w:right w:w="120" w:type="dxa"/>
             </w:tcMar>
           </w:tcPr>
-          <w:p>
+          <w:p ns2:paraId="5D730D9C" ns2:textId="77777777">
             <w:pPr>
               <w:spacing w:line="276" w:lineRule="auto"/>
               <w:jc w:val="center"/>
@@ -27054,7 +27054,7 @@
               <w:right w:w="120" w:type="dxa"/>
             </w:tcMar>
           </w:tcPr>
-          <w:p>
+          <w:p ns2:paraId="21DE087E" ns2:textId="77777777">
             <w:pPr>
               <w:spacing w:line="276" w:lineRule="auto"/>
               <w:jc w:val="center"/>
@@ -27093,7 +27093,7 @@
               <w:right w:w="120" w:type="dxa"/>
             </w:tcMar>
           </w:tcPr>
-          <w:p>
+          <w:p ns2:paraId="5DF8960D" ns2:textId="77777777">
             <w:pPr>
               <w:spacing w:line="276" w:lineRule="auto"/>
               <w:jc w:val="center"/>
@@ -27123,7 +27123,7 @@
               <w:right w:w="120" w:type="dxa"/>
             </w:tcMar>
           </w:tcPr>
-          <w:p>
+          <w:p ns2:paraId="24A1471E" ns2:textId="77777777">
             <w:pPr>
               <w:spacing w:line="276" w:lineRule="auto"/>
               <w:jc w:val="center"/>
@@ -27188,7 +27188,7 @@
           </w:p>
         </w:tc>
       </w:tr>
-      <w:tr>
+      <w:tr ns2:paraId="2B3DC934" ns2:textId="77777777">
         <w:tc>
           <w:tcPr>
             <w:tcW w:w="1600" w:type="dxa"/>
@@ -27205,7 +27205,7 @@
               <w:right w:w="120" w:type="dxa"/>
             </w:tcMar>
           </w:tcPr>
-          <w:p>
+          <w:p ns2:paraId="4D4D60F7" ns2:textId="77777777">
             <w:pPr>
               <w:spacing w:line="276" w:lineRule="auto"/>
               <w:jc w:val="center"/>
@@ -27235,7 +27235,7 @@
               <w:right w:w="120" w:type="dxa"/>
             </w:tcMar>
           </w:tcPr>
-          <w:p>
+          <w:p ns2:paraId="2C8DC716" ns2:textId="77777777">
             <w:pPr>
               <w:spacing w:line="276" w:lineRule="auto"/>
               <w:jc w:val="center"/>
@@ -27274,7 +27274,7 @@
               <w:right w:w="120" w:type="dxa"/>
             </w:tcMar>
           </w:tcPr>
-          <w:p>
+          <w:p ns2:paraId="561B6B49" ns2:textId="77777777">
             <w:pPr>
               <w:spacing w:line="276" w:lineRule="auto"/>
               <w:jc w:val="center"/>
@@ -27304,7 +27304,7 @@
               <w:right w:w="120" w:type="dxa"/>
             </w:tcMar>
           </w:tcPr>
-          <w:p>
+          <w:p ns2:paraId="74EFB69E" ns2:textId="77777777">
             <w:pPr>
               <w:spacing w:line="276" w:lineRule="auto"/>
               <w:jc w:val="center"/>
@@ -27335,7 +27335,7 @@
           </w:p>
         </w:tc>
       </w:tr>
-      <w:tr>
+      <w:tr ns2:paraId="1A27D8B9" ns2:textId="77777777">
         <w:tc>
           <w:tcPr>
             <w:tcW w:w="1600" w:type="dxa"/>
@@ -27352,7 +27352,7 @@
               <w:right w:w="120" w:type="dxa"/>
             </w:tcMar>
           </w:tcPr>
-          <w:p>
+          <w:p ns2:paraId="7C5CA8D4" ns2:textId="77777777">
             <w:pPr>
               <w:spacing w:line="276" w:lineRule="auto"/>
               <w:jc w:val="center"/>
@@ -27382,7 +27382,7 @@
               <w:right w:w="120" w:type="dxa"/>
             </w:tcMar>
           </w:tcPr>
-          <w:p>
+          <w:p ns2:paraId="09C5BE29" ns2:textId="77777777">
             <w:pPr>
               <w:spacing w:line="276" w:lineRule="auto"/>
               <w:jc w:val="center"/>
@@ -27421,7 +27421,7 @@
               <w:right w:w="120" w:type="dxa"/>
             </w:tcMar>
           </w:tcPr>
-          <w:p>
+          <w:p ns2:paraId="021CE92A" ns2:textId="77777777">
             <w:pPr>
               <w:spacing w:line="276" w:lineRule="auto"/>
               <w:jc w:val="center"/>
@@ -27451,7 +27451,7 @@
               <w:right w:w="120" w:type="dxa"/>
             </w:tcMar>
           </w:tcPr>
-          <w:p>
+          <w:p ns2:paraId="2A29A190" ns2:textId="77777777">
             <w:pPr>
               <w:spacing w:line="276" w:lineRule="auto"/>
               <w:jc w:val="center"/>
@@ -27507,7 +27507,7 @@
           </w:p>
         </w:tc>
       </w:tr>
-      <w:tr>
+      <w:tr ns2:paraId="01214769" ns2:textId="77777777">
         <w:tc>
           <w:tcPr>
             <w:tcW w:w="1600" w:type="dxa"/>
@@ -27524,7 +27524,7 @@
               <w:right w:w="120" w:type="dxa"/>
             </w:tcMar>
           </w:tcPr>
-          <w:p>
+          <w:p ns2:paraId="05B1FFA9" ns2:textId="77777777">
             <w:pPr>
               <w:spacing w:line="276" w:lineRule="auto"/>
               <w:jc w:val="center"/>
@@ -27554,7 +27554,7 @@
               <w:right w:w="120" w:type="dxa"/>
             </w:tcMar>
           </w:tcPr>
-          <w:p>
+          <w:p ns2:paraId="18A9B0B1" ns2:textId="77777777">
             <w:pPr>
               <w:spacing w:line="276" w:lineRule="auto"/>
               <w:jc w:val="center"/>
@@ -27584,7 +27584,7 @@
               <w:right w:w="120" w:type="dxa"/>
             </w:tcMar>
           </w:tcPr>
-          <w:p>
+          <w:p ns2:paraId="40EC35EA" ns2:textId="77777777">
             <w:pPr>
               <w:spacing w:line="276" w:lineRule="auto"/>
               <w:jc w:val="center"/>
@@ -27614,7 +27614,7 @@
               <w:right w:w="120" w:type="dxa"/>
             </w:tcMar>
           </w:tcPr>
-          <w:p>
+          <w:p ns2:paraId="40DD3404" ns2:textId="77777777">
             <w:pPr>
               <w:spacing w:line="276" w:lineRule="auto"/>
               <w:jc w:val="center"/>
@@ -27664,12 +27664,12 @@
         </w:tc>
       </w:tr>
     </w:tbl>
-    <w:p>
+    <w:p ns2:paraId="74BD4555" ns2:textId="77777777">
       <w:pPr>
         <w:spacing w:line="360" w:lineRule="auto"/>
       </w:pPr>
     </w:p>
-    <w:p>
+    <w:p ns2:paraId="1C19C4F2" ns2:textId="77777777">
       <w:pPr>
         <w:spacing w:before="60" w:after="120" w:line="276" w:lineRule="auto"/>
         <w:jc w:val="center"/>
@@ -27795,12 +27795,12 @@
         <w:t>-Net</w:t>
       </w:r>
     </w:p>
-    <w:p>
+    <w:p ns2:paraId="23A528B2" ns2:textId="77777777">
       <w:pPr>
         <w:spacing w:line="360" w:lineRule="auto"/>
       </w:pPr>
     </w:p>
-    <w:p>
+    <w:p ns2:paraId="1216F1A9" ns2:textId="77777777">
       <w:pPr>
         <w:spacing w:line="360" w:lineRule="auto"/>
         <w:ind w:firstLine="720"/>
@@ -28026,12 +28026,12 @@
         <w:t>.</w:t>
       </w:r>
     </w:p>
-    <w:p>
+    <w:p ns2:paraId="15418E54" ns2:textId="77777777">
       <w:pPr>
         <w:spacing w:line="360" w:lineRule="auto"/>
       </w:pPr>
     </w:p>
-    <w:p>
+    <w:p ns2:paraId="0EFDED42" ns2:textId="77777777">
       <w:pPr>
         <w:spacing w:line="360" w:lineRule="auto"/>
         <w:ind w:firstLine="720"/>
@@ -28542,12 +28542,12 @@
         <w:t xml:space="preserve"> 4.</w:t>
       </w:r>
     </w:p>
-    <w:p>
+    <w:p ns2:paraId="3E83AE0E" ns2:textId="77777777">
       <w:r>
         <w:br w:type="page"/>
       </w:r>
     </w:p>
-    <w:p>
+    <w:p ns2:paraId="5CB927F3" ns2:textId="77777777">
       <w:pPr>
         <w:pStyle w:val="Heading1"/>
       </w:pPr>
@@ -28556,12 +28556,12 @@
         <w:t>CHƯƠNG 4. HÀM MẤT MÁT KẾT HỢP VÀ TRIỂN KHAI</w:t>
       </w:r>
     </w:p>
-    <w:p>
+    <w:p ns2:paraId="463E7F73" ns2:textId="77777777">
       <w:pPr>
         <w:spacing w:line="360" w:lineRule="auto"/>
       </w:pPr>
     </w:p>
-    <w:p>
+    <w:p ns2:paraId="66AC4760" ns2:textId="77777777">
       <w:pPr>
         <w:spacing w:line="360" w:lineRule="auto"/>
         <w:ind w:firstLine="720"/>
@@ -28888,12 +28888,12 @@
         <w:t>.</w:t>
       </w:r>
     </w:p>
-    <w:p>
+    <w:p ns2:paraId="7A3B1D97" ns2:textId="77777777">
       <w:pPr>
         <w:spacing w:line="360" w:lineRule="auto"/>
       </w:pPr>
     </w:p>
-    <w:p>
+    <w:p ns2:paraId="48EB2364" ns2:textId="77777777">
       <w:pPr>
         <w:pStyle w:val="Heading2"/>
       </w:pPr>
@@ -28922,7 +28922,7 @@
       </w:r>
       <w:proofErr w:type="spellEnd"/>
     </w:p>
-    <w:p>
+    <w:p ns2:paraId="7FB97EC7" ns2:textId="77777777">
       <w:pPr>
         <w:spacing w:line="360" w:lineRule="auto"/>
         <w:ind w:firstLine="720"/>
@@ -29081,126 +29081,126 @@
         <w:t>:</w:t>
       </w:r>
     </w:p>
-    <w:p>
+    <w:p ns2:paraId="0A419521" ns2:textId="77777777">
       <w:pPr>
         <w:spacing w:line="360" w:lineRule="auto"/>
       </w:pPr>
     </w:p>
-    <w:p>
+    <w:p ns2:paraId="1102B7C8" ns2:textId="25DAE54E">
       <w:pPr>
         <w:spacing w:line="360" w:lineRule="auto"/>
         <w:jc w:val="both"/>
       </w:pPr>
-      <m:oMathPara>
-        <m:oMath>
-          <m:r>
+      <ns10:oMathPara>
+        <ns10:oMath>
+          <ns10:r>
             <w:rPr>
               <w:rFonts w:ascii="Cambria Math" w:hAnsi="Cambria Math"/>
             </w:rPr>
-            <m:t>L=α·</m:t>
-          </m:r>
-          <m:sSub>
-            <m:sSubPr>
-              <m:ctrlPr>
+            <ns10:t>L=α·</ns10:t>
+          </ns10:r>
+          <ns10:sSub>
+            <ns10:sSubPr>
+              <ns10:ctrlPr>
                 <w:rPr>
                   <w:rFonts w:ascii="Cambria Math" w:hAnsi="Cambria Math"/>
                   <w:i/>
                   <w:iCs/>
                 </w:rPr>
-              </m:ctrlPr>
-            </m:sSubPr>
-            <m:e>
-              <m:r>
+              </ns10:ctrlPr>
+            </ns10:sSubPr>
+            <ns10:e>
+              <ns10:r>
                 <w:rPr>
                   <w:rFonts w:ascii="Cambria Math" w:hAnsi="Cambria Math"/>
                 </w:rPr>
-                <m:t>L</m:t>
-              </m:r>
-            </m:e>
-            <m:sub>
-              <m:r>
+                <ns10:t>L</ns10:t>
+              </ns10:r>
+            </ns10:e>
+            <ns10:sub>
+              <ns10:r>
                 <w:rPr>
                   <w:rFonts w:ascii="Cambria Math" w:hAnsi="Cambria Math"/>
                 </w:rPr>
-                <m:t>MSE</m:t>
-              </m:r>
-            </m:sub>
-          </m:sSub>
-          <m:r>
+                <ns10:t>MSE</ns10:t>
+              </ns10:r>
+            </ns10:sub>
+          </ns10:sSub>
+          <ns10:r>
             <w:rPr>
               <w:rFonts w:ascii="Cambria Math" w:hAnsi="Cambria Math"/>
             </w:rPr>
-            <m:t>+β·</m:t>
-          </m:r>
-          <m:sSub>
-            <m:sSubPr>
-              <m:ctrlPr>
+            <ns10:t>+β·</ns10:t>
+          </ns10:r>
+          <ns10:sSub>
+            <ns10:sSubPr>
+              <ns10:ctrlPr>
                 <w:rPr>
                   <w:rFonts w:ascii="Cambria Math" w:hAnsi="Cambria Math"/>
                   <w:i/>
                   <w:iCs/>
                 </w:rPr>
-              </m:ctrlPr>
-            </m:sSubPr>
-            <m:e>
-              <m:r>
+              </ns10:ctrlPr>
+            </ns10:sSubPr>
+            <ns10:e>
+              <ns10:r>
                 <w:rPr>
                   <w:rFonts w:ascii="Cambria Math" w:hAnsi="Cambria Math"/>
                 </w:rPr>
-                <m:t>L</m:t>
-              </m:r>
-            </m:e>
-            <m:sub>
-              <m:r>
+                <ns10:t>L</ns10:t>
+              </ns10:r>
+            </ns10:e>
+            <ns10:sub>
+              <ns10:r>
                 <w:rPr>
                   <w:rFonts w:ascii="Cambria Math" w:hAnsi="Cambria Math"/>
                 </w:rPr>
-                <m:t>MAE</m:t>
-              </m:r>
-            </m:sub>
-          </m:sSub>
-          <m:r>
+                <ns10:t>MAE</ns10:t>
+              </ns10:r>
+            </ns10:sub>
+          </ns10:sSub>
+          <ns10:r>
             <w:rPr>
               <w:rFonts w:ascii="Cambria Math" w:hAnsi="Cambria Math"/>
             </w:rPr>
-            <m:t>+γ·</m:t>
-          </m:r>
-          <m:sSub>
-            <m:sSubPr>
-              <m:ctrlPr>
+            <ns10:t>+γ·</ns10:t>
+          </ns10:r>
+          <ns10:sSub>
+            <ns10:sSubPr>
+              <ns10:ctrlPr>
                 <w:rPr>
                   <w:rFonts w:ascii="Cambria Math" w:hAnsi="Cambria Math"/>
                   <w:i/>
                   <w:iCs/>
                 </w:rPr>
-              </m:ctrlPr>
-            </m:sSubPr>
-            <m:e>
-              <m:r>
+              </ns10:ctrlPr>
+            </ns10:sSubPr>
+            <ns10:e>
+              <ns10:r>
                 <w:rPr>
                   <w:rFonts w:ascii="Cambria Math" w:hAnsi="Cambria Math"/>
                 </w:rPr>
-                <m:t>L</m:t>
-              </m:r>
-            </m:e>
-            <m:sub>
-              <m:r>
+                <ns10:t>L</ns10:t>
+              </ns10:r>
+            </ns10:e>
+            <ns10:sub>
+              <ns10:r>
                 <w:rPr>
                   <w:rFonts w:ascii="Cambria Math" w:hAnsi="Cambria Math"/>
                 </w:rPr>
-                <m:t>env</m:t>
-              </m:r>
-            </m:sub>
-          </m:sSub>
-        </m:oMath>
-      </m:oMathPara>
+                <ns10:t>env</ns10:t>
+              </ns10:r>
+            </ns10:sub>
+          </ns10:sSub>
+        </ns10:oMath>
+      </ns10:oMathPara>
     </w:p>
-    <w:p>
+    <w:p ns2:paraId="30512E40" ns2:textId="77777777">
       <w:pPr>
         <w:spacing w:line="360" w:lineRule="auto"/>
       </w:pPr>
     </w:p>
-    <w:p>
+    <w:p ns2:paraId="356828BD" ns2:textId="77777777">
       <w:pPr>
         <w:spacing w:line="360" w:lineRule="auto"/>
         <w:ind w:firstLine="720"/>
@@ -29375,12 +29375,12 @@
         <w:t>.</w:t>
       </w:r>
     </w:p>
-    <w:p>
+    <w:p ns2:paraId="77EFAC2E" ns2:textId="77777777">
       <w:pPr>
         <w:spacing w:line="360" w:lineRule="auto"/>
       </w:pPr>
     </w:p>
-    <w:p>
+    <w:p ns2:paraId="40AD5287" ns2:textId="77777777">
       <w:pPr>
         <w:pStyle w:val="Heading2"/>
       </w:pPr>
@@ -29425,207 +29425,207 @@
       </w:r>
       <w:proofErr w:type="spellEnd"/>
     </w:p>
-    <w:p>
+    <w:p ns2:paraId="5443DB96" ns2:textId="33249008">
       <w:pPr>
         <w:spacing w:line="360" w:lineRule="auto"/>
         <w:ind w:firstLine="720"/>
         <w:jc w:val="both"/>
       </w:pPr>
-      <m:oMath>
-        <m:sSub>
-          <m:sSubPr>
-            <m:ctrlPr>
+      <ns10:oMath>
+        <ns10:sSub>
+          <ns10:sSubPr>
+            <ns10:ctrlPr>
               <w:rPr>
                 <w:rFonts w:ascii="Cambria Math" w:hAnsi="Cambria Math"/>
                 <w:i/>
               </w:rPr>
-            </m:ctrlPr>
-          </m:sSubPr>
-          <m:e>
-            <m:r>
+            </ns10:ctrlPr>
+          </ns10:sSubPr>
+          <ns10:e>
+            <ns10:r>
               <w:rPr>
                 <w:rFonts w:ascii="Cambria Math" w:hAnsi="Cambria Math"/>
               </w:rPr>
-              <m:t>L</m:t>
-            </m:r>
-          </m:e>
-          <m:sub>
-            <m:r>
+              <ns10:t>L</ns10:t>
+            </ns10:r>
+          </ns10:e>
+          <ns10:sub>
+            <ns10:r>
               <w:rPr>
                 <w:rFonts w:ascii="Cambria Math" w:hAnsi="Cambria Math"/>
               </w:rPr>
-              <m:t>MSE</m:t>
-            </m:r>
-          </m:sub>
-        </m:sSub>
-        <m:r>
+              <ns10:t>MSE</ns10:t>
+            </ns10:r>
+          </ns10:sub>
+        </ns10:sSub>
+        <ns10:r>
           <w:rPr>
             <w:rFonts w:ascii="Cambria Math" w:hAnsi="Cambria Math"/>
           </w:rPr>
-          <m:t>=</m:t>
-        </m:r>
-        <m:d>
-          <m:dPr>
-            <m:ctrlPr>
+          <ns10:t>=</ns10:t>
+        </ns10:r>
+        <ns10:d>
+          <ns10:dPr>
+            <ns10:ctrlPr>
               <w:rPr>
                 <w:rFonts w:ascii="Cambria Math" w:hAnsi="Cambria Math"/>
                 <w:i/>
               </w:rPr>
-            </m:ctrlPr>
-          </m:dPr>
-          <m:e>
-            <m:r>
+            </ns10:ctrlPr>
+          </ns10:dPr>
+          <ns10:e>
+            <ns10:r>
               <w:rPr>
                 <w:rFonts w:ascii="Cambria Math" w:hAnsi="Cambria Math"/>
               </w:rPr>
-              <m:t>1</m:t>
-            </m:r>
-            <m:r>
-              <m:rPr>
-                <m:lit/>
-              </m:rPr>
+              <ns10:t>1</ns10:t>
+            </ns10:r>
+            <ns10:r>
+              <ns10:rPr>
+                <ns10:lit/>
+              </ns10:rPr>
               <w:rPr>
                 <w:rFonts w:ascii="Cambria Math" w:hAnsi="Cambria Math"/>
               </w:rPr>
-              <m:t>/</m:t>
-            </m:r>
-            <m:r>
+              <ns10:t>/</ns10:t>
+            </ns10:r>
+            <ns10:r>
               <w:rPr>
                 <w:rFonts w:ascii="Cambria Math" w:hAnsi="Cambria Math"/>
               </w:rPr>
-              <m:t>N</m:t>
-            </m:r>
-          </m:e>
-        </m:d>
-        <m:sSubSup>
-          <m:sSubSupPr>
-            <m:ctrlPr>
+              <ns10:t>N</ns10:t>
+            </ns10:r>
+          </ns10:e>
+        </ns10:d>
+        <ns10:sSubSup>
+          <ns10:sSubSupPr>
+            <ns10:ctrlPr>
               <w:rPr>
                 <w:rFonts w:ascii="Cambria Math" w:hAnsi="Cambria Math"/>
                 <w:i/>
               </w:rPr>
-            </m:ctrlPr>
-          </m:sSubSupPr>
-          <m:e>
-            <m:r>
+            </ns10:ctrlPr>
+          </ns10:sSubSupPr>
+          <ns10:e>
+            <ns10:r>
               <w:rPr>
                 <w:rFonts w:ascii="Cambria Math" w:hAnsi="Cambria Math"/>
               </w:rPr>
-              <m:t>Σ</m:t>
-            </m:r>
-          </m:e>
-          <m:sub>
-            <m:r>
+              <ns10:t>Σ</ns10:t>
+            </ns10:r>
+          </ns10:e>
+          <ns10:sub>
+            <ns10:r>
               <w:rPr>
                 <w:rFonts w:ascii="Cambria Math" w:hAnsi="Cambria Math"/>
               </w:rPr>
-              <m:t>n=1</m:t>
-            </m:r>
-          </m:sub>
-          <m:sup>
-            <m:r>
+              <ns10:t>n=1</ns10:t>
+            </ns10:r>
+          </ns10:sub>
+          <ns10:sup>
+            <ns10:r>
               <w:rPr>
                 <w:rFonts w:ascii="Cambria Math" w:hAnsi="Cambria Math"/>
               </w:rPr>
-              <m:t>N</m:t>
-            </m:r>
-          </m:sup>
-        </m:sSubSup>
-        <m:sSup>
-          <m:sSupPr>
-            <m:ctrlPr>
+              <ns10:t>N</ns10:t>
+            </ns10:r>
+          </ns10:sup>
+        </ns10:sSubSup>
+        <ns10:sSup>
+          <ns10:sSupPr>
+            <ns10:ctrlPr>
               <w:rPr>
                 <w:rFonts w:ascii="Cambria Math" w:hAnsi="Cambria Math"/>
                 <w:i/>
               </w:rPr>
-            </m:ctrlPr>
-          </m:sSupPr>
-          <m:e>
-            <m:d>
-              <m:dPr>
-                <m:ctrlPr>
+            </ns10:ctrlPr>
+          </ns10:sSupPr>
+          <ns10:e>
+            <ns10:d>
+              <ns10:dPr>
+                <ns10:ctrlPr>
                   <w:rPr>
                     <w:rFonts w:ascii="Cambria Math" w:hAnsi="Cambria Math"/>
                     <w:i/>
                   </w:rPr>
-                </m:ctrlPr>
-              </m:dPr>
-              <m:e>
-                <m:r>
+                </ns10:ctrlPr>
+              </ns10:dPr>
+              <ns10:e>
+                <ns10:r>
                   <w:rPr>
                     <w:rFonts w:ascii="Cambria Math" w:hAnsi="Cambria Math"/>
                   </w:rPr>
-                  <m:t>y</m:t>
-                </m:r>
-                <m:d>
-                  <m:dPr>
-                    <m:begChr m:val="["/>
-                    <m:endChr m:val="]"/>
-                    <m:ctrlPr>
+                  <ns10:t>y</ns10:t>
+                </ns10:r>
+                <ns10:d>
+                  <ns10:dPr>
+                    <ns10:begChr ns10:val="["/>
+                    <ns10:endChr ns10:val="]"/>
+                    <ns10:ctrlPr>
                       <w:rPr>
                         <w:rFonts w:ascii="Cambria Math" w:hAnsi="Cambria Math"/>
                         <w:i/>
                       </w:rPr>
-                    </m:ctrlPr>
-                  </m:dPr>
-                  <m:e>
-                    <m:r>
+                    </ns10:ctrlPr>
+                  </ns10:dPr>
+                  <ns10:e>
+                    <ns10:r>
                       <w:rPr>
                         <w:rFonts w:ascii="Cambria Math" w:hAnsi="Cambria Math"/>
                       </w:rPr>
-                      <m:t>n</m:t>
-                    </m:r>
-                  </m:e>
-                </m:d>
-                <m:r>
+                      <ns10:t>n</ns10:t>
+                    </ns10:r>
+                  </ns10:e>
+                </ns10:d>
+                <ns10:r>
                   <w:rPr>
                     <w:rFonts w:ascii="Cambria Math" w:hAnsi="Cambria Math"/>
                   </w:rPr>
-                  <m:t>-ŷ</m:t>
-                </m:r>
-                <m:d>
-                  <m:dPr>
-                    <m:begChr m:val="["/>
-                    <m:endChr m:val="]"/>
-                    <m:ctrlPr>
+                  <ns10:t>-ŷ</ns10:t>
+                </ns10:r>
+                <ns10:d>
+                  <ns10:dPr>
+                    <ns10:begChr ns10:val="["/>
+                    <ns10:endChr ns10:val="]"/>
+                    <ns10:ctrlPr>
                       <w:rPr>
                         <w:rFonts w:ascii="Cambria Math" w:hAnsi="Cambria Math"/>
                         <w:i/>
                       </w:rPr>
-                    </m:ctrlPr>
-                  </m:dPr>
-                  <m:e>
-                    <m:r>
+                    </ns10:ctrlPr>
+                  </ns10:dPr>
+                  <ns10:e>
+                    <ns10:r>
                       <w:rPr>
                         <w:rFonts w:ascii="Cambria Math" w:hAnsi="Cambria Math"/>
                       </w:rPr>
-                      <m:t>n</m:t>
-                    </m:r>
-                  </m:e>
-                </m:d>
-              </m:e>
-            </m:d>
-          </m:e>
-          <m:sup>
-            <m:r>
+                      <ns10:t>n</ns10:t>
+                    </ns10:r>
+                  </ns10:e>
+                </ns10:d>
+              </ns10:e>
+            </ns10:d>
+          </ns10:e>
+          <ns10:sup>
+            <ns10:r>
               <w:rPr>
                 <w:rFonts w:ascii="Cambria Math" w:hAnsi="Cambria Math"/>
               </w:rPr>
-              <m:t>2</m:t>
-            </m:r>
-          </m:sup>
-        </m:sSup>
-      </m:oMath>
+              <ns10:t>2</ns10:t>
+            </ns10:r>
+          </ns10:sup>
+        </ns10:sSup>
+      </ns10:oMath>
       <w:r>
         <w:t>. MSE loss phạt nặng các sai số lớn do bình phương hóa, khuyến khích mô hình tái tạo chính xác biên độ của tín hiệu fECG. Điều này đặc biệt quan trọng để đảm bảo hình thái sóng tổng thể được bảo toàn.</w:t>
       </w:r>
     </w:p>
-    <w:p>
+    <w:p ns2:paraId="4A4BDB77" ns2:textId="77777777">
       <w:pPr>
         <w:spacing w:line="360" w:lineRule="auto"/>
       </w:pPr>
     </w:p>
-    <w:p>
+    <w:p ns2:paraId="5B2F3321" ns2:textId="77777777">
       <w:pPr>
         <w:pStyle w:val="Heading2"/>
       </w:pPr>
@@ -29686,189 +29686,189 @@
       </w:r>
       <w:proofErr w:type="spellEnd"/>
     </w:p>
-    <w:p>
+    <w:p ns2:paraId="3CC95D18" ns2:textId="639BA6D0">
       <w:pPr>
         <w:spacing w:line="360" w:lineRule="auto"/>
         <w:ind w:firstLine="720"/>
         <w:jc w:val="both"/>
       </w:pPr>
-      <m:oMath>
-        <m:sSub>
-          <m:sSubPr>
-            <m:ctrlPr>
+      <ns10:oMath>
+        <ns10:sSub>
+          <ns10:sSubPr>
+            <ns10:ctrlPr>
               <w:rPr>
                 <w:rFonts w:ascii="Cambria Math" w:hAnsi="Cambria Math"/>
                 <w:i/>
               </w:rPr>
-            </m:ctrlPr>
-          </m:sSubPr>
-          <m:e>
-            <m:r>
+            </ns10:ctrlPr>
+          </ns10:sSubPr>
+          <ns10:e>
+            <ns10:r>
               <w:rPr>
                 <w:rFonts w:ascii="Cambria Math" w:hAnsi="Cambria Math"/>
               </w:rPr>
-              <m:t>L</m:t>
-            </m:r>
-          </m:e>
-          <m:sub>
-            <m:r>
+              <ns10:t>L</ns10:t>
+            </ns10:r>
+          </ns10:e>
+          <ns10:sub>
+            <ns10:r>
               <w:rPr>
                 <w:rFonts w:ascii="Cambria Math" w:hAnsi="Cambria Math"/>
               </w:rPr>
-              <m:t>MAE</m:t>
-            </m:r>
-          </m:sub>
-        </m:sSub>
-        <m:r>
+              <ns10:t>MAE</ns10:t>
+            </ns10:r>
+          </ns10:sub>
+        </ns10:sSub>
+        <ns10:r>
           <w:rPr>
             <w:rFonts w:ascii="Cambria Math" w:hAnsi="Cambria Math"/>
           </w:rPr>
-          <m:t>=</m:t>
-        </m:r>
-        <m:d>
-          <m:dPr>
-            <m:ctrlPr>
+          <ns10:t>=</ns10:t>
+        </ns10:r>
+        <ns10:d>
+          <ns10:dPr>
+            <ns10:ctrlPr>
               <w:rPr>
                 <w:rFonts w:ascii="Cambria Math" w:hAnsi="Cambria Math"/>
                 <w:i/>
               </w:rPr>
-            </m:ctrlPr>
-          </m:dPr>
-          <m:e>
-            <m:r>
+            </ns10:ctrlPr>
+          </ns10:dPr>
+          <ns10:e>
+            <ns10:r>
               <w:rPr>
                 <w:rFonts w:ascii="Cambria Math" w:hAnsi="Cambria Math"/>
               </w:rPr>
-              <m:t>1</m:t>
-            </m:r>
-            <m:r>
-              <m:rPr>
-                <m:lit/>
-              </m:rPr>
+              <ns10:t>1</ns10:t>
+            </ns10:r>
+            <ns10:r>
+              <ns10:rPr>
+                <ns10:lit/>
+              </ns10:rPr>
               <w:rPr>
                 <w:rFonts w:ascii="Cambria Math" w:hAnsi="Cambria Math"/>
               </w:rPr>
-              <m:t>/</m:t>
-            </m:r>
-            <m:r>
+              <ns10:t>/</ns10:t>
+            </ns10:r>
+            <ns10:r>
               <w:rPr>
                 <w:rFonts w:ascii="Cambria Math" w:hAnsi="Cambria Math"/>
               </w:rPr>
-              <m:t>N</m:t>
-            </m:r>
-          </m:e>
-        </m:d>
-        <m:sSubSup>
-          <m:sSubSupPr>
-            <m:ctrlPr>
+              <ns10:t>N</ns10:t>
+            </ns10:r>
+          </ns10:e>
+        </ns10:d>
+        <ns10:sSubSup>
+          <ns10:sSubSupPr>
+            <ns10:ctrlPr>
               <w:rPr>
                 <w:rFonts w:ascii="Cambria Math" w:hAnsi="Cambria Math"/>
                 <w:i/>
               </w:rPr>
-            </m:ctrlPr>
-          </m:sSubSupPr>
-          <m:e>
-            <m:r>
+            </ns10:ctrlPr>
+          </ns10:sSubSupPr>
+          <ns10:e>
+            <ns10:r>
               <w:rPr>
                 <w:rFonts w:ascii="Cambria Math" w:hAnsi="Cambria Math"/>
               </w:rPr>
-              <m:t>Σ</m:t>
-            </m:r>
-          </m:e>
-          <m:sub>
-            <m:r>
+              <ns10:t>Σ</ns10:t>
+            </ns10:r>
+          </ns10:e>
+          <ns10:sub>
+            <ns10:r>
               <w:rPr>
                 <w:rFonts w:ascii="Cambria Math" w:hAnsi="Cambria Math"/>
               </w:rPr>
-              <m:t>n=1</m:t>
-            </m:r>
-          </m:sub>
-          <m:sup>
-            <m:r>
+              <ns10:t>n=1</ns10:t>
+            </ns10:r>
+          </ns10:sub>
+          <ns10:sup>
+            <ns10:r>
               <w:rPr>
                 <w:rFonts w:ascii="Cambria Math" w:hAnsi="Cambria Math"/>
               </w:rPr>
-              <m:t>N</m:t>
-            </m:r>
-          </m:sup>
-        </m:sSubSup>
-        <m:d>
-          <m:dPr>
-            <m:begChr m:val="|"/>
-            <m:endChr m:val="|"/>
-            <m:ctrlPr>
+              <ns10:t>N</ns10:t>
+            </ns10:r>
+          </ns10:sup>
+        </ns10:sSubSup>
+        <ns10:d>
+          <ns10:dPr>
+            <ns10:begChr ns10:val="|"/>
+            <ns10:endChr ns10:val="|"/>
+            <ns10:ctrlPr>
               <w:rPr>
                 <w:rFonts w:ascii="Cambria Math" w:hAnsi="Cambria Math"/>
                 <w:i/>
               </w:rPr>
-            </m:ctrlPr>
-          </m:dPr>
-          <m:e>
-            <m:r>
+            </ns10:ctrlPr>
+          </ns10:dPr>
+          <ns10:e>
+            <ns10:r>
               <w:rPr>
                 <w:rFonts w:ascii="Cambria Math" w:hAnsi="Cambria Math"/>
               </w:rPr>
-              <m:t>y</m:t>
-            </m:r>
-            <m:d>
-              <m:dPr>
-                <m:begChr m:val="["/>
-                <m:endChr m:val="]"/>
-                <m:ctrlPr>
+              <ns10:t>y</ns10:t>
+            </ns10:r>
+            <ns10:d>
+              <ns10:dPr>
+                <ns10:begChr ns10:val="["/>
+                <ns10:endChr ns10:val="]"/>
+                <ns10:ctrlPr>
                   <w:rPr>
                     <w:rFonts w:ascii="Cambria Math" w:hAnsi="Cambria Math"/>
                     <w:i/>
                   </w:rPr>
-                </m:ctrlPr>
-              </m:dPr>
-              <m:e>
-                <m:r>
+                </ns10:ctrlPr>
+              </ns10:dPr>
+              <ns10:e>
+                <ns10:r>
                   <w:rPr>
                     <w:rFonts w:ascii="Cambria Math" w:hAnsi="Cambria Math"/>
                   </w:rPr>
-                  <m:t>n</m:t>
-                </m:r>
-              </m:e>
-            </m:d>
-            <m:r>
+                  <ns10:t>n</ns10:t>
+                </ns10:r>
+              </ns10:e>
+            </ns10:d>
+            <ns10:r>
               <w:rPr>
                 <w:rFonts w:ascii="Cambria Math" w:hAnsi="Cambria Math"/>
               </w:rPr>
-              <m:t>-ŷ</m:t>
-            </m:r>
-            <m:d>
-              <m:dPr>
-                <m:begChr m:val="["/>
-                <m:endChr m:val="]"/>
-                <m:ctrlPr>
+              <ns10:t>-ŷ</ns10:t>
+            </ns10:r>
+            <ns10:d>
+              <ns10:dPr>
+                <ns10:begChr ns10:val="["/>
+                <ns10:endChr ns10:val="]"/>
+                <ns10:ctrlPr>
                   <w:rPr>
                     <w:rFonts w:ascii="Cambria Math" w:hAnsi="Cambria Math"/>
                     <w:i/>
                   </w:rPr>
-                </m:ctrlPr>
-              </m:dPr>
-              <m:e>
-                <m:r>
+                </ns10:ctrlPr>
+              </ns10:dPr>
+              <ns10:e>
+                <ns10:r>
                   <w:rPr>
                     <w:rFonts w:ascii="Cambria Math" w:hAnsi="Cambria Math"/>
                   </w:rPr>
-                  <m:t>n</m:t>
-                </m:r>
-              </m:e>
-            </m:d>
-          </m:e>
-        </m:d>
-      </m:oMath>
+                  <ns10:t>n</ns10:t>
+                </ns10:r>
+              </ns10:e>
+            </ns10:d>
+          </ns10:e>
+        </ns10:d>
+      </ns10:oMath>
       <w:r>
         <w:t>. MAE loss bền vững hơn với outlier so với MSE và thường tạo ra dự đoán sắc nét hơn. Sự kết hợp MSE + MAE bổ trợ lẫn nhau: MSE ổn định hóa huấn luyện và giảm sai số tổng thể, trong khi MAE bảo toàn các đặc trưng cục bộ. Trọng số β = 0,5 cao nhất phản ánh tầm quan trọng của độ trung thực hình thái dạng sóng.</w:t>
       </w:r>
     </w:p>
-    <w:p>
+    <w:p ns2:paraId="14052EF9" ns2:textId="77777777">
       <w:pPr>
         <w:spacing w:line="360" w:lineRule="auto"/>
       </w:pPr>
     </w:p>
-    <w:p>
+    <w:p ns2:paraId="25E7C45A" ns2:textId="77777777">
       <w:pPr>
         <w:pStyle w:val="Heading2"/>
       </w:pPr>
@@ -29916,226 +29916,226 @@
         <w:t xml:space="preserve"> Đỉnh</w:t>
       </w:r>
     </w:p>
-    <w:p>
+    <w:p ns2:paraId="7F2C9FB6" ns2:textId="7A660654">
       <w:pPr>
         <w:spacing w:line="360" w:lineRule="auto"/>
         <w:ind w:firstLine="720"/>
         <w:jc w:val="both"/>
       </w:pPr>
-      <m:oMathPara>
-        <m:oMath>
-          <m:sSub>
-            <m:sSubPr>
-              <m:ctrlPr>
+      <ns10:oMathPara>
+        <ns10:oMath>
+          <ns10:sSub>
+            <ns10:sSubPr>
+              <ns10:ctrlPr>
                 <w:rPr>
                   <w:rFonts w:ascii="Cambria Math" w:hAnsi="Cambria Math"/>
                   <w:i/>
                 </w:rPr>
-              </m:ctrlPr>
-            </m:sSubPr>
-            <m:e>
-              <m:r>
+              </ns10:ctrlPr>
+            </ns10:sSubPr>
+            <ns10:e>
+              <ns10:r>
                 <w:rPr>
                   <w:rFonts w:ascii="Cambria Math" w:hAnsi="Cambria Math"/>
                 </w:rPr>
-                <m:t>L</m:t>
-              </m:r>
-            </m:e>
-            <m:sub>
-              <m:r>
+                <ns10:t>L</ns10:t>
+              </ns10:r>
+            </ns10:e>
+            <ns10:sub>
+              <ns10:r>
                 <w:rPr>
                   <w:rFonts w:ascii="Cambria Math" w:hAnsi="Cambria Math"/>
                 </w:rPr>
-                <m:t>env</m:t>
-              </m:r>
-            </m:sub>
-          </m:sSub>
-          <m:r>
+                <ns10:t>env</ns10:t>
+              </ns10:r>
+            </ns10:sub>
+          </ns10:sSub>
+          <ns10:r>
             <w:rPr>
               <w:rFonts w:ascii="Cambria Math" w:hAnsi="Cambria Math"/>
             </w:rPr>
-            <m:t>=</m:t>
-          </m:r>
-          <m:d>
-            <m:dPr>
-              <m:ctrlPr>
+            <ns10:t>=</ns10:t>
+          </ns10:r>
+          <ns10:d>
+            <ns10:dPr>
+              <ns10:ctrlPr>
                 <w:rPr>
                   <w:rFonts w:ascii="Cambria Math" w:hAnsi="Cambria Math"/>
                   <w:i/>
                 </w:rPr>
-              </m:ctrlPr>
-            </m:dPr>
-            <m:e>
-              <m:r>
+              </ns10:ctrlPr>
+            </ns10:dPr>
+            <ns10:e>
+              <ns10:r>
                 <w:rPr>
                   <w:rFonts w:ascii="Cambria Math" w:hAnsi="Cambria Math"/>
                 </w:rPr>
-                <m:t>1</m:t>
-              </m:r>
-              <m:r>
-                <m:rPr>
-                  <m:lit/>
-                </m:rPr>
+                <ns10:t>1</ns10:t>
+              </ns10:r>
+              <ns10:r>
+                <ns10:rPr>
+                  <ns10:lit/>
+                </ns10:rPr>
                 <w:rPr>
                   <w:rFonts w:ascii="Cambria Math" w:hAnsi="Cambria Math"/>
                 </w:rPr>
-                <m:t>/</m:t>
-              </m:r>
-              <m:r>
+                <ns10:t>/</ns10:t>
+              </ns10:r>
+              <ns10:r>
                 <w:rPr>
                   <w:rFonts w:ascii="Cambria Math" w:hAnsi="Cambria Math"/>
                 </w:rPr>
-                <m:t>N</m:t>
-              </m:r>
-            </m:e>
-          </m:d>
-          <m:sSubSup>
-            <m:sSubSupPr>
-              <m:ctrlPr>
+                <ns10:t>N</ns10:t>
+              </ns10:r>
+            </ns10:e>
+          </ns10:d>
+          <ns10:sSubSup>
+            <ns10:sSubSupPr>
+              <ns10:ctrlPr>
                 <w:rPr>
                   <w:rFonts w:ascii="Cambria Math" w:hAnsi="Cambria Math"/>
                   <w:i/>
                 </w:rPr>
-              </m:ctrlPr>
-            </m:sSubSupPr>
-            <m:e>
-              <m:r>
+              </ns10:ctrlPr>
+            </ns10:sSubSupPr>
+            <ns10:e>
+              <ns10:r>
                 <w:rPr>
                   <w:rFonts w:ascii="Cambria Math" w:hAnsi="Cambria Math"/>
                 </w:rPr>
-                <m:t>Σ</m:t>
-              </m:r>
-            </m:e>
-            <m:sub>
-              <m:r>
+                <ns10:t>Σ</ns10:t>
+              </ns10:r>
+            </ns10:e>
+            <ns10:sub>
+              <ns10:r>
                 <w:rPr>
                   <w:rFonts w:ascii="Cambria Math" w:hAnsi="Cambria Math"/>
                 </w:rPr>
-                <m:t>n=1</m:t>
-              </m:r>
-            </m:sub>
-            <m:sup>
-              <m:r>
+                <ns10:t>n=1</ns10:t>
+              </ns10:r>
+            </ns10:sub>
+            <ns10:sup>
+              <ns10:r>
                 <w:rPr>
                   <w:rFonts w:ascii="Cambria Math" w:hAnsi="Cambria Math"/>
                 </w:rPr>
-                <m:t>N</m:t>
-              </m:r>
-            </m:sup>
-          </m:sSubSup>
-          <m:sSup>
-            <m:sSupPr>
-              <m:ctrlPr>
+                <ns10:t>N</ns10:t>
+              </ns10:r>
+            </ns10:sup>
+          </ns10:sSubSup>
+          <ns10:sSup>
+            <ns10:sSupPr>
+              <ns10:ctrlPr>
                 <w:rPr>
                   <w:rFonts w:ascii="Cambria Math" w:hAnsi="Cambria Math"/>
                   <w:i/>
                 </w:rPr>
-              </m:ctrlPr>
-            </m:sSupPr>
-            <m:e>
-              <m:d>
-                <m:dPr>
-                  <m:ctrlPr>
+              </ns10:ctrlPr>
+            </ns10:sSupPr>
+            <ns10:e>
+              <ns10:d>
+                <ns10:dPr>
+                  <ns10:ctrlPr>
                     <w:rPr>
                       <w:rFonts w:ascii="Cambria Math" w:hAnsi="Cambria Math"/>
                       <w:i/>
                     </w:rPr>
-                  </m:ctrlPr>
-                </m:dPr>
-                <m:e>
-                  <m:r>
+                  </ns10:ctrlPr>
+                </ns10:dPr>
+                <ns10:e>
+                  <ns10:r>
                     <w:rPr>
                       <w:rFonts w:ascii="Cambria Math" w:hAnsi="Cambria Math"/>
                     </w:rPr>
-                    <m:t>p</m:t>
-                  </m:r>
-                  <m:acc>
-                    <m:accPr>
-                      <m:chr m:val="̃"/>
-                      <m:ctrlPr>
+                    <ns10:t>p</ns10:t>
+                  </ns10:r>
+                  <ns10:acc>
+                    <ns10:accPr>
+                      <ns10:chr ns10:val="̃"/>
+                      <ns10:ctrlPr>
                         <w:rPr>
                           <w:rFonts w:ascii="Cambria Math" w:hAnsi="Cambria Math"/>
                           <w:i/>
                         </w:rPr>
-                      </m:ctrlPr>
-                    </m:accPr>
-                    <m:e>
-                      <m:d>
-                        <m:dPr>
-                          <m:begChr m:val="["/>
-                          <m:endChr m:val="]"/>
-                          <m:ctrlPr>
+                      </ns10:ctrlPr>
+                    </ns10:accPr>
+                    <ns10:e>
+                      <ns10:d>
+                        <ns10:dPr>
+                          <ns10:begChr ns10:val="["/>
+                          <ns10:endChr ns10:val="]"/>
+                          <ns10:ctrlPr>
                             <w:rPr>
                               <w:rFonts w:ascii="Cambria Math" w:hAnsi="Cambria Math"/>
                               <w:i/>
                             </w:rPr>
-                          </m:ctrlPr>
-                        </m:dPr>
-                        <m:e>
-                          <m:r>
+                          </ns10:ctrlPr>
+                        </ns10:dPr>
+                        <ns10:e>
+                          <ns10:r>
                             <w:rPr>
                               <w:rFonts w:ascii="Cambria Math" w:hAnsi="Cambria Math"/>
                             </w:rPr>
-                            <m:t>n</m:t>
-                          </m:r>
-                        </m:e>
-                      </m:d>
-                    </m:e>
-                  </m:acc>
-                  <m:r>
+                            <ns10:t>n</ns10:t>
+                          </ns10:r>
+                        </ns10:e>
+                      </ns10:d>
+                    </ns10:e>
+                  </ns10:acc>
+                  <ns10:r>
                     <w:rPr>
                       <w:rFonts w:ascii="Cambria Math" w:hAnsi="Cambria Math"/>
                     </w:rPr>
-                    <m:t>-p</m:t>
-                  </m:r>
-                  <m:acc>
-                    <m:accPr>
-                      <m:ctrlPr>
+                    <ns10:t>-p</ns10:t>
+                  </ns10:r>
+                  <ns10:acc>
+                    <ns10:accPr>
+                      <ns10:ctrlPr>
                         <w:rPr>
                           <w:rFonts w:ascii="Cambria Math" w:hAnsi="Cambria Math"/>
                           <w:i/>
                         </w:rPr>
-                      </m:ctrlPr>
-                    </m:accPr>
-                    <m:e>
-                      <m:d>
-                        <m:dPr>
-                          <m:begChr m:val="["/>
-                          <m:endChr m:val="]"/>
-                          <m:ctrlPr>
+                      </ns10:ctrlPr>
+                    </ns10:accPr>
+                    <ns10:e>
+                      <ns10:d>
+                        <ns10:dPr>
+                          <ns10:begChr ns10:val="["/>
+                          <ns10:endChr ns10:val="]"/>
+                          <ns10:ctrlPr>
                             <w:rPr>
                               <w:rFonts w:ascii="Cambria Math" w:hAnsi="Cambria Math"/>
                               <w:i/>
                             </w:rPr>
-                          </m:ctrlPr>
-                        </m:dPr>
-                        <m:e>
-                          <m:r>
+                          </ns10:ctrlPr>
+                        </ns10:dPr>
+                        <ns10:e>
+                          <ns10:r>
                             <w:rPr>
                               <w:rFonts w:ascii="Cambria Math" w:hAnsi="Cambria Math"/>
                             </w:rPr>
-                            <m:t>n</m:t>
-                          </m:r>
-                        </m:e>
-                      </m:d>
-                    </m:e>
-                  </m:acc>
-                </m:e>
-              </m:d>
-            </m:e>
-            <m:sup>
-              <m:r>
+                            <ns10:t>n</ns10:t>
+                          </ns10:r>
+                        </ns10:e>
+                      </ns10:d>
+                    </ns10:e>
+                  </ns10:acc>
+                </ns10:e>
+              </ns10:d>
+            </ns10:e>
+            <ns10:sup>
+              <ns10:r>
                 <w:rPr>
                   <w:rFonts w:ascii="Cambria Math" w:hAnsi="Cambria Math"/>
                 </w:rPr>
-                <m:t>2</m:t>
-              </m:r>
-            </m:sup>
-          </m:sSup>
-        </m:oMath>
-      </m:oMathPara>
+                <ns10:t>2</ns10:t>
+              </ns10:r>
+            </ns10:sup>
+          </ns10:sSup>
+        </ns10:oMath>
+      </ns10:oMathPara>
     </w:p>
-    <w:p>
+    <w:p ns2:paraId="47646585" ns2:textId="1F0AEBDD">
       <w:pPr>
         <w:spacing w:line="360" w:lineRule="auto"/>
         <w:ind w:firstLine="720"/>
@@ -30277,34 +30277,34 @@
       <w:r>
         <w:t xml:space="preserve">. </w:t>
       </w:r>
-      <m:oMath>
-        <m:sSub>
-          <m:sSubPr>
-            <m:ctrlPr>
+      <ns10:oMath>
+        <ns10:sSub>
+          <ns10:sSubPr>
+            <ns10:ctrlPr>
               <w:rPr>
                 <w:rFonts w:ascii="Cambria Math" w:hAnsi="Cambria Math"/>
                 <w:i/>
               </w:rPr>
-            </m:ctrlPr>
-          </m:sSubPr>
-          <m:e>
-            <m:r>
+            </ns10:ctrlPr>
+          </ns10:sSubPr>
+          <ns10:e>
+            <ns10:r>
               <w:rPr>
                 <w:rFonts w:ascii="Cambria Math" w:hAnsi="Cambria Math"/>
               </w:rPr>
-              <m:t>L</m:t>
-            </m:r>
-          </m:e>
-          <m:sub>
-            <m:r>
+              <ns10:t>L</ns10:t>
+            </ns10:r>
+          </ns10:e>
+          <ns10:sub>
+            <ns10:r>
               <w:rPr>
                 <w:rFonts w:ascii="Cambria Math" w:hAnsi="Cambria Math"/>
               </w:rPr>
-              <m:t>env</m:t>
-            </m:r>
-          </m:sub>
-        </m:sSub>
-      </m:oMath>
+              <ns10:t>env</ns10:t>
+            </ns10:r>
+          </ns10:sub>
+        </ns10:sSub>
+      </ns10:oMath>
       <w:r>
         <w:t xml:space="preserve"> được tính như MSE giữa bao biên độ chuẩn hóa của đầu ra mô hình (p̃[n]) và </w:t>
       </w:r>
@@ -30339,12 +30339,12 @@
         <w:t xml:space="preserve"> (p̂[n]).</w:t>
       </w:r>
     </w:p>
-    <w:p>
+    <w:p ns2:paraId="71977B53" ns2:textId="77777777">
       <w:pPr>
         <w:spacing w:line="360" w:lineRule="auto"/>
       </w:pPr>
     </w:p>
-    <w:p>
+    <w:p ns2:paraId="5B632174" ns2:textId="77777777">
       <w:pPr>
         <w:spacing w:line="360" w:lineRule="auto"/>
         <w:ind w:firstLine="720"/>
@@ -30783,12 +30783,12 @@
         <w:t>.</w:t>
       </w:r>
     </w:p>
-    <w:p>
+    <w:p ns2:paraId="05073430" ns2:textId="77777777">
       <w:pPr>
         <w:spacing w:line="360" w:lineRule="auto"/>
       </w:pPr>
     </w:p>
-    <w:p>
+    <w:p ns2:paraId="0069CF23" ns2:textId="77777777">
       <w:pPr>
         <w:pStyle w:val="Heading2"/>
       </w:pPr>
@@ -30884,7 +30884,7 @@
         <w:gridCol w:w="1400"/>
         <w:gridCol w:w="2500"/>
       </w:tblGrid>
-      <w:tr>
+      <w:tr ns2:paraId="5234A4BD" ns2:textId="77777777">
         <w:trPr>
           <w:tblHeader/>
         </w:trPr>
@@ -30905,7 +30905,7 @@
               <w:right w:w="120" w:type="dxa"/>
             </w:tcMar>
           </w:tcPr>
-          <w:p>
+          <w:p ns2:paraId="763C1FF1" ns2:textId="77777777">
             <w:pPr>
               <w:spacing w:line="276" w:lineRule="auto"/>
               <w:jc w:val="center"/>
@@ -30938,7 +30938,7 @@
               <w:right w:w="120" w:type="dxa"/>
             </w:tcMar>
           </w:tcPr>
-          <w:p>
+          <w:p ns2:paraId="7BA26386" ns2:textId="77777777">
             <w:pPr>
               <w:spacing w:line="276" w:lineRule="auto"/>
               <w:jc w:val="center"/>
@@ -30971,7 +30971,7 @@
               <w:right w:w="120" w:type="dxa"/>
             </w:tcMar>
           </w:tcPr>
-          <w:p>
+          <w:p ns2:paraId="1FD10763" ns2:textId="77777777">
             <w:pPr>
               <w:spacing w:line="276" w:lineRule="auto"/>
               <w:jc w:val="center"/>
@@ -31004,7 +31004,7 @@
               <w:right w:w="120" w:type="dxa"/>
             </w:tcMar>
           </w:tcPr>
-          <w:p>
+          <w:p ns2:paraId="3115369C" ns2:textId="77777777">
             <w:pPr>
               <w:spacing w:line="276" w:lineRule="auto"/>
               <w:jc w:val="center"/>
@@ -31037,7 +31037,7 @@
               <w:right w:w="120" w:type="dxa"/>
             </w:tcMar>
           </w:tcPr>
-          <w:p>
+          <w:p ns2:paraId="15DCC9C1" ns2:textId="77777777">
             <w:pPr>
               <w:spacing w:line="276" w:lineRule="auto"/>
               <w:jc w:val="center"/>
@@ -31076,7 +31076,7 @@
           </w:p>
         </w:tc>
       </w:tr>
-      <w:tr>
+      <w:tr ns2:paraId="454E4B4D" ns2:textId="77777777">
         <w:tc>
           <w:tcPr>
             <w:tcW w:w="2000" w:type="dxa"/>
@@ -31093,7 +31093,7 @@
               <w:right w:w="120" w:type="dxa"/>
             </w:tcMar>
           </w:tcPr>
-          <w:p>
+          <w:p ns2:paraId="48A0C645" ns2:textId="77777777">
             <w:pPr>
               <w:spacing w:line="276" w:lineRule="auto"/>
               <w:jc w:val="center"/>
@@ -31157,7 +31157,7 @@
               <w:right w:w="120" w:type="dxa"/>
             </w:tcMar>
           </w:tcPr>
-          <w:p>
+          <w:p ns2:paraId="5AE31636" ns2:textId="77777777">
             <w:pPr>
               <w:spacing w:line="276" w:lineRule="auto"/>
               <w:jc w:val="center"/>
@@ -31187,7 +31187,7 @@
               <w:right w:w="120" w:type="dxa"/>
             </w:tcMar>
           </w:tcPr>
-          <w:p>
+          <w:p ns2:paraId="54D80AF4" ns2:textId="77777777">
             <w:pPr>
               <w:spacing w:line="276" w:lineRule="auto"/>
               <w:jc w:val="center"/>
@@ -31217,7 +31217,7 @@
               <w:right w:w="120" w:type="dxa"/>
             </w:tcMar>
           </w:tcPr>
-          <w:p>
+          <w:p ns2:paraId="7F291DB6" ns2:textId="77777777">
             <w:pPr>
               <w:spacing w:line="276" w:lineRule="auto"/>
               <w:jc w:val="center"/>
@@ -31247,7 +31247,7 @@
               <w:right w:w="120" w:type="dxa"/>
             </w:tcMar>
           </w:tcPr>
-          <w:p>
+          <w:p ns2:paraId="6765BE9C" ns2:textId="77777777">
             <w:pPr>
               <w:spacing w:line="276" w:lineRule="auto"/>
               <w:jc w:val="center"/>
@@ -31303,7 +31303,7 @@
           </w:p>
         </w:tc>
       </w:tr>
-      <w:tr>
+      <w:tr ns2:paraId="289FBB27" ns2:textId="77777777">
         <w:tc>
           <w:tcPr>
             <w:tcW w:w="2000" w:type="dxa"/>
@@ -31320,7 +31320,7 @@
               <w:right w:w="120" w:type="dxa"/>
             </w:tcMar>
           </w:tcPr>
-          <w:p>
+          <w:p ns2:paraId="67ABA0A3" ns2:textId="77777777">
             <w:pPr>
               <w:spacing w:line="276" w:lineRule="auto"/>
               <w:jc w:val="center"/>
@@ -31366,7 +31366,7 @@
               <w:right w:w="120" w:type="dxa"/>
             </w:tcMar>
           </w:tcPr>
-          <w:p>
+          <w:p ns2:paraId="3E3E7AFC" ns2:textId="77777777">
             <w:pPr>
               <w:spacing w:line="276" w:lineRule="auto"/>
               <w:jc w:val="center"/>
@@ -31396,7 +31396,7 @@
               <w:right w:w="120" w:type="dxa"/>
             </w:tcMar>
           </w:tcPr>
-          <w:p>
+          <w:p ns2:paraId="7E00F35B" ns2:textId="77777777">
             <w:pPr>
               <w:spacing w:line="276" w:lineRule="auto"/>
               <w:jc w:val="center"/>
@@ -31426,7 +31426,7 @@
               <w:right w:w="120" w:type="dxa"/>
             </w:tcMar>
           </w:tcPr>
-          <w:p>
+          <w:p ns2:paraId="0584D3C9" ns2:textId="77777777">
             <w:pPr>
               <w:spacing w:line="276" w:lineRule="auto"/>
               <w:jc w:val="center"/>
@@ -31456,7 +31456,7 @@
               <w:right w:w="120" w:type="dxa"/>
             </w:tcMar>
           </w:tcPr>
-          <w:p>
+          <w:p ns2:paraId="53BD84E2" ns2:textId="77777777">
             <w:pPr>
               <w:spacing w:line="276" w:lineRule="auto"/>
               <w:jc w:val="center"/>
@@ -31496,7 +31496,7 @@
           </w:p>
         </w:tc>
       </w:tr>
-      <w:tr>
+      <w:tr ns2:paraId="58C80D99" ns2:textId="77777777">
         <w:tc>
           <w:tcPr>
             <w:tcW w:w="2000" w:type="dxa"/>
@@ -31513,7 +31513,7 @@
               <w:right w:w="120" w:type="dxa"/>
             </w:tcMar>
           </w:tcPr>
-          <w:p>
+          <w:p ns2:paraId="12DB93F9" ns2:textId="77777777">
             <w:pPr>
               <w:spacing w:line="276" w:lineRule="auto"/>
               <w:jc w:val="center"/>
@@ -31591,7 +31591,7 @@
               <w:right w:w="120" w:type="dxa"/>
             </w:tcMar>
           </w:tcPr>
-          <w:p>
+          <w:p ns2:paraId="0CC871E8" ns2:textId="77777777">
             <w:pPr>
               <w:spacing w:line="276" w:lineRule="auto"/>
               <w:jc w:val="center"/>
@@ -31621,7 +31621,7 @@
               <w:right w:w="120" w:type="dxa"/>
             </w:tcMar>
           </w:tcPr>
-          <w:p>
+          <w:p ns2:paraId="00C67879" ns2:textId="77777777">
             <w:pPr>
               <w:spacing w:line="276" w:lineRule="auto"/>
               <w:jc w:val="center"/>
@@ -31651,7 +31651,7 @@
               <w:right w:w="120" w:type="dxa"/>
             </w:tcMar>
           </w:tcPr>
-          <w:p>
+          <w:p ns2:paraId="59086D5B" ns2:textId="77777777">
             <w:pPr>
               <w:spacing w:line="276" w:lineRule="auto"/>
               <w:jc w:val="center"/>
@@ -31681,7 +31681,7 @@
               <w:right w:w="120" w:type="dxa"/>
             </w:tcMar>
           </w:tcPr>
-          <w:p>
+          <w:p ns2:paraId="33582D21" ns2:textId="77777777">
             <w:pPr>
               <w:spacing w:line="276" w:lineRule="auto"/>
               <w:jc w:val="center"/>
@@ -31731,12 +31731,12 @@
         </w:tc>
       </w:tr>
     </w:tbl>
-    <w:p>
+    <w:p ns2:paraId="0DBE92C8" ns2:textId="77777777">
       <w:pPr>
         <w:spacing w:line="360" w:lineRule="auto"/>
       </w:pPr>
     </w:p>
-    <w:p>
+    <w:p ns2:paraId="6311C138" ns2:textId="77777777">
       <w:pPr>
         <w:spacing w:before="60" w:after="120" w:line="276" w:lineRule="auto"/>
         <w:jc w:val="center"/>
@@ -31893,12 +31893,12 @@
       </w:r>
       <w:proofErr w:type="spellEnd"/>
     </w:p>
-    <w:p>
+    <w:p ns2:paraId="3B2E74E2" ns2:textId="77777777">
       <w:pPr>
         <w:spacing w:line="360" w:lineRule="auto"/>
       </w:pPr>
     </w:p>
-    <w:p>
+    <w:p ns2:paraId="0046DF64" ns2:textId="77777777">
       <w:pPr>
         <w:pStyle w:val="Heading2"/>
       </w:pPr>
@@ -31938,7 +31938,7 @@
         <w:t xml:space="preserve"> F1</w:t>
       </w:r>
     </w:p>
-    <w:p>
+    <w:p ns2:paraId="39F4B846" ns2:textId="77777777">
       <w:pPr>
         <w:spacing w:line="360" w:lineRule="auto"/>
         <w:ind w:firstLine="720"/>
@@ -32318,12 +32318,12 @@
       </w:r>
       <w:proofErr w:type="spellEnd"/>
     </w:p>
-    <w:p>
+    <w:p ns2:paraId="7C4E3111" ns2:textId="77777777">
       <w:pPr>
         <w:spacing w:line="360" w:lineRule="auto"/>
       </w:pPr>
     </w:p>
-    <w:p>
+    <w:p ns2:paraId="5EBD4705" ns2:textId="77777777">
       <w:pPr>
         <w:pStyle w:val="Heading2"/>
       </w:pPr>
@@ -32360,7 +32360,7 @@
       </w:r>
       <w:proofErr w:type="spellEnd"/>
     </w:p>
-    <w:p>
+    <w:p ns2:paraId="1E5A6FBF" ns2:textId="25EFF449">
       <w:pPr>
         <w:pStyle w:val="Heading3"/>
       </w:pPr>
@@ -32389,7 +32389,7 @@
       </w:r>
       <w:proofErr w:type="spellEnd"/>
     </w:p>
-    <w:p>
+    <w:p ns2:paraId="0E7DBF91" ns2:textId="77777777">
       <w:pPr>
         <w:spacing w:line="360" w:lineRule="auto"/>
         <w:ind w:firstLine="720"/>
@@ -32664,12 +32664,12 @@
         <w:t>-Net).</w:t>
       </w:r>
     </w:p>
-    <w:p>
+    <w:p ns2:paraId="092AD49A" ns2:textId="77777777">
       <w:pPr>
         <w:spacing w:line="360" w:lineRule="auto"/>
       </w:pPr>
     </w:p>
-    <w:p>
+    <w:p ns2:paraId="4B2AD0E4" ns2:textId="77777777">
       <w:pPr>
         <w:spacing w:line="360" w:lineRule="auto"/>
         <w:ind w:firstLine="720"/>
@@ -32908,7 +32908,7 @@
         <w:t xml:space="preserve"> vanishing.</w:t>
       </w:r>
     </w:p>
-    <w:p>
+    <w:p ns2:paraId="449C9677" ns2:textId="77777777">
       <w:pPr>
         <w:spacing w:line="360" w:lineRule="auto"/>
       </w:pPr>
@@ -32936,7 +32936,7 @@
         <w:gridCol w:w="1800"/>
         <w:gridCol w:w="2900"/>
       </w:tblGrid>
-      <w:tr>
+      <w:tr ns2:paraId="204F7112" ns2:textId="77777777">
         <w:trPr>
           <w:tblHeader/>
         </w:trPr>
@@ -32957,7 +32957,7 @@
               <w:right w:w="120" w:type="dxa"/>
             </w:tcMar>
           </w:tcPr>
-          <w:p>
+          <w:p ns2:paraId="464532B0" ns2:textId="77777777">
             <w:pPr>
               <w:spacing w:line="276" w:lineRule="auto"/>
               <w:jc w:val="center"/>
@@ -33001,7 +33001,7 @@
               <w:right w:w="120" w:type="dxa"/>
             </w:tcMar>
           </w:tcPr>
-          <w:p>
+          <w:p ns2:paraId="67B67382" ns2:textId="77777777">
             <w:pPr>
               <w:spacing w:line="276" w:lineRule="auto"/>
               <w:jc w:val="center"/>
@@ -33096,7 +33096,7 @@
               <w:right w:w="120" w:type="dxa"/>
             </w:tcMar>
           </w:tcPr>
-          <w:p>
+          <w:p ns2:paraId="5D7A3FCE" ns2:textId="77777777">
             <w:pPr>
               <w:spacing w:line="276" w:lineRule="auto"/>
               <w:jc w:val="center"/>
@@ -33191,7 +33191,7 @@
               <w:right w:w="120" w:type="dxa"/>
             </w:tcMar>
           </w:tcPr>
-          <w:p>
+          <w:p ns2:paraId="35EEAC29" ns2:textId="77777777">
             <w:pPr>
               <w:spacing w:line="276" w:lineRule="auto"/>
               <w:jc w:val="center"/>
@@ -33219,7 +33219,7 @@
           </w:p>
         </w:tc>
       </w:tr>
-      <w:tr>
+      <w:tr ns2:paraId="5152EE1F" ns2:textId="77777777">
         <w:tc>
           <w:tcPr>
             <w:tcW w:w="2200" w:type="dxa"/>
@@ -33236,7 +33236,7 @@
               <w:right w:w="120" w:type="dxa"/>
             </w:tcMar>
           </w:tcPr>
-          <w:p>
+          <w:p ns2:paraId="22B180A7" ns2:textId="77777777">
             <w:pPr>
               <w:spacing w:line="276" w:lineRule="auto"/>
               <w:jc w:val="center"/>
@@ -33275,7 +33275,7 @@
               <w:right w:w="120" w:type="dxa"/>
             </w:tcMar>
           </w:tcPr>
-          <w:p>
+          <w:p ns2:paraId="0EA15A97" ns2:textId="77777777">
             <w:pPr>
               <w:spacing w:line="276" w:lineRule="auto"/>
               <w:jc w:val="center"/>
@@ -33305,7 +33305,7 @@
               <w:right w:w="120" w:type="dxa"/>
             </w:tcMar>
           </w:tcPr>
-          <w:p>
+          <w:p ns2:paraId="5F1D171D" ns2:textId="77777777">
             <w:pPr>
               <w:spacing w:line="276" w:lineRule="auto"/>
               <w:jc w:val="center"/>
@@ -33335,7 +33335,7 @@
               <w:right w:w="120" w:type="dxa"/>
             </w:tcMar>
           </w:tcPr>
-          <w:p>
+          <w:p ns2:paraId="7A0C9F94" ns2:textId="77777777">
             <w:pPr>
               <w:spacing w:line="276" w:lineRule="auto"/>
               <w:jc w:val="center"/>
@@ -33384,7 +33384,7 @@
           </w:p>
         </w:tc>
       </w:tr>
-      <w:tr>
+      <w:tr ns2:paraId="181E1387" ns2:textId="77777777">
         <w:tc>
           <w:tcPr>
             <w:tcW w:w="2200" w:type="dxa"/>
@@ -33401,7 +33401,7 @@
               <w:right w:w="120" w:type="dxa"/>
             </w:tcMar>
           </w:tcPr>
-          <w:p>
+          <w:p ns2:paraId="7585F0C1" ns2:textId="77777777">
             <w:pPr>
               <w:spacing w:line="276" w:lineRule="auto"/>
               <w:jc w:val="center"/>
@@ -33431,7 +33431,7 @@
               <w:right w:w="120" w:type="dxa"/>
             </w:tcMar>
           </w:tcPr>
-          <w:p>
+          <w:p ns2:paraId="2E71FF9F" ns2:textId="77777777">
             <w:pPr>
               <w:spacing w:line="276" w:lineRule="auto"/>
               <w:jc w:val="center"/>
@@ -33461,7 +33461,7 @@
               <w:right w:w="120" w:type="dxa"/>
             </w:tcMar>
           </w:tcPr>
-          <w:p>
+          <w:p ns2:paraId="666832A1" ns2:textId="77777777">
             <w:pPr>
               <w:spacing w:line="276" w:lineRule="auto"/>
               <w:jc w:val="center"/>
@@ -33491,7 +33491,7 @@
               <w:right w:w="120" w:type="dxa"/>
             </w:tcMar>
           </w:tcPr>
-          <w:p>
+          <w:p ns2:paraId="466B2959" ns2:textId="77777777">
             <w:pPr>
               <w:spacing w:line="276" w:lineRule="auto"/>
               <w:jc w:val="center"/>
@@ -33531,7 +33531,7 @@
           </w:p>
         </w:tc>
       </w:tr>
-      <w:tr>
+      <w:tr ns2:paraId="1FE01ECD" ns2:textId="77777777">
         <w:tc>
           <w:tcPr>
             <w:tcW w:w="2200" w:type="dxa"/>
@@ -33548,7 +33548,7 @@
               <w:right w:w="120" w:type="dxa"/>
             </w:tcMar>
           </w:tcPr>
-          <w:p>
+          <w:p ns2:paraId="54DFCD80" ns2:textId="77777777">
             <w:pPr>
               <w:spacing w:line="276" w:lineRule="auto"/>
               <w:jc w:val="center"/>
@@ -33578,7 +33578,7 @@
               <w:right w:w="120" w:type="dxa"/>
             </w:tcMar>
           </w:tcPr>
-          <w:p>
+          <w:p ns2:paraId="28DB8ED4" ns2:textId="77777777">
             <w:pPr>
               <w:spacing w:line="276" w:lineRule="auto"/>
               <w:jc w:val="center"/>
@@ -33608,7 +33608,7 @@
               <w:right w:w="120" w:type="dxa"/>
             </w:tcMar>
           </w:tcPr>
-          <w:p>
+          <w:p ns2:paraId="0A032101" ns2:textId="77777777">
             <w:pPr>
               <w:spacing w:line="276" w:lineRule="auto"/>
               <w:jc w:val="center"/>
@@ -33638,7 +33638,7 @@
               <w:right w:w="120" w:type="dxa"/>
             </w:tcMar>
           </w:tcPr>
-          <w:p>
+          <w:p ns2:paraId="3515C981" ns2:textId="77777777">
             <w:pPr>
               <w:spacing w:line="276" w:lineRule="auto"/>
               <w:jc w:val="center"/>
@@ -33662,7 +33662,7 @@
           </w:p>
         </w:tc>
       </w:tr>
-      <w:tr>
+      <w:tr ns2:paraId="5355EB87" ns2:textId="77777777">
         <w:tc>
           <w:tcPr>
             <w:tcW w:w="2200" w:type="dxa"/>
@@ -33679,7 +33679,7 @@
               <w:right w:w="120" w:type="dxa"/>
             </w:tcMar>
           </w:tcPr>
-          <w:p>
+          <w:p ns2:paraId="740A5624" ns2:textId="77777777">
             <w:pPr>
               <w:spacing w:line="276" w:lineRule="auto"/>
               <w:jc w:val="center"/>
@@ -33711,7 +33711,7 @@
               <w:right w:w="120" w:type="dxa"/>
             </w:tcMar>
           </w:tcPr>
-          <w:p>
+          <w:p ns2:paraId="4B97A1B5" ns2:textId="77777777">
             <w:pPr>
               <w:spacing w:line="276" w:lineRule="auto"/>
               <w:jc w:val="center"/>
@@ -33741,7 +33741,7 @@
               <w:right w:w="120" w:type="dxa"/>
             </w:tcMar>
           </w:tcPr>
-          <w:p>
+          <w:p ns2:paraId="132375B2" ns2:textId="77777777">
             <w:pPr>
               <w:spacing w:line="276" w:lineRule="auto"/>
               <w:jc w:val="center"/>
@@ -33771,7 +33771,7 @@
               <w:right w:w="120" w:type="dxa"/>
             </w:tcMar>
           </w:tcPr>
-          <w:p>
+          <w:p ns2:paraId="5266F871" ns2:textId="77777777">
             <w:pPr>
               <w:spacing w:line="276" w:lineRule="auto"/>
               <w:jc w:val="center"/>
@@ -33820,7 +33820,7 @@
           </w:p>
         </w:tc>
       </w:tr>
-      <w:tr>
+      <w:tr ns2:paraId="7CB5B4DE" ns2:textId="77777777">
         <w:tc>
           <w:tcPr>
             <w:tcW w:w="2200" w:type="dxa"/>
@@ -33837,7 +33837,7 @@
               <w:right w:w="120" w:type="dxa"/>
             </w:tcMar>
           </w:tcPr>
-          <w:p>
+          <w:p ns2:paraId="22398A23" ns2:textId="77777777">
             <w:pPr>
               <w:spacing w:line="276" w:lineRule="auto"/>
               <w:jc w:val="center"/>
@@ -33869,7 +33869,7 @@
               <w:right w:w="120" w:type="dxa"/>
             </w:tcMar>
           </w:tcPr>
-          <w:p>
+          <w:p ns2:paraId="1475305E" ns2:textId="77777777">
             <w:pPr>
               <w:spacing w:line="276" w:lineRule="auto"/>
               <w:jc w:val="center"/>
@@ -33899,7 +33899,7 @@
               <w:right w:w="120" w:type="dxa"/>
             </w:tcMar>
           </w:tcPr>
-          <w:p>
+          <w:p ns2:paraId="6ECD3CD8" ns2:textId="77777777">
             <w:pPr>
               <w:spacing w:line="276" w:lineRule="auto"/>
               <w:jc w:val="center"/>
@@ -33929,7 +33929,7 @@
               <w:right w:w="120" w:type="dxa"/>
             </w:tcMar>
           </w:tcPr>
-          <w:p>
+          <w:p ns2:paraId="52A41B3C" ns2:textId="77777777">
             <w:pPr>
               <w:spacing w:line="276" w:lineRule="auto"/>
               <w:jc w:val="center"/>
@@ -33953,7 +33953,7 @@
           </w:p>
         </w:tc>
       </w:tr>
-      <w:tr>
+      <w:tr ns2:paraId="19969622" ns2:textId="77777777">
         <w:tc>
           <w:tcPr>
             <w:tcW w:w="2200" w:type="dxa"/>
@@ -33970,7 +33970,7 @@
               <w:right w:w="120" w:type="dxa"/>
             </w:tcMar>
           </w:tcPr>
-          <w:p>
+          <w:p ns2:paraId="61E8B450" ns2:textId="77777777">
             <w:pPr>
               <w:spacing w:line="276" w:lineRule="auto"/>
               <w:jc w:val="center"/>
@@ -34002,7 +34002,7 @@
               <w:right w:w="120" w:type="dxa"/>
             </w:tcMar>
           </w:tcPr>
-          <w:p>
+          <w:p ns2:paraId="375A5115" ns2:textId="77777777">
             <w:pPr>
               <w:spacing w:line="276" w:lineRule="auto"/>
               <w:jc w:val="center"/>
@@ -34032,7 +34032,7 @@
               <w:right w:w="120" w:type="dxa"/>
             </w:tcMar>
           </w:tcPr>
-          <w:p>
+          <w:p ns2:paraId="1EE55B50" ns2:textId="77777777">
             <w:pPr>
               <w:spacing w:line="276" w:lineRule="auto"/>
               <w:jc w:val="center"/>
@@ -34064,7 +34064,7 @@
               <w:right w:w="120" w:type="dxa"/>
             </w:tcMar>
           </w:tcPr>
-          <w:p>
+          <w:p ns2:paraId="5FECC6E1" ns2:textId="77777777">
             <w:pPr>
               <w:spacing w:line="276" w:lineRule="auto"/>
               <w:jc w:val="center"/>
@@ -34129,7 +34129,7 @@
           </w:p>
         </w:tc>
       </w:tr>
-      <w:tr>
+      <w:tr ns2:paraId="7E356BDB" ns2:textId="77777777">
         <w:tc>
           <w:tcPr>
             <w:tcW w:w="2200" w:type="dxa"/>
@@ -34146,7 +34146,7 @@
               <w:right w:w="120" w:type="dxa"/>
             </w:tcMar>
           </w:tcPr>
-          <w:p>
+          <w:p ns2:paraId="410A5B83" ns2:textId="77777777">
             <w:pPr>
               <w:spacing w:line="276" w:lineRule="auto"/>
               <w:jc w:val="center"/>
@@ -34178,7 +34178,7 @@
               <w:right w:w="120" w:type="dxa"/>
             </w:tcMar>
           </w:tcPr>
-          <w:p>
+          <w:p ns2:paraId="45657D2B" ns2:textId="77777777">
             <w:pPr>
               <w:spacing w:line="276" w:lineRule="auto"/>
               <w:jc w:val="center"/>
@@ -34208,7 +34208,7 @@
               <w:right w:w="120" w:type="dxa"/>
             </w:tcMar>
           </w:tcPr>
-          <w:p>
+          <w:p ns2:paraId="617FA686" ns2:textId="77777777">
             <w:pPr>
               <w:spacing w:line="276" w:lineRule="auto"/>
               <w:jc w:val="center"/>
@@ -34238,7 +34238,7 @@
               <w:right w:w="120" w:type="dxa"/>
             </w:tcMar>
           </w:tcPr>
-          <w:p>
+          <w:p ns2:paraId="79243C97" ns2:textId="77777777">
             <w:pPr>
               <w:spacing w:line="276" w:lineRule="auto"/>
               <w:jc w:val="center"/>
@@ -34279,12 +34279,12 @@
         </w:tc>
       </w:tr>
     </w:tbl>
-    <w:p>
+    <w:p ns2:paraId="6277AC43" ns2:textId="77777777">
       <w:pPr>
         <w:spacing w:line="360" w:lineRule="auto"/>
       </w:pPr>
     </w:p>
-    <w:p>
+    <w:p ns2:paraId="24188259" ns2:textId="77777777">
       <w:pPr>
         <w:spacing w:before="60" w:after="120" w:line="276" w:lineRule="auto"/>
         <w:jc w:val="center"/>
@@ -34401,12 +34401,12 @@
       </w:r>
       <w:proofErr w:type="spellEnd"/>
     </w:p>
-    <w:p>
+    <w:p ns2:paraId="5B4D5B69" ns2:textId="77777777">
       <w:pPr>
         <w:spacing w:line="360" w:lineRule="auto"/>
       </w:pPr>
     </w:p>
-    <w:p>
+    <w:p ns2:paraId="41B8A522" ns2:textId="017B53B0">
       <w:pPr>
         <w:pStyle w:val="Heading3"/>
       </w:pPr>
@@ -34430,7 +34430,7 @@
         <w:t xml:space="preserve"> Mát</w:t>
       </w:r>
     </w:p>
-    <w:p>
+    <w:p ns2:paraId="63A3E8F5" ns2:textId="5306ED34">
       <w:pPr>
         <w:spacing w:line="360" w:lineRule="auto"/>
         <w:ind w:firstLine="720"/>
@@ -34897,12 +34897,12 @@
         <w:t xml:space="preserve"> 250 Hz).</w:t>
       </w:r>
     </w:p>
-    <w:p>
+    <w:p ns2:paraId="222CF684" ns2:textId="77777777">
       <w:pPr>
         <w:spacing w:line="360" w:lineRule="auto"/>
       </w:pPr>
     </w:p>
-    <w:p>
+    <w:p ns2:paraId="5D36132B" ns2:textId="25B01764">
       <w:pPr>
         <w:spacing w:line="360" w:lineRule="auto"/>
         <w:ind w:firstLine="720"/>
@@ -35253,7 +35253,7 @@
         <w:t xml:space="preserve"> 5.</w:t>
       </w:r>
     </w:p>
-    <w:p>
+    <w:p ns2:paraId="7E8A481C" ns2:textId="77777777">
       <w:pPr>
         <w:pStyle w:val="Heading1"/>
       </w:pPr>
@@ -35262,12 +35262,12 @@
         <w:t>CHƯƠNG 5. THỰC NGHIỆM VÀ KẾT QUẢ</w:t>
       </w:r>
     </w:p>
-    <w:p>
+    <w:p ns2:paraId="19FD652B" ns2:textId="77777777">
       <w:pPr>
         <w:spacing w:line="360" w:lineRule="auto"/>
       </w:pPr>
     </w:p>
-    <w:p>
+    <w:p ns2:paraId="291ED400" ns2:textId="77777777">
       <w:pPr>
         <w:spacing w:line="360" w:lineRule="auto"/>
         <w:ind w:firstLine="720"/>
@@ -35490,12 +35490,12 @@
         <w:t>.</w:t>
       </w:r>
     </w:p>
-    <w:p>
+    <w:p ns2:paraId="1EB7D261" ns2:textId="77777777">
       <w:pPr>
         <w:spacing w:line="360" w:lineRule="auto"/>
       </w:pPr>
     </w:p>
-    <w:p>
+    <w:p ns2:paraId="0D0E8691" ns2:textId="77777777">
       <w:pPr>
         <w:pStyle w:val="Heading2"/>
       </w:pPr>
@@ -35519,7 +35519,7 @@
         <w:t xml:space="preserve"> Liệu</w:t>
       </w:r>
     </w:p>
-    <w:p>
+    <w:p ns2:paraId="014D2C6A" ns2:textId="77777777">
       <w:pPr>
         <w:pStyle w:val="Heading3"/>
       </w:pPr>
@@ -35527,7 +35527,7 @@
         <w:t>5.1.1 ADFECGDB (PhysioNet)</w:t>
       </w:r>
     </w:p>
-    <w:p>
+    <w:p ns2:paraId="08AD99C8" ns2:textId="77777777">
       <w:pPr>
         <w:spacing w:line="360" w:lineRule="auto"/>
         <w:ind w:firstLine="720"/>
@@ -35734,7 +35734,7 @@
         <w:t>.</w:t>
       </w:r>
     </w:p>
-    <w:p>
+    <w:p ns2:paraId="06F134C6" ns2:textId="77777777">
       <w:pPr>
         <w:spacing w:line="360" w:lineRule="auto"/>
       </w:pPr>
@@ -35760,7 +35760,7 @@
         <w:gridCol w:w="3500"/>
         <w:gridCol w:w="5200"/>
       </w:tblGrid>
-      <w:tr>
+      <w:tr ns2:paraId="39D4DE10" ns2:textId="77777777">
         <w:trPr>
           <w:tblHeader/>
         </w:trPr>
@@ -35781,7 +35781,7 @@
               <w:right w:w="120" w:type="dxa"/>
             </w:tcMar>
           </w:tcPr>
-          <w:p>
+          <w:p ns2:paraId="6E8247DC" ns2:textId="77777777">
             <w:pPr>
               <w:spacing w:line="276" w:lineRule="auto"/>
               <w:jc w:val="center"/>
@@ -35836,7 +35836,7 @@
               <w:right w:w="120" w:type="dxa"/>
             </w:tcMar>
           </w:tcPr>
-          <w:p>
+          <w:p ns2:paraId="170BC6C3" ns2:textId="77777777">
             <w:pPr>
               <w:spacing w:line="276" w:lineRule="auto"/>
               <w:jc w:val="center"/>
@@ -35864,7 +35864,7 @@
           </w:p>
         </w:tc>
       </w:tr>
-      <w:tr>
+      <w:tr ns2:paraId="238F7153" ns2:textId="77777777">
         <w:tc>
           <w:tcPr>
             <w:tcW w:w="3500" w:type="dxa"/>
@@ -35881,7 +35881,7 @@
               <w:right w:w="120" w:type="dxa"/>
             </w:tcMar>
           </w:tcPr>
-          <w:p>
+          <w:p ns2:paraId="3657E0A2" ns2:textId="77777777">
             <w:pPr>
               <w:spacing w:line="276" w:lineRule="auto"/>
               <w:jc w:val="center"/>
@@ -35945,7 +35945,7 @@
               <w:right w:w="120" w:type="dxa"/>
             </w:tcMar>
           </w:tcPr>
-          <w:p>
+          <w:p ns2:paraId="64517201" ns2:textId="77777777">
             <w:pPr>
               <w:spacing w:line="276" w:lineRule="auto"/>
               <w:jc w:val="center"/>
@@ -35960,7 +35960,7 @@
           </w:p>
         </w:tc>
       </w:tr>
-      <w:tr>
+      <w:tr ns2:paraId="4520B1E1" ns2:textId="77777777">
         <w:tc>
           <w:tcPr>
             <w:tcW w:w="3500" w:type="dxa"/>
@@ -35977,7 +35977,7 @@
               <w:right w:w="120" w:type="dxa"/>
             </w:tcMar>
           </w:tcPr>
-          <w:p>
+          <w:p ns2:paraId="50FB3247" ns2:textId="77777777">
             <w:pPr>
               <w:spacing w:line="276" w:lineRule="auto"/>
               <w:jc w:val="center"/>
@@ -36025,7 +36025,7 @@
               <w:right w:w="120" w:type="dxa"/>
             </w:tcMar>
           </w:tcPr>
-          <w:p>
+          <w:p ns2:paraId="4FC49F50" ns2:textId="77777777">
             <w:pPr>
               <w:spacing w:line="276" w:lineRule="auto"/>
               <w:jc w:val="center"/>
@@ -36113,7 +36113,7 @@
           </w:p>
         </w:tc>
       </w:tr>
-      <w:tr>
+      <w:tr ns2:paraId="74D5F5FF" ns2:textId="77777777">
         <w:tc>
           <w:tcPr>
             <w:tcW w:w="3500" w:type="dxa"/>
@@ -36130,7 +36130,7 @@
               <w:right w:w="120" w:type="dxa"/>
             </w:tcMar>
           </w:tcPr>
-          <w:p>
+          <w:p ns2:paraId="1254DB35" ns2:textId="77777777">
             <w:pPr>
               <w:spacing w:line="276" w:lineRule="auto"/>
               <w:jc w:val="center"/>
@@ -36194,7 +36194,7 @@
               <w:right w:w="120" w:type="dxa"/>
             </w:tcMar>
           </w:tcPr>
-          <w:p>
+          <w:p ns2:paraId="5C6A4B41" ns2:textId="77777777">
             <w:pPr>
               <w:spacing w:line="276" w:lineRule="auto"/>
               <w:jc w:val="center"/>
@@ -36298,7 +36298,7 @@
           </w:p>
         </w:tc>
       </w:tr>
-      <w:tr>
+      <w:tr ns2:paraId="4C03D11A" ns2:textId="77777777">
         <w:tc>
           <w:tcPr>
             <w:tcW w:w="3500" w:type="dxa"/>
@@ -36315,7 +36315,7 @@
               <w:right w:w="120" w:type="dxa"/>
             </w:tcMar>
           </w:tcPr>
-          <w:p>
+          <w:p ns2:paraId="4F4B1B5E" ns2:textId="77777777">
             <w:pPr>
               <w:spacing w:line="276" w:lineRule="auto"/>
               <w:jc w:val="center"/>
@@ -36395,7 +36395,7 @@
               <w:right w:w="120" w:type="dxa"/>
             </w:tcMar>
           </w:tcPr>
-          <w:p>
+          <w:p ns2:paraId="0F65B600" ns2:textId="77777777">
             <w:pPr>
               <w:spacing w:line="276" w:lineRule="auto"/>
               <w:jc w:val="center"/>
@@ -36426,7 +36426,7 @@
           </w:p>
         </w:tc>
       </w:tr>
-      <w:tr>
+      <w:tr ns2:paraId="1CF811F9" ns2:textId="77777777">
         <w:tc>
           <w:tcPr>
             <w:tcW w:w="3500" w:type="dxa"/>
@@ -36443,7 +36443,7 @@
               <w:right w:w="120" w:type="dxa"/>
             </w:tcMar>
           </w:tcPr>
-          <w:p>
+          <w:p ns2:paraId="4979A7A3" ns2:textId="77777777">
             <w:pPr>
               <w:spacing w:line="276" w:lineRule="auto"/>
               <w:jc w:val="center"/>
@@ -36539,7 +36539,7 @@
               <w:right w:w="120" w:type="dxa"/>
             </w:tcMar>
           </w:tcPr>
-          <w:p>
+          <w:p ns2:paraId="5B210635" ns2:textId="77777777">
             <w:pPr>
               <w:spacing w:line="276" w:lineRule="auto"/>
               <w:jc w:val="center"/>
@@ -36563,7 +36563,7 @@
           </w:p>
         </w:tc>
       </w:tr>
-      <w:tr>
+      <w:tr ns2:paraId="575FDC76" ns2:textId="77777777">
         <w:tc>
           <w:tcPr>
             <w:tcW w:w="3500" w:type="dxa"/>
@@ -36580,7 +36580,7 @@
               <w:right w:w="120" w:type="dxa"/>
             </w:tcMar>
           </w:tcPr>
-          <w:p>
+          <w:p ns2:paraId="73D63474" ns2:textId="77777777">
             <w:pPr>
               <w:spacing w:line="276" w:lineRule="auto"/>
               <w:jc w:val="center"/>
@@ -36635,7 +36635,7 @@
               <w:right w:w="120" w:type="dxa"/>
             </w:tcMar>
           </w:tcPr>
-          <w:p>
+          <w:p ns2:paraId="7BA72C6A" ns2:textId="77777777">
             <w:pPr>
               <w:spacing w:line="276" w:lineRule="auto"/>
               <w:jc w:val="center"/>
@@ -36650,7 +36650,7 @@
           </w:p>
         </w:tc>
       </w:tr>
-      <w:tr>
+      <w:tr ns2:paraId="1461C8F7" ns2:textId="77777777">
         <w:tc>
           <w:tcPr>
             <w:tcW w:w="3500" w:type="dxa"/>
@@ -36667,7 +36667,7 @@
               <w:right w:w="120" w:type="dxa"/>
             </w:tcMar>
           </w:tcPr>
-          <w:p>
+          <w:p ns2:paraId="139981BF" ns2:textId="77777777">
             <w:pPr>
               <w:spacing w:line="276" w:lineRule="auto"/>
               <w:jc w:val="center"/>
@@ -36713,7 +36713,7 @@
               <w:right w:w="120" w:type="dxa"/>
             </w:tcMar>
           </w:tcPr>
-          <w:p>
+          <w:p ns2:paraId="03133EED" ns2:textId="77777777">
             <w:pPr>
               <w:spacing w:line="276" w:lineRule="auto"/>
               <w:jc w:val="center"/>
@@ -36745,12 +36745,12 @@
         </w:tc>
       </w:tr>
     </w:tbl>
-    <w:p>
+    <w:p ns2:paraId="06676E6C" ns2:textId="77777777">
       <w:pPr>
         <w:spacing w:line="360" w:lineRule="auto"/>
       </w:pPr>
     </w:p>
-    <w:p>
+    <w:p ns2:paraId="4903E2AD" ns2:textId="77777777">
       <w:pPr>
         <w:spacing w:before="60" w:after="120" w:line="276" w:lineRule="auto"/>
         <w:jc w:val="center"/>
@@ -36876,12 +36876,12 @@
         <w:t xml:space="preserve"> ADFECGDB</w:t>
       </w:r>
     </w:p>
-    <w:p>
+    <w:p ns2:paraId="351BDE97" ns2:textId="77777777">
       <w:pPr>
         <w:spacing w:line="360" w:lineRule="auto"/>
       </w:pPr>
     </w:p>
-    <w:p>
+    <w:p ns2:paraId="0937153C" ns2:textId="77777777">
       <w:pPr>
         <w:pStyle w:val="Heading3"/>
       </w:pPr>
@@ -36889,7 +36889,7 @@
         <w:t>5.1.2 PCDB (PhysioNet Challenge 2013)</w:t>
       </w:r>
     </w:p>
-    <w:p>
+    <w:p ns2:paraId="21365220" ns2:textId="77777777">
       <w:pPr>
         <w:spacing w:line="360" w:lineRule="auto"/>
         <w:ind w:firstLine="720"/>
@@ -37136,7 +37136,7 @@
         <w:t>.</w:t>
       </w:r>
     </w:p>
-    <w:p>
+    <w:p ns2:paraId="3BF9595C" ns2:textId="77777777">
       <w:pPr>
         <w:spacing w:line="360" w:lineRule="auto"/>
       </w:pPr>
@@ -37162,7 +37162,7 @@
         <w:gridCol w:w="3500"/>
         <w:gridCol w:w="5200"/>
       </w:tblGrid>
-      <w:tr>
+      <w:tr ns2:paraId="0745F51D" ns2:textId="77777777">
         <w:trPr>
           <w:tblHeader/>
         </w:trPr>
@@ -37183,7 +37183,7 @@
               <w:right w:w="120" w:type="dxa"/>
             </w:tcMar>
           </w:tcPr>
-          <w:p>
+          <w:p ns2:paraId="67E6000D" ns2:textId="77777777">
             <w:pPr>
               <w:spacing w:line="276" w:lineRule="auto"/>
               <w:jc w:val="center"/>
@@ -37238,7 +37238,7 @@
               <w:right w:w="120" w:type="dxa"/>
             </w:tcMar>
           </w:tcPr>
-          <w:p>
+          <w:p ns2:paraId="7D9CE68F" ns2:textId="77777777">
             <w:pPr>
               <w:spacing w:line="276" w:lineRule="auto"/>
               <w:jc w:val="center"/>
@@ -37266,7 +37266,7 @@
           </w:p>
         </w:tc>
       </w:tr>
-      <w:tr>
+      <w:tr ns2:paraId="07EF9732" ns2:textId="77777777">
         <w:tc>
           <w:tcPr>
             <w:tcW w:w="3500" w:type="dxa"/>
@@ -37283,7 +37283,7 @@
               <w:right w:w="120" w:type="dxa"/>
             </w:tcMar>
           </w:tcPr>
-          <w:p>
+          <w:p ns2:paraId="21D90213" ns2:textId="77777777">
             <w:pPr>
               <w:spacing w:line="276" w:lineRule="auto"/>
               <w:jc w:val="center"/>
@@ -37347,7 +37347,7 @@
               <w:right w:w="120" w:type="dxa"/>
             </w:tcMar>
           </w:tcPr>
-          <w:p>
+          <w:p ns2:paraId="1D3150A5" ns2:textId="77777777">
             <w:pPr>
               <w:spacing w:line="276" w:lineRule="auto"/>
               <w:jc w:val="center"/>
@@ -37387,7 +37387,7 @@
           </w:p>
         </w:tc>
       </w:tr>
-      <w:tr>
+      <w:tr ns2:paraId="69930C70" ns2:textId="77777777">
         <w:tc>
           <w:tcPr>
             <w:tcW w:w="3500" w:type="dxa"/>
@@ -37404,7 +37404,7 @@
               <w:right w:w="120" w:type="dxa"/>
             </w:tcMar>
           </w:tcPr>
-          <w:p>
+          <w:p ns2:paraId="0D88170F" ns2:textId="77777777">
             <w:pPr>
               <w:spacing w:line="276" w:lineRule="auto"/>
               <w:jc w:val="center"/>
@@ -37452,7 +37452,7 @@
               <w:right w:w="120" w:type="dxa"/>
             </w:tcMar>
           </w:tcPr>
-          <w:p>
+          <w:p ns2:paraId="38E94F46" ns2:textId="77777777">
             <w:pPr>
               <w:spacing w:line="276" w:lineRule="auto"/>
               <w:jc w:val="center"/>
@@ -37524,7 +37524,7 @@
           </w:p>
         </w:tc>
       </w:tr>
-      <w:tr>
+      <w:tr ns2:paraId="58966CD4" ns2:textId="77777777">
         <w:tc>
           <w:tcPr>
             <w:tcW w:w="3500" w:type="dxa"/>
@@ -37541,7 +37541,7 @@
               <w:right w:w="120" w:type="dxa"/>
             </w:tcMar>
           </w:tcPr>
-          <w:p>
+          <w:p ns2:paraId="495126FD" ns2:textId="77777777">
             <w:pPr>
               <w:spacing w:line="276" w:lineRule="auto"/>
               <w:jc w:val="center"/>
@@ -37622,7 +37622,7 @@
               <w:right w:w="120" w:type="dxa"/>
             </w:tcMar>
           </w:tcPr>
-          <w:p>
+          <w:p ns2:paraId="49518CE1" ns2:textId="77777777">
             <w:pPr>
               <w:spacing w:line="276" w:lineRule="auto"/>
               <w:jc w:val="center"/>
@@ -37637,7 +37637,7 @@
           </w:p>
         </w:tc>
       </w:tr>
-      <w:tr>
+      <w:tr ns2:paraId="36B9DD77" ns2:textId="77777777">
         <w:tc>
           <w:tcPr>
             <w:tcW w:w="3500" w:type="dxa"/>
@@ -37654,7 +37654,7 @@
               <w:right w:w="120" w:type="dxa"/>
             </w:tcMar>
           </w:tcPr>
-          <w:p>
+          <w:p ns2:paraId="1DD9D9BC" ns2:textId="77777777">
             <w:pPr>
               <w:spacing w:line="276" w:lineRule="auto"/>
               <w:jc w:val="center"/>
@@ -37702,7 +37702,7 @@
               <w:right w:w="120" w:type="dxa"/>
             </w:tcMar>
           </w:tcPr>
-          <w:p>
+          <w:p ns2:paraId="4982B72C" ns2:textId="77777777">
             <w:pPr>
               <w:spacing w:line="276" w:lineRule="auto"/>
               <w:jc w:val="center"/>
@@ -37774,7 +37774,7 @@
           </w:p>
         </w:tc>
       </w:tr>
-      <w:tr>
+      <w:tr ns2:paraId="1AA07A28" ns2:textId="77777777">
         <w:tc>
           <w:tcPr>
             <w:tcW w:w="3500" w:type="dxa"/>
@@ -37791,7 +37791,7 @@
               <w:right w:w="120" w:type="dxa"/>
             </w:tcMar>
           </w:tcPr>
-          <w:p>
+          <w:p ns2:paraId="1371E6D7" ns2:textId="77777777">
             <w:pPr>
               <w:spacing w:line="276" w:lineRule="auto"/>
               <w:jc w:val="center"/>
@@ -37871,7 +37871,7 @@
               <w:right w:w="120" w:type="dxa"/>
             </w:tcMar>
           </w:tcPr>
-          <w:p>
+          <w:p ns2:paraId="13B179F5" ns2:textId="77777777">
             <w:pPr>
               <w:spacing w:line="276" w:lineRule="auto"/>
               <w:jc w:val="center"/>
@@ -37960,12 +37960,12 @@
         </w:tc>
       </w:tr>
     </w:tbl>
-    <w:p>
+    <w:p ns2:paraId="197B1551" ns2:textId="77777777">
       <w:pPr>
         <w:spacing w:line="360" w:lineRule="auto"/>
       </w:pPr>
     </w:p>
-    <w:p>
+    <w:p ns2:paraId="21ED9487" ns2:textId="77777777">
       <w:pPr>
         <w:spacing w:before="60" w:after="120" w:line="276" w:lineRule="auto"/>
         <w:jc w:val="center"/>
@@ -38091,12 +38091,12 @@
         <w:t xml:space="preserve"> PCDB</w:t>
       </w:r>
     </w:p>
-    <w:p>
+    <w:p ns2:paraId="3267B930" ns2:textId="77777777">
       <w:pPr>
         <w:spacing w:line="360" w:lineRule="auto"/>
       </w:pPr>
     </w:p>
-    <w:p>
+    <w:p ns2:paraId="50383E7A" ns2:textId="77777777">
       <w:pPr>
         <w:pStyle w:val="Heading2"/>
       </w:pPr>
@@ -38141,7 +38141,7 @@
         <w:gridCol w:w="4000"/>
         <w:gridCol w:w="4700"/>
       </w:tblGrid>
-      <w:tr>
+      <w:tr ns2:paraId="58DB701F" ns2:textId="77777777">
         <w:trPr>
           <w:tblHeader/>
         </w:trPr>
@@ -38162,7 +38162,7 @@
               <w:right w:w="120" w:type="dxa"/>
             </w:tcMar>
           </w:tcPr>
-          <w:p>
+          <w:p ns2:paraId="18C1B892" ns2:textId="77777777">
             <w:pPr>
               <w:spacing w:line="276" w:lineRule="auto"/>
               <w:jc w:val="center"/>
@@ -38217,7 +38217,7 @@
               <w:right w:w="120" w:type="dxa"/>
             </w:tcMar>
           </w:tcPr>
-          <w:p>
+          <w:p ns2:paraId="5AD2823E" ns2:textId="77777777">
             <w:pPr>
               <w:spacing w:line="276" w:lineRule="auto"/>
               <w:jc w:val="center"/>
@@ -38256,7 +38256,7 @@
           </w:p>
         </w:tc>
       </w:tr>
-      <w:tr>
+      <w:tr ns2:paraId="247BFBA0" ns2:textId="77777777">
         <w:tc>
           <w:tcPr>
             <w:tcW w:w="4000" w:type="dxa"/>
@@ -38273,7 +38273,7 @@
               <w:right w:w="120" w:type="dxa"/>
             </w:tcMar>
           </w:tcPr>
-          <w:p>
+          <w:p ns2:paraId="756928CE" ns2:textId="77777777">
             <w:pPr>
               <w:spacing w:line="276" w:lineRule="auto"/>
               <w:jc w:val="center"/>
@@ -38303,7 +38303,7 @@
               <w:right w:w="120" w:type="dxa"/>
             </w:tcMar>
           </w:tcPr>
-          <w:p>
+          <w:p ns2:paraId="5E4F54FB" ns2:textId="77777777">
             <w:pPr>
               <w:spacing w:line="276" w:lineRule="auto"/>
               <w:jc w:val="center"/>
@@ -38320,7 +38320,7 @@
           </w:p>
         </w:tc>
       </w:tr>
-      <w:tr>
+      <w:tr ns2:paraId="310A5457" ns2:textId="77777777">
         <w:tc>
           <w:tcPr>
             <w:tcW w:w="4000" w:type="dxa"/>
@@ -38337,7 +38337,7 @@
               <w:right w:w="120" w:type="dxa"/>
             </w:tcMar>
           </w:tcPr>
-          <w:p>
+          <w:p ns2:paraId="4370E5D1" ns2:textId="77777777">
             <w:pPr>
               <w:spacing w:line="276" w:lineRule="auto"/>
               <w:jc w:val="center"/>
@@ -38367,7 +38367,7 @@
               <w:right w:w="120" w:type="dxa"/>
             </w:tcMar>
           </w:tcPr>
-          <w:p>
+          <w:p ns2:paraId="5D2D61B5" ns2:textId="77777777">
             <w:pPr>
               <w:spacing w:line="276" w:lineRule="auto"/>
               <w:jc w:val="center"/>
@@ -38414,7 +38414,7 @@
           </w:p>
         </w:tc>
       </w:tr>
-      <w:tr>
+      <w:tr ns2:paraId="02A76D39" ns2:textId="77777777">
         <w:tc>
           <w:tcPr>
             <w:tcW w:w="4000" w:type="dxa"/>
@@ -38431,7 +38431,7 @@
               <w:right w:w="120" w:type="dxa"/>
             </w:tcMar>
           </w:tcPr>
-          <w:p>
+          <w:p ns2:paraId="7452638C" ns2:textId="77777777">
             <w:pPr>
               <w:spacing w:line="276" w:lineRule="auto"/>
               <w:jc w:val="center"/>
@@ -38461,7 +38461,7 @@
               <w:right w:w="120" w:type="dxa"/>
             </w:tcMar>
           </w:tcPr>
-          <w:p>
+          <w:p ns2:paraId="17C1D8D0" ns2:textId="77777777">
             <w:pPr>
               <w:spacing w:line="276" w:lineRule="auto"/>
               <w:jc w:val="center"/>
@@ -38476,7 +38476,7 @@
           </w:p>
         </w:tc>
       </w:tr>
-      <w:tr>
+      <w:tr ns2:paraId="24EC91D2" ns2:textId="77777777">
         <w:tc>
           <w:tcPr>
             <w:tcW w:w="4000" w:type="dxa"/>
@@ -38493,7 +38493,7 @@
               <w:right w:w="120" w:type="dxa"/>
             </w:tcMar>
           </w:tcPr>
-          <w:p>
+          <w:p ns2:paraId="6C15C606" ns2:textId="77777777">
             <w:pPr>
               <w:spacing w:line="276" w:lineRule="auto"/>
               <w:jc w:val="center"/>
@@ -38539,7 +38539,7 @@
               <w:right w:w="120" w:type="dxa"/>
             </w:tcMar>
           </w:tcPr>
-          <w:p>
+          <w:p ns2:paraId="1A5AB55E" ns2:textId="77777777">
             <w:pPr>
               <w:spacing w:line="276" w:lineRule="auto"/>
               <w:jc w:val="center"/>
@@ -38554,7 +38554,7 @@
           </w:p>
         </w:tc>
       </w:tr>
-      <w:tr>
+      <w:tr ns2:paraId="59970431" ns2:textId="77777777">
         <w:tc>
           <w:tcPr>
             <w:tcW w:w="4000" w:type="dxa"/>
@@ -38571,7 +38571,7 @@
               <w:right w:w="120" w:type="dxa"/>
             </w:tcMar>
           </w:tcPr>
-          <w:p>
+          <w:p ns2:paraId="22A2E162" ns2:textId="77777777">
             <w:pPr>
               <w:spacing w:line="276" w:lineRule="auto"/>
               <w:jc w:val="center"/>
@@ -38601,7 +38601,7 @@
               <w:right w:w="120" w:type="dxa"/>
             </w:tcMar>
           </w:tcPr>
-          <w:p>
+          <w:p ns2:paraId="5DAD3A00" ns2:textId="77777777">
             <w:pPr>
               <w:spacing w:line="276" w:lineRule="auto"/>
               <w:jc w:val="center"/>
@@ -38616,7 +38616,7 @@
           </w:p>
         </w:tc>
       </w:tr>
-      <w:tr>
+      <w:tr ns2:paraId="2476A0B3" ns2:textId="77777777">
         <w:tc>
           <w:tcPr>
             <w:tcW w:w="4000" w:type="dxa"/>
@@ -38633,7 +38633,7 @@
               <w:right w:w="120" w:type="dxa"/>
             </w:tcMar>
           </w:tcPr>
-          <w:p>
+          <w:p ns2:paraId="11889EC0" ns2:textId="77777777">
             <w:pPr>
               <w:spacing w:line="276" w:lineRule="auto"/>
               <w:jc w:val="center"/>
@@ -38663,7 +38663,7 @@
               <w:right w:w="120" w:type="dxa"/>
             </w:tcMar>
           </w:tcPr>
-          <w:p>
+          <w:p ns2:paraId="413EE226" ns2:textId="77777777">
             <w:pPr>
               <w:spacing w:line="276" w:lineRule="auto"/>
               <w:jc w:val="center"/>
@@ -38687,7 +38687,7 @@
           </w:p>
         </w:tc>
       </w:tr>
-      <w:tr>
+      <w:tr ns2:paraId="2739B284" ns2:textId="77777777">
         <w:tc>
           <w:tcPr>
             <w:tcW w:w="4000" w:type="dxa"/>
@@ -38704,7 +38704,7 @@
               <w:right w:w="120" w:type="dxa"/>
             </w:tcMar>
           </w:tcPr>
-          <w:p>
+          <w:p ns2:paraId="75FFC525" ns2:textId="77777777">
             <w:pPr>
               <w:spacing w:line="276" w:lineRule="auto"/>
               <w:jc w:val="center"/>
@@ -38759,7 +38759,7 @@
               <w:right w:w="120" w:type="dxa"/>
             </w:tcMar>
           </w:tcPr>
-          <w:p>
+          <w:p ns2:paraId="703B1FA3" ns2:textId="77777777">
             <w:pPr>
               <w:spacing w:line="276" w:lineRule="auto"/>
               <w:jc w:val="center"/>
@@ -38774,7 +38774,7 @@
           </w:p>
         </w:tc>
       </w:tr>
-      <w:tr>
+      <w:tr ns2:paraId="62F17568" ns2:textId="77777777">
         <w:tc>
           <w:tcPr>
             <w:tcW w:w="4000" w:type="dxa"/>
@@ -38791,7 +38791,7 @@
               <w:right w:w="120" w:type="dxa"/>
             </w:tcMar>
           </w:tcPr>
-          <w:p>
+          <w:p ns2:paraId="6B8246FF" ns2:textId="77777777">
             <w:pPr>
               <w:spacing w:line="276" w:lineRule="auto"/>
               <w:jc w:val="center"/>
@@ -38821,7 +38821,7 @@
               <w:right w:w="120" w:type="dxa"/>
             </w:tcMar>
           </w:tcPr>
-          <w:p>
+          <w:p ns2:paraId="7FEA84B1" ns2:textId="77777777">
             <w:pPr>
               <w:spacing w:line="276" w:lineRule="auto"/>
               <w:jc w:val="center"/>
@@ -38836,7 +38836,7 @@
           </w:p>
         </w:tc>
       </w:tr>
-      <w:tr>
+      <w:tr ns2:paraId="7EED8438" ns2:textId="77777777">
         <w:tc>
           <w:tcPr>
             <w:tcW w:w="4000" w:type="dxa"/>
@@ -38853,7 +38853,7 @@
               <w:right w:w="120" w:type="dxa"/>
             </w:tcMar>
           </w:tcPr>
-          <w:p>
+          <w:p ns2:paraId="64320167" ns2:textId="77777777">
             <w:pPr>
               <w:spacing w:line="276" w:lineRule="auto"/>
               <w:jc w:val="center"/>
@@ -38908,7 +38908,7 @@
               <w:right w:w="120" w:type="dxa"/>
             </w:tcMar>
           </w:tcPr>
-          <w:p>
+          <w:p ns2:paraId="6D6CB876" ns2:textId="77777777">
             <w:pPr>
               <w:spacing w:line="276" w:lineRule="auto"/>
               <w:jc w:val="center"/>
@@ -38972,12 +38972,12 @@
         </w:tc>
       </w:tr>
     </w:tbl>
-    <w:p>
+    <w:p ns2:paraId="78F65432" ns2:textId="77777777">
       <w:pPr>
         <w:spacing w:line="360" w:lineRule="auto"/>
       </w:pPr>
     </w:p>
-    <w:p>
+    <w:p ns2:paraId="1D090C1C" ns2:textId="77777777">
       <w:pPr>
         <w:spacing w:before="60" w:after="120" w:line="276" w:lineRule="auto"/>
         <w:jc w:val="center"/>
@@ -39054,12 +39054,12 @@
       </w:r>
       <w:proofErr w:type="spellEnd"/>
     </w:p>
-    <w:p>
+    <w:p ns2:paraId="7F225114" ns2:textId="77777777">
       <w:pPr>
         <w:spacing w:line="360" w:lineRule="auto"/>
       </w:pPr>
     </w:p>
-    <w:p>
+    <w:p ns2:paraId="628D7455" ns2:textId="77777777">
       <w:pPr>
         <w:pStyle w:val="Heading2"/>
       </w:pPr>
@@ -39096,7 +39096,7 @@
       </w:r>
       <w:proofErr w:type="spellEnd"/>
     </w:p>
-    <w:p>
+    <w:p ns2:paraId="67B4DBAF" ns2:textId="77777777">
       <w:pPr>
         <w:spacing w:line="360" w:lineRule="auto"/>
         <w:ind w:firstLine="720"/>
@@ -39543,12 +39543,12 @@
         <w:t xml:space="preserve"> PPV.</w:t>
       </w:r>
     </w:p>
-    <w:p>
+    <w:p ns2:paraId="205CBD9D" ns2:textId="77777777">
       <w:pPr>
         <w:spacing w:line="360" w:lineRule="auto"/>
       </w:pPr>
     </w:p>
-    <w:p>
+    <w:p ns2:paraId="20E2FF3D" ns2:textId="77777777">
       <w:pPr>
         <w:pStyle w:val="Heading2"/>
       </w:pPr>
@@ -39577,7 +39577,7 @@
       </w:r>
       <w:proofErr w:type="spellEnd"/>
     </w:p>
-    <w:p>
+    <w:p ns2:paraId="3F667A69" ns2:textId="77777777">
       <w:pPr>
         <w:pStyle w:val="Heading3"/>
       </w:pPr>
@@ -39639,7 +39639,7 @@
         <w:gridCol w:w="1500"/>
         <w:gridCol w:w="1500"/>
       </w:tblGrid>
-      <w:tr>
+      <w:tr ns2:paraId="49EA31C6" ns2:textId="77777777">
         <w:trPr>
           <w:tblHeader/>
         </w:trPr>
@@ -39660,7 +39660,7 @@
               <w:right w:w="120" w:type="dxa"/>
             </w:tcMar>
           </w:tcPr>
-          <w:p>
+          <w:p ns2:paraId="5972F146" ns2:textId="77777777">
             <w:pPr>
               <w:spacing w:line="276" w:lineRule="auto"/>
               <w:jc w:val="center"/>
@@ -39704,7 +39704,7 @@
               <w:right w:w="120" w:type="dxa"/>
             </w:tcMar>
           </w:tcPr>
-          <w:p>
+          <w:p ns2:paraId="299EF02F" ns2:textId="77777777">
             <w:pPr>
               <w:spacing w:line="276" w:lineRule="auto"/>
               <w:jc w:val="center"/>
@@ -39737,7 +39737,7 @@
               <w:right w:w="120" w:type="dxa"/>
             </w:tcMar>
           </w:tcPr>
-          <w:p>
+          <w:p ns2:paraId="5171082D" ns2:textId="77777777">
             <w:pPr>
               <w:spacing w:line="276" w:lineRule="auto"/>
               <w:jc w:val="center"/>
@@ -39770,7 +39770,7 @@
               <w:right w:w="120" w:type="dxa"/>
             </w:tcMar>
           </w:tcPr>
-          <w:p>
+          <w:p ns2:paraId="78537CA9" ns2:textId="77777777">
             <w:pPr>
               <w:spacing w:line="276" w:lineRule="auto"/>
               <w:jc w:val="center"/>
@@ -39803,7 +39803,7 @@
               <w:right w:w="120" w:type="dxa"/>
             </w:tcMar>
           </w:tcPr>
-          <w:p>
+          <w:p ns2:paraId="35E26930" ns2:textId="77777777">
             <w:pPr>
               <w:spacing w:line="276" w:lineRule="auto"/>
               <w:jc w:val="center"/>
@@ -39820,7 +39820,7 @@
           </w:p>
         </w:tc>
       </w:tr>
-      <w:tr>
+      <w:tr ns2:paraId="716D7244" ns2:textId="77777777">
         <w:tc>
           <w:tcPr>
             <w:tcW w:w="2500" w:type="dxa"/>
@@ -39837,7 +39837,7 @@
               <w:right w:w="120" w:type="dxa"/>
             </w:tcMar>
           </w:tcPr>
-          <w:p>
+          <w:p ns2:paraId="388462E1" ns2:textId="77777777">
             <w:pPr>
               <w:spacing w:line="276" w:lineRule="auto"/>
               <w:jc w:val="center"/>
@@ -39867,7 +39867,7 @@
               <w:right w:w="120" w:type="dxa"/>
             </w:tcMar>
           </w:tcPr>
-          <w:p>
+          <w:p ns2:paraId="49D2256F" ns2:textId="77777777">
             <w:pPr>
               <w:spacing w:line="276" w:lineRule="auto"/>
               <w:jc w:val="center"/>
@@ -39897,7 +39897,7 @@
               <w:right w:w="120" w:type="dxa"/>
             </w:tcMar>
           </w:tcPr>
-          <w:p>
+          <w:p ns2:paraId="1DF2E90B" ns2:textId="77777777">
             <w:pPr>
               <w:spacing w:line="276" w:lineRule="auto"/>
               <w:jc w:val="center"/>
@@ -39927,7 +39927,7 @@
               <w:right w:w="120" w:type="dxa"/>
             </w:tcMar>
           </w:tcPr>
-          <w:p>
+          <w:p ns2:paraId="0AE31D0C" ns2:textId="77777777">
             <w:pPr>
               <w:spacing w:line="276" w:lineRule="auto"/>
               <w:jc w:val="center"/>
@@ -39957,7 +39957,7 @@
               <w:right w:w="120" w:type="dxa"/>
             </w:tcMar>
           </w:tcPr>
-          <w:p>
+          <w:p ns2:paraId="45DE04DD" ns2:textId="77777777">
             <w:pPr>
               <w:spacing w:line="276" w:lineRule="auto"/>
               <w:jc w:val="center"/>
@@ -39972,7 +39972,7 @@
           </w:p>
         </w:tc>
       </w:tr>
-      <w:tr>
+      <w:tr ns2:paraId="40A22409" ns2:textId="77777777">
         <w:tc>
           <w:tcPr>
             <w:tcW w:w="2500" w:type="dxa"/>
@@ -39989,7 +39989,7 @@
               <w:right w:w="120" w:type="dxa"/>
             </w:tcMar>
           </w:tcPr>
-          <w:p>
+          <w:p ns2:paraId="0EC58EB2" ns2:textId="77777777">
             <w:pPr>
               <w:spacing w:line="276" w:lineRule="auto"/>
               <w:jc w:val="center"/>
@@ -40028,7 +40028,7 @@
               <w:right w:w="120" w:type="dxa"/>
             </w:tcMar>
           </w:tcPr>
-          <w:p>
+          <w:p ns2:paraId="4BFFFD08" ns2:textId="77777777">
             <w:pPr>
               <w:spacing w:line="276" w:lineRule="auto"/>
               <w:jc w:val="center"/>
@@ -40058,7 +40058,7 @@
               <w:right w:w="120" w:type="dxa"/>
             </w:tcMar>
           </w:tcPr>
-          <w:p>
+          <w:p ns2:paraId="369B08DA" ns2:textId="77777777">
             <w:pPr>
               <w:spacing w:line="276" w:lineRule="auto"/>
               <w:jc w:val="center"/>
@@ -40088,7 +40088,7 @@
               <w:right w:w="120" w:type="dxa"/>
             </w:tcMar>
           </w:tcPr>
-          <w:p>
+          <w:p ns2:paraId="74AF7114" ns2:textId="77777777">
             <w:pPr>
               <w:spacing w:line="276" w:lineRule="auto"/>
               <w:jc w:val="center"/>
@@ -40118,7 +40118,7 @@
               <w:right w:w="120" w:type="dxa"/>
             </w:tcMar>
           </w:tcPr>
-          <w:p>
+          <w:p ns2:paraId="0991FCF6" ns2:textId="77777777">
             <w:pPr>
               <w:spacing w:line="276" w:lineRule="auto"/>
               <w:jc w:val="center"/>
@@ -40133,7 +40133,7 @@
           </w:p>
         </w:tc>
       </w:tr>
-      <w:tr>
+      <w:tr ns2:paraId="7717682A" ns2:textId="77777777">
         <w:tc>
           <w:tcPr>
             <w:tcW w:w="2500" w:type="dxa"/>
@@ -40150,7 +40150,7 @@
               <w:right w:w="120" w:type="dxa"/>
             </w:tcMar>
           </w:tcPr>
-          <w:p>
+          <w:p ns2:paraId="274D4FBA" ns2:textId="77777777">
             <w:pPr>
               <w:spacing w:line="276" w:lineRule="auto"/>
               <w:jc w:val="center"/>
@@ -40221,7 +40221,7 @@
               <w:right w:w="120" w:type="dxa"/>
             </w:tcMar>
           </w:tcPr>
-          <w:p>
+          <w:p ns2:paraId="5BF85FF8" ns2:textId="77777777">
             <w:pPr>
               <w:spacing w:line="276" w:lineRule="auto"/>
               <w:jc w:val="center"/>
@@ -40251,7 +40251,7 @@
               <w:right w:w="120" w:type="dxa"/>
             </w:tcMar>
           </w:tcPr>
-          <w:p>
+          <w:p ns2:paraId="62869F48" ns2:textId="77777777">
             <w:pPr>
               <w:spacing w:line="276" w:lineRule="auto"/>
               <w:jc w:val="center"/>
@@ -40281,7 +40281,7 @@
               <w:right w:w="120" w:type="dxa"/>
             </w:tcMar>
           </w:tcPr>
-          <w:p>
+          <w:p ns2:paraId="61998677" ns2:textId="77777777">
             <w:pPr>
               <w:spacing w:line="276" w:lineRule="auto"/>
               <w:jc w:val="center"/>
@@ -40311,7 +40311,7 @@
               <w:right w:w="120" w:type="dxa"/>
             </w:tcMar>
           </w:tcPr>
-          <w:p>
+          <w:p ns2:paraId="59C85FFE" ns2:textId="77777777">
             <w:pPr>
               <w:spacing w:line="276" w:lineRule="auto"/>
               <w:jc w:val="center"/>
@@ -40326,7 +40326,7 @@
           </w:p>
         </w:tc>
       </w:tr>
-      <w:tr>
+      <w:tr ns2:paraId="667BB5E2" ns2:textId="77777777">
         <w:tc>
           <w:tcPr>
             <w:tcW w:w="2500" w:type="dxa"/>
@@ -40343,7 +40343,7 @@
               <w:right w:w="120" w:type="dxa"/>
             </w:tcMar>
           </w:tcPr>
-          <w:p>
+          <w:p ns2:paraId="58040BBE" ns2:textId="77777777">
             <w:pPr>
               <w:spacing w:line="276" w:lineRule="auto"/>
               <w:jc w:val="center"/>
@@ -40373,7 +40373,7 @@
               <w:right w:w="120" w:type="dxa"/>
             </w:tcMar>
           </w:tcPr>
-          <w:p>
+          <w:p ns2:paraId="2E4354DC" ns2:textId="77777777">
             <w:pPr>
               <w:spacing w:line="276" w:lineRule="auto"/>
               <w:jc w:val="center"/>
@@ -40403,7 +40403,7 @@
               <w:right w:w="120" w:type="dxa"/>
             </w:tcMar>
           </w:tcPr>
-          <w:p>
+          <w:p ns2:paraId="681B57C8" ns2:textId="77777777">
             <w:pPr>
               <w:spacing w:line="276" w:lineRule="auto"/>
               <w:jc w:val="center"/>
@@ -40433,7 +40433,7 @@
               <w:right w:w="120" w:type="dxa"/>
             </w:tcMar>
           </w:tcPr>
-          <w:p>
+          <w:p ns2:paraId="7C038804" ns2:textId="77777777">
             <w:pPr>
               <w:spacing w:line="276" w:lineRule="auto"/>
               <w:jc w:val="center"/>
@@ -40463,7 +40463,7 @@
               <w:right w:w="120" w:type="dxa"/>
             </w:tcMar>
           </w:tcPr>
-          <w:p>
+          <w:p ns2:paraId="2E860507" ns2:textId="77777777">
             <w:pPr>
               <w:spacing w:line="276" w:lineRule="auto"/>
               <w:jc w:val="center"/>
@@ -40478,7 +40478,7 @@
           </w:p>
         </w:tc>
       </w:tr>
-      <w:tr>
+      <w:tr ns2:paraId="73356D98" ns2:textId="77777777">
         <w:tc>
           <w:tcPr>
             <w:tcW w:w="2500" w:type="dxa"/>
@@ -40495,7 +40495,7 @@
               <w:right w:w="120" w:type="dxa"/>
             </w:tcMar>
           </w:tcPr>
-          <w:p>
+          <w:p ns2:paraId="32FD7EDC" ns2:textId="77777777">
             <w:pPr>
               <w:spacing w:line="276" w:lineRule="auto"/>
               <w:jc w:val="center"/>
@@ -40525,7 +40525,7 @@
               <w:right w:w="120" w:type="dxa"/>
             </w:tcMar>
           </w:tcPr>
-          <w:p>
+          <w:p ns2:paraId="41F89D02" ns2:textId="77777777">
             <w:pPr>
               <w:spacing w:line="276" w:lineRule="auto"/>
               <w:jc w:val="center"/>
@@ -40555,7 +40555,7 @@
               <w:right w:w="120" w:type="dxa"/>
             </w:tcMar>
           </w:tcPr>
-          <w:p>
+          <w:p ns2:paraId="79AC1C75" ns2:textId="77777777">
             <w:pPr>
               <w:spacing w:line="276" w:lineRule="auto"/>
               <w:jc w:val="center"/>
@@ -40585,7 +40585,7 @@
               <w:right w:w="120" w:type="dxa"/>
             </w:tcMar>
           </w:tcPr>
-          <w:p>
+          <w:p ns2:paraId="5ACCA053" ns2:textId="77777777">
             <w:pPr>
               <w:spacing w:line="276" w:lineRule="auto"/>
               <w:jc w:val="center"/>
@@ -40615,7 +40615,7 @@
               <w:right w:w="120" w:type="dxa"/>
             </w:tcMar>
           </w:tcPr>
-          <w:p>
+          <w:p ns2:paraId="772F78AD" ns2:textId="77777777">
             <w:pPr>
               <w:spacing w:line="276" w:lineRule="auto"/>
               <w:jc w:val="center"/>
@@ -40630,7 +40630,7 @@
           </w:p>
         </w:tc>
       </w:tr>
-      <w:tr>
+      <w:tr ns2:paraId="5B83E585" ns2:textId="77777777">
         <w:tc>
           <w:tcPr>
             <w:tcW w:w="2500" w:type="dxa"/>
@@ -40647,7 +40647,7 @@
               <w:right w:w="120" w:type="dxa"/>
             </w:tcMar>
           </w:tcPr>
-          <w:p>
+          <w:p ns2:paraId="63BA5E06" ns2:textId="77777777">
             <w:pPr>
               <w:spacing w:line="276" w:lineRule="auto"/>
               <w:jc w:val="center"/>
@@ -40718,7 +40718,7 @@
               <w:right w:w="120" w:type="dxa"/>
             </w:tcMar>
           </w:tcPr>
-          <w:p>
+          <w:p ns2:paraId="7FB5E51E" ns2:textId="77777777">
             <w:pPr>
               <w:spacing w:line="276" w:lineRule="auto"/>
               <w:jc w:val="center"/>
@@ -40748,7 +40748,7 @@
               <w:right w:w="120" w:type="dxa"/>
             </w:tcMar>
           </w:tcPr>
-          <w:p>
+          <w:p ns2:paraId="0023A10B" ns2:textId="77777777">
             <w:pPr>
               <w:spacing w:line="276" w:lineRule="auto"/>
               <w:jc w:val="center"/>
@@ -40778,7 +40778,7 @@
               <w:right w:w="120" w:type="dxa"/>
             </w:tcMar>
           </w:tcPr>
-          <w:p>
+          <w:p ns2:paraId="71E5E142" ns2:textId="77777777">
             <w:pPr>
               <w:spacing w:line="276" w:lineRule="auto"/>
               <w:jc w:val="center"/>
@@ -40808,7 +40808,7 @@
               <w:right w:w="120" w:type="dxa"/>
             </w:tcMar>
           </w:tcPr>
-          <w:p>
+          <w:p ns2:paraId="1AFF9F03" ns2:textId="77777777">
             <w:pPr>
               <w:spacing w:line="276" w:lineRule="auto"/>
               <w:jc w:val="center"/>
@@ -40824,12 +40824,12 @@
         </w:tc>
       </w:tr>
     </w:tbl>
-    <w:p>
+    <w:p ns2:paraId="6E08F854" ns2:textId="77777777">
       <w:pPr>
         <w:spacing w:line="360" w:lineRule="auto"/>
       </w:pPr>
     </w:p>
-    <w:p>
+    <w:p ns2:paraId="692BA6A0" ns2:textId="77777777">
       <w:pPr>
         <w:spacing w:before="60" w:after="120" w:line="276" w:lineRule="auto"/>
         <w:jc w:val="center"/>
@@ -41026,12 +41026,12 @@
       </w:r>
       <w:proofErr w:type="spellEnd"/>
     </w:p>
-    <w:p>
+    <w:p ns2:paraId="4AA4288F" ns2:textId="77777777">
       <w:pPr>
         <w:spacing w:line="360" w:lineRule="auto"/>
       </w:pPr>
     </w:p>
-    <w:p>
+    <w:p ns2:paraId="16B4C706" ns2:textId="77777777">
       <w:pPr>
         <w:spacing w:line="360" w:lineRule="auto"/>
         <w:ind w:firstLine="720"/>
@@ -41350,12 +41350,12 @@
         <w:t xml:space="preserve"> Zhong (67,61%).</w:t>
       </w:r>
     </w:p>
-    <w:p>
+    <w:p ns2:paraId="3043F930" ns2:textId="77777777">
       <w:pPr>
         <w:spacing w:line="360" w:lineRule="auto"/>
       </w:pPr>
     </w:p>
-    <w:p>
+    <w:p ns2:paraId="3ABB6F45" ns2:textId="77777777">
       <w:pPr>
         <w:pStyle w:val="Heading3"/>
       </w:pPr>
@@ -41402,7 +41402,7 @@
         <w:gridCol w:w="2000"/>
         <w:gridCol w:w="3000"/>
       </w:tblGrid>
-      <w:tr>
+      <w:tr ns2:paraId="73BA86F8" ns2:textId="77777777">
         <w:trPr>
           <w:tblHeader/>
         </w:trPr>
@@ -41423,7 +41423,7 @@
               <w:right w:w="120" w:type="dxa"/>
             </w:tcMar>
           </w:tcPr>
-          <w:p>
+          <w:p ns2:paraId="43A872D2" ns2:textId="77777777">
             <w:pPr>
               <w:spacing w:line="276" w:lineRule="auto"/>
               <w:jc w:val="center"/>
@@ -41487,7 +41487,7 @@
               <w:right w:w="120" w:type="dxa"/>
             </w:tcMar>
           </w:tcPr>
-          <w:p>
+          <w:p ns2:paraId="3049CA71" ns2:textId="77777777">
             <w:pPr>
               <w:spacing w:line="276" w:lineRule="auto"/>
               <w:jc w:val="center"/>
@@ -41520,7 +41520,7 @@
               <w:right w:w="120" w:type="dxa"/>
             </w:tcMar>
           </w:tcPr>
-          <w:p>
+          <w:p ns2:paraId="19E816F6" ns2:textId="77777777">
             <w:pPr>
               <w:spacing w:line="276" w:lineRule="auto"/>
               <w:jc w:val="center"/>
@@ -41553,7 +41553,7 @@
               <w:right w:w="120" w:type="dxa"/>
             </w:tcMar>
           </w:tcPr>
-          <w:p>
+          <w:p ns2:paraId="77C5A0E6" ns2:textId="77777777">
             <w:pPr>
               <w:spacing w:line="276" w:lineRule="auto"/>
               <w:jc w:val="center"/>
@@ -41592,7 +41592,7 @@
           </w:p>
         </w:tc>
       </w:tr>
-      <w:tr>
+      <w:tr ns2:paraId="20E147E1" ns2:textId="77777777">
         <w:tc>
           <w:tcPr>
             <w:tcW w:w="2000" w:type="dxa"/>
@@ -41609,7 +41609,7 @@
               <w:right w:w="120" w:type="dxa"/>
             </w:tcMar>
           </w:tcPr>
-          <w:p>
+          <w:p ns2:paraId="55D8DC31" ns2:textId="77777777">
             <w:pPr>
               <w:spacing w:line="276" w:lineRule="auto"/>
               <w:jc w:val="center"/>
@@ -41639,7 +41639,7 @@
               <w:right w:w="120" w:type="dxa"/>
             </w:tcMar>
           </w:tcPr>
-          <w:p>
+          <w:p ns2:paraId="7B8426A1" ns2:textId="77777777">
             <w:pPr>
               <w:spacing w:line="276" w:lineRule="auto"/>
               <w:jc w:val="center"/>
@@ -41669,7 +41669,7 @@
               <w:right w:w="120" w:type="dxa"/>
             </w:tcMar>
           </w:tcPr>
-          <w:p>
+          <w:p ns2:paraId="17CADEBC" ns2:textId="77777777">
             <w:pPr>
               <w:spacing w:line="276" w:lineRule="auto"/>
               <w:jc w:val="center"/>
@@ -41699,7 +41699,7 @@
               <w:right w:w="120" w:type="dxa"/>
             </w:tcMar>
           </w:tcPr>
-          <w:p>
+          <w:p ns2:paraId="5CCF89AB" ns2:textId="77777777">
             <w:pPr>
               <w:spacing w:line="276" w:lineRule="auto"/>
               <w:jc w:val="center"/>
@@ -41803,7 +41803,7 @@
           </w:p>
         </w:tc>
       </w:tr>
-      <w:tr>
+      <w:tr ns2:paraId="20DFE07C" ns2:textId="77777777">
         <w:tc>
           <w:tcPr>
             <w:tcW w:w="2000" w:type="dxa"/>
@@ -41820,7 +41820,7 @@
               <w:right w:w="120" w:type="dxa"/>
             </w:tcMar>
           </w:tcPr>
-          <w:p>
+          <w:p ns2:paraId="7D8F45A5" ns2:textId="77777777">
             <w:pPr>
               <w:spacing w:line="276" w:lineRule="auto"/>
               <w:jc w:val="center"/>
@@ -41850,7 +41850,7 @@
               <w:right w:w="120" w:type="dxa"/>
             </w:tcMar>
           </w:tcPr>
-          <w:p>
+          <w:p ns2:paraId="7C6FD302" ns2:textId="77777777">
             <w:pPr>
               <w:spacing w:line="276" w:lineRule="auto"/>
               <w:jc w:val="center"/>
@@ -41880,7 +41880,7 @@
               <w:right w:w="120" w:type="dxa"/>
             </w:tcMar>
           </w:tcPr>
-          <w:p>
+          <w:p ns2:paraId="68FEEE88" ns2:textId="77777777">
             <w:pPr>
               <w:spacing w:line="276" w:lineRule="auto"/>
               <w:jc w:val="center"/>
@@ -41910,7 +41910,7 @@
               <w:right w:w="120" w:type="dxa"/>
             </w:tcMar>
           </w:tcPr>
-          <w:p>
+          <w:p ns2:paraId="1711CC86" ns2:textId="77777777">
             <w:pPr>
               <w:spacing w:line="276" w:lineRule="auto"/>
               <w:jc w:val="center"/>
@@ -41982,7 +41982,7 @@
           </w:p>
         </w:tc>
       </w:tr>
-      <w:tr>
+      <w:tr ns2:paraId="17CCBFA0" ns2:textId="77777777">
         <w:tc>
           <w:tcPr>
             <w:tcW w:w="2000" w:type="dxa"/>
@@ -41999,7 +41999,7 @@
               <w:right w:w="120" w:type="dxa"/>
             </w:tcMar>
           </w:tcPr>
-          <w:p>
+          <w:p ns2:paraId="47B3CA8A" ns2:textId="77777777">
             <w:pPr>
               <w:spacing w:line="276" w:lineRule="auto"/>
               <w:jc w:val="center"/>
@@ -42029,7 +42029,7 @@
               <w:right w:w="120" w:type="dxa"/>
             </w:tcMar>
           </w:tcPr>
-          <w:p>
+          <w:p ns2:paraId="576DF3A3" ns2:textId="77777777">
             <w:pPr>
               <w:spacing w:line="276" w:lineRule="auto"/>
               <w:jc w:val="center"/>
@@ -42059,7 +42059,7 @@
               <w:right w:w="120" w:type="dxa"/>
             </w:tcMar>
           </w:tcPr>
-          <w:p>
+          <w:p ns2:paraId="30289672" ns2:textId="77777777">
             <w:pPr>
               <w:spacing w:line="276" w:lineRule="auto"/>
               <w:jc w:val="center"/>
@@ -42089,7 +42089,7 @@
               <w:right w:w="120" w:type="dxa"/>
             </w:tcMar>
           </w:tcPr>
-          <w:p>
+          <w:p ns2:paraId="20207247" ns2:textId="77777777">
             <w:pPr>
               <w:spacing w:line="276" w:lineRule="auto"/>
               <w:jc w:val="center"/>
@@ -42129,7 +42129,7 @@
           </w:p>
         </w:tc>
       </w:tr>
-      <w:tr>
+      <w:tr ns2:paraId="6CF5CDF0" ns2:textId="77777777">
         <w:tc>
           <w:tcPr>
             <w:tcW w:w="2000" w:type="dxa"/>
@@ -42146,7 +42146,7 @@
               <w:right w:w="120" w:type="dxa"/>
             </w:tcMar>
           </w:tcPr>
-          <w:p>
+          <w:p ns2:paraId="24E00896" ns2:textId="77777777">
             <w:pPr>
               <w:spacing w:line="276" w:lineRule="auto"/>
               <w:jc w:val="center"/>
@@ -42178,7 +42178,7 @@
               <w:right w:w="120" w:type="dxa"/>
             </w:tcMar>
           </w:tcPr>
-          <w:p>
+          <w:p ns2:paraId="41B62375" ns2:textId="77777777">
             <w:pPr>
               <w:spacing w:line="276" w:lineRule="auto"/>
               <w:jc w:val="center"/>
@@ -42226,7 +42226,7 @@
               <w:right w:w="120" w:type="dxa"/>
             </w:tcMar>
           </w:tcPr>
-          <w:p>
+          <w:p ns2:paraId="037B057E" ns2:textId="77777777">
             <w:pPr>
               <w:spacing w:line="276" w:lineRule="auto"/>
               <w:jc w:val="center"/>
@@ -42256,7 +42256,7 @@
               <w:right w:w="120" w:type="dxa"/>
             </w:tcMar>
           </w:tcPr>
-          <w:p>
+          <w:p ns2:paraId="218E58EA" ns2:textId="77777777">
             <w:pPr>
               <w:spacing w:line="276" w:lineRule="auto"/>
               <w:jc w:val="center"/>
@@ -42306,12 +42306,12 @@
         </w:tc>
       </w:tr>
     </w:tbl>
-    <w:p>
+    <w:p ns2:paraId="2CEA7496" ns2:textId="77777777">
       <w:pPr>
         <w:spacing w:line="360" w:lineRule="auto"/>
       </w:pPr>
     </w:p>
-    <w:p>
+    <w:p ns2:paraId="398776D5" ns2:textId="77777777">
       <w:pPr>
         <w:spacing w:before="60" w:after="120" w:line="276" w:lineRule="auto"/>
         <w:jc w:val="center"/>
@@ -42437,12 +42437,12 @@
         <w:t xml:space="preserve"> wavelet</w:t>
       </w:r>
     </w:p>
-    <w:p>
+    <w:p ns2:paraId="1CE6A924" ns2:textId="77777777">
       <w:pPr>
         <w:spacing w:line="360" w:lineRule="auto"/>
       </w:pPr>
     </w:p>
-    <w:p>
+    <w:p ns2:paraId="57F382CC" ns2:textId="77777777">
       <w:pPr>
         <w:pStyle w:val="Heading2"/>
       </w:pPr>
@@ -42522,7 +42522,7 @@
         <w:gridCol w:w="2000"/>
         <w:gridCol w:w="1600"/>
       </w:tblGrid>
-      <w:tr>
+      <w:tr ns2:paraId="231035ED" ns2:textId="77777777">
         <w:trPr>
           <w:tblHeader/>
         </w:trPr>
@@ -42543,7 +42543,7 @@
               <w:right w:w="120" w:type="dxa"/>
             </w:tcMar>
           </w:tcPr>
-          <w:p>
+          <w:p ns2:paraId="33EDB935" ns2:textId="77777777">
             <w:pPr>
               <w:spacing w:line="276" w:lineRule="auto"/>
               <w:jc w:val="center"/>
@@ -42576,7 +42576,7 @@
               <w:right w:w="120" w:type="dxa"/>
             </w:tcMar>
           </w:tcPr>
-          <w:p>
+          <w:p ns2:paraId="41E6EBB6" ns2:textId="77777777">
             <w:pPr>
               <w:spacing w:line="276" w:lineRule="auto"/>
               <w:jc w:val="center"/>
@@ -42609,7 +42609,7 @@
               <w:right w:w="120" w:type="dxa"/>
             </w:tcMar>
           </w:tcPr>
-          <w:p>
+          <w:p ns2:paraId="52ED8D91" ns2:textId="77777777">
             <w:pPr>
               <w:spacing w:line="276" w:lineRule="auto"/>
               <w:jc w:val="center"/>
@@ -42642,7 +42642,7 @@
               <w:right w:w="120" w:type="dxa"/>
             </w:tcMar>
           </w:tcPr>
-          <w:p>
+          <w:p ns2:paraId="7E5CD574" ns2:textId="77777777">
             <w:pPr>
               <w:spacing w:line="276" w:lineRule="auto"/>
               <w:jc w:val="center"/>
@@ -42675,7 +42675,7 @@
               <w:right w:w="120" w:type="dxa"/>
             </w:tcMar>
           </w:tcPr>
-          <w:p>
+          <w:p ns2:paraId="4A75C4EB" ns2:textId="77777777">
             <w:pPr>
               <w:spacing w:line="276" w:lineRule="auto"/>
               <w:jc w:val="center"/>
@@ -42692,7 +42692,7 @@
           </w:p>
         </w:tc>
       </w:tr>
-      <w:tr>
+      <w:tr ns2:paraId="392A8B03" ns2:textId="77777777">
         <w:tc>
           <w:tcPr>
             <w:tcW w:w="1700" w:type="dxa"/>
@@ -42709,7 +42709,7 @@
               <w:right w:w="120" w:type="dxa"/>
             </w:tcMar>
           </w:tcPr>
-          <w:p>
+          <w:p ns2:paraId="3FF194AC" ns2:textId="77777777">
             <w:pPr>
               <w:spacing w:line="276" w:lineRule="auto"/>
               <w:jc w:val="center"/>
@@ -42739,7 +42739,7 @@
               <w:right w:w="120" w:type="dxa"/>
             </w:tcMar>
           </w:tcPr>
-          <w:p>
+          <w:p ns2:paraId="31E16094" ns2:textId="77777777">
             <w:pPr>
               <w:spacing w:line="276" w:lineRule="auto"/>
               <w:jc w:val="center"/>
@@ -42769,7 +42769,7 @@
               <w:right w:w="120" w:type="dxa"/>
             </w:tcMar>
           </w:tcPr>
-          <w:p>
+          <w:p ns2:paraId="2E42DC4B" ns2:textId="77777777">
             <w:pPr>
               <w:spacing w:line="276" w:lineRule="auto"/>
               <w:jc w:val="center"/>
@@ -42799,7 +42799,7 @@
               <w:right w:w="120" w:type="dxa"/>
             </w:tcMar>
           </w:tcPr>
-          <w:p>
+          <w:p ns2:paraId="5609EA82" ns2:textId="77777777">
             <w:pPr>
               <w:spacing w:line="276" w:lineRule="auto"/>
               <w:jc w:val="center"/>
@@ -42829,7 +42829,7 @@
               <w:right w:w="120" w:type="dxa"/>
             </w:tcMar>
           </w:tcPr>
-          <w:p>
+          <w:p ns2:paraId="55765F15" ns2:textId="77777777">
             <w:pPr>
               <w:spacing w:line="276" w:lineRule="auto"/>
               <w:jc w:val="center"/>
@@ -42844,7 +42844,7 @@
           </w:p>
         </w:tc>
       </w:tr>
-      <w:tr>
+      <w:tr ns2:paraId="0290D794" ns2:textId="77777777">
         <w:tc>
           <w:tcPr>
             <w:tcW w:w="1700" w:type="dxa"/>
@@ -42861,7 +42861,7 @@
               <w:right w:w="120" w:type="dxa"/>
             </w:tcMar>
           </w:tcPr>
-          <w:p>
+          <w:p ns2:paraId="3023B886" ns2:textId="77777777">
             <w:pPr>
               <w:spacing w:line="276" w:lineRule="auto"/>
               <w:jc w:val="center"/>
@@ -42891,7 +42891,7 @@
               <w:right w:w="120" w:type="dxa"/>
             </w:tcMar>
           </w:tcPr>
-          <w:p>
+          <w:p ns2:paraId="656ABCA0" ns2:textId="77777777">
             <w:pPr>
               <w:spacing w:line="276" w:lineRule="auto"/>
               <w:jc w:val="center"/>
@@ -42921,7 +42921,7 @@
               <w:right w:w="120" w:type="dxa"/>
             </w:tcMar>
           </w:tcPr>
-          <w:p>
+          <w:p ns2:paraId="4AD33F0F" ns2:textId="77777777">
             <w:pPr>
               <w:spacing w:line="276" w:lineRule="auto"/>
               <w:jc w:val="center"/>
@@ -42951,7 +42951,7 @@
               <w:right w:w="120" w:type="dxa"/>
             </w:tcMar>
           </w:tcPr>
-          <w:p>
+          <w:p ns2:paraId="252702BC" ns2:textId="77777777">
             <w:pPr>
               <w:spacing w:line="276" w:lineRule="auto"/>
               <w:jc w:val="center"/>
@@ -42981,7 +42981,7 @@
               <w:right w:w="120" w:type="dxa"/>
             </w:tcMar>
           </w:tcPr>
-          <w:p>
+          <w:p ns2:paraId="64A0A96E" ns2:textId="77777777">
             <w:pPr>
               <w:spacing w:line="276" w:lineRule="auto"/>
               <w:jc w:val="center"/>
@@ -42996,7 +42996,7 @@
           </w:p>
         </w:tc>
       </w:tr>
-      <w:tr>
+      <w:tr ns2:paraId="746697DA" ns2:textId="77777777">
         <w:tc>
           <w:tcPr>
             <w:tcW w:w="1700" w:type="dxa"/>
@@ -43013,7 +43013,7 @@
               <w:right w:w="120" w:type="dxa"/>
             </w:tcMar>
           </w:tcPr>
-          <w:p>
+          <w:p ns2:paraId="09AAEA7D" ns2:textId="77777777">
             <w:pPr>
               <w:spacing w:line="276" w:lineRule="auto"/>
               <w:jc w:val="center"/>
@@ -43044,7 +43044,7 @@
               <w:right w:w="120" w:type="dxa"/>
             </w:tcMar>
           </w:tcPr>
-          <w:p>
+          <w:p ns2:paraId="7CF266D8" ns2:textId="77777777">
             <w:pPr>
               <w:spacing w:line="276" w:lineRule="auto"/>
               <w:jc w:val="center"/>
@@ -43074,7 +43074,7 @@
               <w:right w:w="120" w:type="dxa"/>
             </w:tcMar>
           </w:tcPr>
-          <w:p>
+          <w:p ns2:paraId="7A606E75" ns2:textId="77777777">
             <w:pPr>
               <w:spacing w:line="276" w:lineRule="auto"/>
               <w:jc w:val="center"/>
@@ -43104,7 +43104,7 @@
               <w:right w:w="120" w:type="dxa"/>
             </w:tcMar>
           </w:tcPr>
-          <w:p>
+          <w:p ns2:paraId="607A751D" ns2:textId="77777777">
             <w:pPr>
               <w:spacing w:line="276" w:lineRule="auto"/>
               <w:jc w:val="center"/>
@@ -43134,7 +43134,7 @@
               <w:right w:w="120" w:type="dxa"/>
             </w:tcMar>
           </w:tcPr>
-          <w:p>
+          <w:p ns2:paraId="54EBC80E" ns2:textId="77777777">
             <w:pPr>
               <w:spacing w:line="276" w:lineRule="auto"/>
               <w:jc w:val="center"/>
@@ -43149,7 +43149,7 @@
           </w:p>
         </w:tc>
       </w:tr>
-      <w:tr>
+      <w:tr ns2:paraId="1127CA6E" ns2:textId="77777777">
         <w:tc>
           <w:tcPr>
             <w:tcW w:w="1700" w:type="dxa"/>
@@ -43166,7 +43166,7 @@
               <w:right w:w="120" w:type="dxa"/>
             </w:tcMar>
           </w:tcPr>
-          <w:p>
+          <w:p ns2:paraId="1EDC6D13" ns2:textId="77777777">
             <w:pPr>
               <w:spacing w:line="276" w:lineRule="auto"/>
               <w:jc w:val="center"/>
@@ -43196,7 +43196,7 @@
               <w:right w:w="120" w:type="dxa"/>
             </w:tcMar>
           </w:tcPr>
-          <w:p>
+          <w:p ns2:paraId="09513484" ns2:textId="77777777">
             <w:pPr>
               <w:spacing w:line="276" w:lineRule="auto"/>
               <w:jc w:val="center"/>
@@ -43226,7 +43226,7 @@
               <w:right w:w="120" w:type="dxa"/>
             </w:tcMar>
           </w:tcPr>
-          <w:p>
+          <w:p ns2:paraId="0B5871CA" ns2:textId="77777777">
             <w:pPr>
               <w:spacing w:line="276" w:lineRule="auto"/>
               <w:jc w:val="center"/>
@@ -43256,7 +43256,7 @@
               <w:right w:w="120" w:type="dxa"/>
             </w:tcMar>
           </w:tcPr>
-          <w:p>
+          <w:p ns2:paraId="5B1210F2" ns2:textId="77777777">
             <w:pPr>
               <w:spacing w:line="276" w:lineRule="auto"/>
               <w:jc w:val="center"/>
@@ -43286,7 +43286,7 @@
               <w:right w:w="120" w:type="dxa"/>
             </w:tcMar>
           </w:tcPr>
-          <w:p>
+          <w:p ns2:paraId="5F210774" ns2:textId="77777777">
             <w:pPr>
               <w:spacing w:line="276" w:lineRule="auto"/>
               <w:jc w:val="center"/>
@@ -43302,12 +43302,12 @@
         </w:tc>
       </w:tr>
     </w:tbl>
-    <w:p>
+    <w:p ns2:paraId="3E8D96E8" ns2:textId="77777777">
       <w:pPr>
         <w:spacing w:line="360" w:lineRule="auto"/>
       </w:pPr>
     </w:p>
-    <w:p>
+    <w:p ns2:paraId="58E31DEB" ns2:textId="77777777">
       <w:pPr>
         <w:spacing w:before="60" w:after="120" w:line="276" w:lineRule="auto"/>
         <w:jc w:val="center"/>
@@ -43453,12 +43453,12 @@
         <w:t xml:space="preserve"> F1</w:t>
       </w:r>
     </w:p>
-    <w:p>
+    <w:p ns2:paraId="1BFF9FD5" ns2:textId="77777777">
       <w:pPr>
         <w:spacing w:line="360" w:lineRule="auto"/>
       </w:pPr>
     </w:p>
-    <w:p>
+    <w:p ns2:paraId="38A37197" ns2:textId="77777777">
       <w:pPr>
         <w:spacing w:line="360" w:lineRule="auto"/>
         <w:ind w:firstLine="720"/>
@@ -43748,12 +43748,12 @@
         <w:t>.</w:t>
       </w:r>
     </w:p>
-    <w:p>
+    <w:p ns2:paraId="71498512" ns2:textId="77777777">
       <w:pPr>
         <w:spacing w:line="360" w:lineRule="auto"/>
       </w:pPr>
     </w:p>
-    <w:p>
+    <w:p ns2:paraId="2C82EDDD" ns2:textId="77777777">
       <w:pPr>
         <w:spacing w:line="360" w:lineRule="auto"/>
         <w:ind w:firstLine="720"/>
@@ -44168,12 +44168,12 @@
         <w:t xml:space="preserve"> 6.</w:t>
       </w:r>
     </w:p>
-    <w:p>
+    <w:p ns2:paraId="35EC0789" ns2:textId="77777777">
       <w:r>
         <w:br w:type="page"/>
       </w:r>
     </w:p>
-    <w:p>
+    <w:p ns2:paraId="3AE9DADA" ns2:textId="77777777">
       <w:pPr>
         <w:pStyle w:val="Heading1"/>
       </w:pPr>
@@ -44182,12 +44182,12 @@
         <w:t>CHƯƠNG 6. KẾT LUẬN VÀ HƯỚNG PHÁT TRIỂN</w:t>
       </w:r>
     </w:p>
-    <w:p>
+    <w:p ns2:paraId="387DACFF" ns2:textId="77777777">
       <w:pPr>
         <w:spacing w:line="360" w:lineRule="auto"/>
       </w:pPr>
     </w:p>
-    <w:p>
+    <w:p ns2:paraId="48627745" ns2:textId="77777777">
       <w:pPr>
         <w:pStyle w:val="Heading2"/>
       </w:pPr>
@@ -44203,7 +44203,7 @@
         <w:t xml:space="preserve"> Luận</w:t>
       </w:r>
     </w:p>
-    <w:p>
+    <w:p ns2:paraId="04867A98" ns2:textId="77777777">
       <w:pPr>
         <w:spacing w:line="360" w:lineRule="auto"/>
         <w:ind w:firstLine="720"/>
@@ -44674,12 +44674,12 @@
         <w:t>.</w:t>
       </w:r>
     </w:p>
-    <w:p>
+    <w:p ns2:paraId="3619DB9B" ns2:textId="77777777">
       <w:pPr>
         <w:spacing w:line="360" w:lineRule="auto"/>
       </w:pPr>
     </w:p>
-    <w:p>
+    <w:p ns2:paraId="190AA09A" ns2:textId="77777777">
       <w:pPr>
         <w:spacing w:line="360" w:lineRule="auto"/>
         <w:ind w:firstLine="720"/>
@@ -45305,12 +45305,12 @@
         <w:t>.</w:t>
       </w:r>
     </w:p>
-    <w:p>
+    <w:p ns2:paraId="47BFFEE0" ns2:textId="77777777">
       <w:pPr>
         <w:spacing w:line="360" w:lineRule="auto"/>
       </w:pPr>
     </w:p>
-    <w:p>
+    <w:p ns2:paraId="2BA1A36E" ns2:textId="77777777">
       <w:pPr>
         <w:spacing w:line="360" w:lineRule="auto"/>
         <w:ind w:firstLine="720"/>
@@ -45749,12 +45749,12 @@
         <w:t>.</w:t>
       </w:r>
     </w:p>
-    <w:p>
+    <w:p ns2:paraId="73077472" ns2:textId="77777777">
       <w:pPr>
         <w:spacing w:line="360" w:lineRule="auto"/>
       </w:pPr>
     </w:p>
-    <w:p>
+    <w:p ns2:paraId="000B302E" ns2:textId="77777777">
       <w:pPr>
         <w:pStyle w:val="Heading2"/>
       </w:pPr>
@@ -45783,7 +45783,7 @@
       </w:r>
       <w:proofErr w:type="spellEnd"/>
     </w:p>
-    <w:p>
+    <w:p ns2:paraId="48440471" ns2:textId="77777777">
       <w:pPr>
         <w:spacing w:line="360" w:lineRule="auto"/>
         <w:ind w:firstLine="720"/>
@@ -46481,12 +46481,12 @@
         <w:t>.</w:t>
       </w:r>
     </w:p>
-    <w:p>
+    <w:p ns2:paraId="746B3193" ns2:textId="77777777">
       <w:pPr>
         <w:spacing w:line="360" w:lineRule="auto"/>
       </w:pPr>
     </w:p>
-    <w:p>
+    <w:p ns2:paraId="4F59C9AA" ns2:textId="77777777">
       <w:pPr>
         <w:spacing w:line="360" w:lineRule="auto"/>
         <w:ind w:firstLine="720"/>
@@ -47165,12 +47165,12 @@
         <w:t>.</w:t>
       </w:r>
     </w:p>
-    <w:p>
+    <w:p ns2:paraId="429A62F0" ns2:textId="77777777">
       <w:r>
         <w:br w:type="page"/>
       </w:r>
     </w:p>
-    <w:p>
+    <w:p ns2:paraId="37D26568" ns2:textId="77777777">
       <w:pPr>
         <w:spacing w:after="240" w:line="360" w:lineRule="auto"/>
         <w:jc w:val="center"/>
@@ -47186,7 +47186,7 @@
         <w:t>TÀI LIỆU THAM KHẢO</w:t>
       </w:r>
     </w:p>
-    <w:p>
+    <w:p ns2:paraId="1D8926EB" ns2:textId="77777777">
       <w:pPr>
         <w:spacing w:after="60" w:line="360" w:lineRule="auto"/>
         <w:ind w:left="720" w:hanging="720"/>
@@ -47196,7 +47196,7 @@
         <w:t>[1] G. D. Clifford, I. Silva, J. Behar, and G. B. Moody, "Non-invasive fetal ECG analysis," Physiological Measurement, vol. 35, no. 8, pp. 1521–1536, 2014.</w:t>
       </w:r>
     </w:p>
-    <w:p>
+    <w:p ns2:paraId="31A6BA92" ns2:textId="77777777">
       <w:pPr>
         <w:spacing w:after="60" w:line="360" w:lineRule="auto"/>
         <w:ind w:left="720" w:hanging="720"/>
@@ -47214,7 +47214,7 @@
         <w:t xml:space="preserve"> et al., "A review of Signal Processing Techniques for Non-Invasive Fetal Electrocardiography," IEEE Reviews in Biomedical Engineering, vol. 13, pp. 51–73, 2019.</w:t>
       </w:r>
     </w:p>
-    <w:p>
+    <w:p ns2:paraId="64504B87" ns2:textId="77777777">
       <w:pPr>
         <w:spacing w:after="60" w:line="360" w:lineRule="auto"/>
         <w:ind w:left="720" w:hanging="720"/>
@@ -47224,7 +47224,7 @@
         <w:t>[3] X. Li, J. Wan, and X. Peng, "Review of non-invasive fetal electrocardiography monitoring techniques," Sensors, vol. 25, no. 5, p. 1412, 2025.</w:t>
       </w:r>
     </w:p>
-    <w:p>
+    <w:p ns2:paraId="776E67BC" ns2:textId="77777777">
       <w:pPr>
         <w:spacing w:after="60" w:line="360" w:lineRule="auto"/>
         <w:ind w:left="720" w:hanging="720"/>
@@ -47234,7 +47234,7 @@
         <w:t>[4] J. J. Bailey et al., "Recommendations for standardization and specifications in automated electrocardiography," Circulation, vol. 81, pp. 730–739, 1990.</w:t>
       </w:r>
     </w:p>
-    <w:p>
+    <w:p ns2:paraId="618E9480" ns2:textId="77777777">
       <w:pPr>
         <w:spacing w:after="60" w:line="360" w:lineRule="auto"/>
         <w:ind w:left="720" w:hanging="720"/>
@@ -47252,7 +47252,7 @@
         <w:t xml:space="preserve"> and G. D. Clifford, "A review of fetal ECG signal processing; issues and promising directions," The open pacing, electrophysiology &amp; therapy journal, vol. 3, p. 4, 2010.</w:t>
       </w:r>
     </w:p>
-    <w:p>
+    <w:p ns2:paraId="35E3E06C" ns2:textId="77777777">
       <w:pPr>
         <w:spacing w:after="60" w:line="360" w:lineRule="auto"/>
         <w:ind w:left="720" w:hanging="720"/>
@@ -47262,7 +47262,7 @@
         <w:t>[6] Q. Huang et al., "A deep-learning-based multimodal ECG and PCG processing framework for label efficient heart sound segmentation," in 2024 IEEE/ACM CHASE, pp. 109–119.</w:t>
       </w:r>
     </w:p>
-    <w:p>
+    <w:p ns2:paraId="0225549F" ns2:textId="77777777">
       <w:pPr>
         <w:spacing w:after="60" w:line="360" w:lineRule="auto"/>
         <w:ind w:left="720" w:hanging="720"/>
@@ -47272,7 +47272,7 @@
         <w:t>[7] J. Hu, L. Shen, and G. Sun, "Squeeze-and-Excitation Networks," in CVPR, pp. 7132–7141, 2018.</w:t>
       </w:r>
     </w:p>
-    <w:p>
+    <w:p ns2:paraId="6D2C12E1" ns2:textId="77777777">
       <w:pPr>
         <w:spacing w:after="60" w:line="360" w:lineRule="auto"/>
         <w:ind w:left="720" w:hanging="720"/>
@@ -47282,7 +47282,7 @@
         <w:t>[8] N. M. Arzeno, Z.-D. Deng, and C.-S. Poon, "Analysis of first-derivative based QRS detection algorithms," IEEE Transactions on Biomedical Engineering, vol. 55, no. 2, pp. 478–484, 2008.</w:t>
       </w:r>
     </w:p>
-    <w:p>
+    <w:p ns2:paraId="4EDD27A4" ns2:textId="77777777">
       <w:pPr>
         <w:spacing w:after="60" w:line="360" w:lineRule="auto"/>
         <w:ind w:left="720" w:hanging="720"/>
@@ -47292,7 +47292,7 @@
         <w:t>[9] J. Jezewski et al., "Abdominal and direct fetal ECG database (version 1.0.0)," PhysioNet, 2012.</w:t>
       </w:r>
     </w:p>
-    <w:p>
+    <w:p ns2:paraId="1546B0B2" ns2:textId="77777777">
       <w:pPr>
         <w:spacing w:after="60" w:line="360" w:lineRule="auto"/>
         <w:ind w:left="720" w:hanging="720"/>
@@ -47310,7 +47310,7 @@
         <w:t>, "A dual attention-based autoencoder model for fetal ECG extraction," IEEE Sensors Journal, vol. 22, no. 23, pp. 22908–22918, 2022.</w:t>
       </w:r>
     </w:p>
-    <w:p>
+    <w:p ns2:paraId="53F568A4" ns2:textId="77777777">
       <w:pPr>
         <w:spacing w:after="60" w:line="360" w:lineRule="auto"/>
         <w:ind w:left="720" w:hanging="720"/>
@@ -47336,7 +47336,7 @@
         <w:t>, and PhysioNet," Circulation, vol. 101, no. 23, 2000.</w:t>
       </w:r>
     </w:p>
-    <w:p>
+    <w:p ns2:paraId="08BC3C77" ns2:textId="77777777">
       <w:pPr>
         <w:spacing w:after="60" w:line="360" w:lineRule="auto"/>
         <w:ind w:left="720" w:hanging="720"/>
@@ -47363,7 +47363,7 @@
         <w:t xml:space="preserve"> architecture," Sensors, vol. 24, no. 9, 2024.</w:t>
       </w:r>
     </w:p>
-    <w:p>
+    <w:p ns2:paraId="38684F63" ns2:textId="77777777">
       <w:pPr>
         <w:spacing w:after="60" w:line="360" w:lineRule="auto"/>
         <w:ind w:left="720" w:hanging="720"/>
@@ -47381,7 +47381,7 @@
         <w:t>, "A Combined Independent Source Separation and Quality Index Optimization Method for Fetal ECG Extraction," Sensors, vol. 17, 2017.</w:t>
       </w:r>
     </w:p>
-    <w:p>
+    <w:p ns2:paraId="14BA5E9C" ns2:textId="77777777">
       <w:pPr>
         <w:spacing w:after="60" w:line="360" w:lineRule="auto"/>
         <w:ind w:left="720" w:hanging="720"/>
@@ -47391,7 +47391,7 @@
         <w:t>[14] W. Zhong et al., "A Novel Framework for Maternal ECG Removal from Single-Channel Abdominal Recording," 2019.</w:t>
       </w:r>
     </w:p>
-    <w:p>
+    <w:p ns2:paraId="4CCC51C0" ns2:textId="77777777">
       <w:pPr>
         <w:spacing w:after="60" w:line="360" w:lineRule="auto"/>
         <w:ind w:left="720" w:hanging="720"/>
@@ -47417,7 +47417,7 @@
         <w:t xml:space="preserve"> ONE, vol. 16, 2021.</w:t>
       </w:r>
     </w:p>
-    <w:p>
+    <w:p ns2:paraId="55690CBD" ns2:textId="77777777">
       <w:pPr>
         <w:spacing w:after="60" w:line="360" w:lineRule="auto"/>
         <w:ind w:left="720" w:hanging="720"/>
@@ -47427,7 +47427,7 @@
         <w:t>[16] L. Su and H.-T. Wu, "Extract Fetal ECG from Single-Lead Abdominal ECG by De-Shape Short Time Fourier Transform," Frontiers in Applied Mathematics and Statistics, 2017.</w:t>
       </w:r>
     </w:p>
-    <w:p>
+    <w:p ns2:paraId="3A1A8E45" ns2:textId="77777777">
       <w:pPr>
         <w:spacing w:after="60" w:line="360" w:lineRule="auto"/>
         <w:ind w:left="720" w:hanging="720"/>
@@ -47437,7 +47437,7 @@
         <w:t>[17] W.-T. Zhang et al., "A fast adaptive LPCA method for fetal ECG extraction based on multichannel signals," IEEE Transactions on Instrumentation and Measurement, vol. 73, 2023.</w:t>
       </w:r>
     </w:p>
-    <w:p>
+    <w:p ns2:paraId="79BD3A7D" ns2:textId="6E0B130E">
       <w:pPr>
         <w:spacing w:after="60" w:line="360" w:lineRule="auto"/>
         <w:ind w:left="720" w:hanging="720"/>
@@ -47452,7 +47452,7 @@
         <w:t xml:space="preserve"> sung</w:t>
       </w:r>
     </w:p>
-    <w:p>
+    <w:p ns2:paraId="49CAA77D" ns2:textId="77777777">
       <w:pPr>
         <w:spacing w:after="60" w:line="360" w:lineRule="auto"/>
         <w:ind w:left="720" w:hanging="720"/>
@@ -47539,7 +47539,7 @@
       </w:r>
       <w:proofErr w:type="spellEnd"/>
     </w:p>
-    <w:p>
+    <w:p ns2:paraId="6D6A90CB" ns2:textId="77777777">
       <w:pPr>
         <w:numPr>
           <w:ilvl w:val="0"/>
@@ -47613,7 +47613,7 @@
         <w:t>:</w:t>
       </w:r>
     </w:p>
-    <w:p>
+    <w:p ns2:paraId="2C419F07" ns2:textId="77777777">
       <w:pPr>
         <w:numPr>
           <w:ilvl w:val="1"/>
@@ -47775,7 +47775,7 @@
         <w:t xml:space="preserve">). </w:t>
       </w:r>
     </w:p>
-    <w:p>
+    <w:p ns2:paraId="6C7E9CF1" ns2:textId="77777777">
       <w:pPr>
         <w:spacing w:after="60" w:line="360" w:lineRule="auto"/>
         <w:ind w:left="720" w:hanging="720"/>
@@ -47862,7 +47862,7 @@
       </w:r>
       <w:proofErr w:type="spellEnd"/>
     </w:p>
-    <w:p>
+    <w:p ns2:paraId="5057BBBE" ns2:textId="77777777">
       <w:pPr>
         <w:numPr>
           <w:ilvl w:val="0"/>
@@ -48000,7 +48000,7 @@
         <w:t>:</w:t>
       </w:r>
     </w:p>
-    <w:p>
+    <w:p ns2:paraId="50CA3AF8" ns2:textId="77777777">
       <w:pPr>
         <w:numPr>
           <w:ilvl w:val="1"/>
@@ -48074,7 +48074,7 @@
         <w:t xml:space="preserve">. </w:t>
       </w:r>
     </w:p>
-    <w:p>
+    <w:p ns2:paraId="794518DA" ns2:textId="77777777">
       <w:pPr>
         <w:numPr>
           <w:ilvl w:val="1"/>
@@ -48308,7 +48308,7 @@
         <w:t xml:space="preserve">). </w:t>
       </w:r>
     </w:p>
-    <w:p>
+    <w:p ns2:paraId="6AD75E73" ns2:textId="77777777">
       <w:pPr>
         <w:numPr>
           <w:ilvl w:val="1"/>
@@ -48542,7 +48542,7 @@
         <w:t xml:space="preserve">". </w:t>
       </w:r>
     </w:p>
-    <w:p>
+    <w:p ns2:paraId="634F5A56" ns2:textId="77777777">
       <w:pPr>
         <w:spacing w:after="60" w:line="360" w:lineRule="auto"/>
         <w:ind w:left="720" w:hanging="720"/>
@@ -48784,7 +48784,7 @@
         <w:t xml:space="preserve">: </w:t>
       </w:r>
     </w:p>
-    <w:p>
+    <w:p ns2:paraId="7649791E" ns2:textId="77777777">
       <w:pPr>
         <w:numPr>
           <w:ilvl w:val="0"/>
@@ -49021,7 +49021,7 @@
         <w:t xml:space="preserve"> toán Loss. </w:t>
       </w:r>
     </w:p>
-    <w:p>
+    <w:p ns2:paraId="7BB878F8" ns2:textId="77777777">
       <w:pPr>
         <w:numPr>
           <w:ilvl w:val="0"/>
@@ -49282,7 +49282,7 @@
         <w:t xml:space="preserve">. </w:t>
       </w:r>
     </w:p>
-    <w:p>
+    <w:p ns2:paraId="6F05B2B5" ns2:textId="77777777">
       <w:pPr>
         <w:numPr>
           <w:ilvl w:val="0"/>
@@ -49388,7 +49388,7 @@
         <w:t xml:space="preserve"> 3.3.5):</w:t>
       </w:r>
     </w:p>
-    <w:p>
+    <w:p ns2:paraId="48A5CA41" ns2:textId="77777777">
       <w:pPr>
         <w:numPr>
           <w:ilvl w:val="1"/>
@@ -49678,7 +49678,7 @@
         <w:t xml:space="preserve"> Squeeze-and-Excitation (SE). </w:t>
       </w:r>
     </w:p>
-    <w:p>
+    <w:p ns2:paraId="1B4D0D3C" ns2:textId="77777777">
       <w:pPr>
         <w:spacing w:after="60" w:line="360" w:lineRule="auto"/>
         <w:ind w:left="720" w:hanging="720"/>
@@ -49781,7 +49781,7 @@
       </w:r>
       <w:proofErr w:type="spellEnd"/>
     </w:p>
-    <w:p>
+    <w:p ns2:paraId="760186AB" ns2:textId="77777777">
       <w:pPr>
         <w:numPr>
           <w:ilvl w:val="0"/>
@@ -50402,7 +50402,7 @@
         <w:t xml:space="preserve">. </w:t>
       </w:r>
     </w:p>
-    <w:p>
+    <w:p ns2:paraId="33984017" ns2:textId="77777777">
       <w:pPr>
         <w:numPr>
           <w:ilvl w:val="0"/>
@@ -50839,7 +50839,7 @@
         <w:t xml:space="preserve"> coif1. </w:t>
       </w:r>
     </w:p>
-    <w:p>
+    <w:p ns2:paraId="72DF7078" ns2:textId="77777777">
       <w:pPr>
         <w:spacing w:after="60" w:line="360" w:lineRule="auto"/>
         <w:ind w:left="720" w:hanging="720"/>
@@ -51491,7 +51491,7 @@
         <w:t xml:space="preserve">: </w:t>
       </w:r>
     </w:p>
-    <w:p>
+    <w:p ns2:paraId="00EA9BB1" ns2:textId="77777777">
       <w:pPr>
         <w:numPr>
           <w:ilvl w:val="0"/>
@@ -51624,7 +51624,7 @@
         <w:t xml:space="preserve"> Server Layer (Cloud VPS, Database, EDF files). </w:t>
       </w:r>
     </w:p>
-    <w:p>
+    <w:p ns2:paraId="43637E96" ns2:textId="77777777">
       <w:pPr>
         <w:numPr>
           <w:ilvl w:val="0"/>
@@ -51941,7 +51941,7 @@
         <w:t xml:space="preserve"> 500Hz). </w:t>
       </w:r>
     </w:p>
-    <w:p>
+    <w:p ns2:paraId="5AFC1D8E" ns2:textId="77777777">
       <w:pPr>
         <w:numPr>
           <w:ilvl w:val="0"/>
@@ -52185,7 +52185,7 @@
         <w:t xml:space="preserve"> HR, SpO2, RESP). </w:t>
       </w:r>
     </w:p>
-    <w:p>
+    <w:p ns2:paraId="69CCF90D" ns2:textId="1B1D2352">
       <w:pPr>
         <w:spacing w:after="60" w:line="360" w:lineRule="auto"/>
         <w:ind w:left="720" w:hanging="720"/>
@@ -52320,7 +52320,7 @@
         <w:t xml:space="preserve">, </w:t>
       </w:r>
     </w:p>
-    <w:p>
+    <w:p ns2:paraId="416552D6" ns2:textId="55F92CD3">
       <w:pPr>
         <w:spacing w:after="60" w:line="360" w:lineRule="auto"/>
         <w:ind w:left="720" w:hanging="720"/>
@@ -52447,7 +52447,7 @@
         <w:t xml:space="preserve"> Sơn</w:t>
       </w:r>
     </w:p>
-    <w:p>
+    <w:p ns2:paraId="5D8D3F13" ns2:textId="294B60CF">
       <w:pPr>
         <w:spacing w:after="60" w:line="360" w:lineRule="auto"/>
         <w:ind w:left="720" w:hanging="720"/>
@@ -52534,8 +52534,179 @@
         <w:t xml:space="preserve"> Sơn </w:t>
       </w:r>
     </w:p>
+    <w:p>
+      <w:r>
+        <w:br w:type="page"/>
+      </w:r>
+    </w:p>
+    <w:p>
+      <w:pPr>
+        <w:pStyle w:val="Heading1"/>
+      </w:pPr>
+      <w:r>
+        <w:rPr>
+          <w:b/>
+        </w:rPr>
+        <w:t>PHỤ LỤC GỢI Ý CHỈNH SỬA SAU KHI RÀ CODEBASE VÀ SLIDE</w:t>
+      </w:r>
+    </w:p>
+    <w:p>
+      <w:r>
+        <w:t>Phần này được bổ sung sau khi rà nhanh codebase, đồ án mẫu và slide trình bày. Nội dung chính phía trên chưa bị thay đổi; các mục dưới đây là gợi ý để chèn hoặc sửa thủ công ở đúng chương tương ứng trước khi nộp bản cuối.</w:t>
+      </w:r>
+    </w:p>
+    <w:p>
+      <w:pPr>
+        <w:pStyle w:val="Heading2"/>
+      </w:pPr>
+      <w:r>
+        <w:rPr>
+          <w:b/>
+        </w:rPr>
+        <w:t>1. Đồng bộ mô tả mô hình với codebase</w:t>
+      </w:r>
+    </w:p>
+    <w:p>
+      <w:r>
+        <w:t>- File LiRa_DWTnet.py triển khai lớp HybridCWT_LIRA gồm encoder Conv1D, nhánh DWT 1D nhiều mức bằng DWT1DForward/DWT1DInverse, các BandBlock xử lý từng băng, nhánh residual trực tiếp, SE fusion và decoder Conv1D.</w:t>
+      </w:r>
+    </w:p>
+    <w:p>
+      <w:r>
+        <w:t>- Nên gọi nhất quán một tên mô hình. Nếu dùng tên EnFE-Net trong báo cáo, hãy ghi rõ EnFE-Net là tên trình bày của HybridCWT_LIRA; tránh lẫn giữa LiRA, CWT và DWT vì code mô hình hiện tại dùng DWT.</w:t>
+      </w:r>
+    </w:p>
+    <w:p>
+      <w:r>
+        <w:t>- File preprocessing.py lại mô tả pipeline CWT/scalogram với wavelet mexh, dải 10-100 Hz, 10 scale, cửa sổ 4 giây và tần số 250 Hz. Cần xác định CWT là bước tiền xử lý/phiên bản cũ hay có tham gia thí nghiệm cuối cùng.</w:t>
+      </w:r>
+    </w:p>
+    <w:p>
+      <w:pPr>
+        <w:pStyle w:val="Heading2"/>
+      </w:pPr>
+      <w:r>
+        <w:rPr>
+          <w:b/>
+        </w:rPr>
+        <w:t>2. Cập nhật phần loss và kết quả</w:t>
+      </w:r>
+    </w:p>
+    <w:p>
+      <w:r>
+        <w:t>- File loss_funtion.py hiện đặt w_mse = 0.4, w_mae = 0.6, w_bce = 0.0. Vì vậy các đoạn khẳng định cấu hình cuối alpha = 0.2, beta = 0.5, gamma = 0.3 hoặc Envelope Loss là thành phần chính cần được kiểm chứng bằng log thí nghiệm, hoặc cập nhật code trước khi đưa vào bản nộp.</w:t>
+      </w:r>
+    </w:p>
+    <w:p>
+      <w:r>
+        <w:t>- Hàm amplitude_envelope() đã chuyển từ hướng BCE-with-logits sang bao biên độ Hilbert được chuẩn hóa rồi qua sigmoid. Nếu báo cáo giữ thuật ngữ Envelope Loss/BCE thì nên mô tả chính xác đầu ra là xác suất bao biên độ so sánh với Gaussian QRS mask.</w:t>
+      </w:r>
+    </w:p>
+    <w:p>
+      <w:r>
+        <w:t>- Nên bổ sung bảng lịch sử thử nghiệm loss kèm cấu hình thực sự dùng để sinh kết quả trong Chương 5. Chỉ giữ các số F1, SNR, Se, PPV nếu có log hoặc biểu đồ tương ứng.</w:t>
+      </w:r>
+    </w:p>
+    <w:p>
+      <w:pPr>
+        <w:pStyle w:val="Heading2"/>
+      </w:pPr>
+      <w:r>
+        <w:rPr>
+          <w:b/>
+        </w:rPr>
+        <w:t>3. Hình ảnh nên chèn từ slide</w:t>
+      </w:r>
+    </w:p>
+    <w:p>
+      <w:r>
+        <w:t>- Chương 1: chèn sơ đồ Home-based Fetal ECG monitoring system từ slide 6 để nối bối cảnh lâm sàng với nhiệm vụ xử lý tín hiệu của đề tài.</w:t>
+      </w:r>
+    </w:p>
+    <w:p>
+      <w:r>
+        <w:t>- Chương 2: tham khảo slide 7-10 cho hình PQRST, so sánh invasive/non-invasive fECG và hình aECG bị mECG áp đảo. Đây là nhóm hình giúp người đọc hiểu vì sao bài toán khó.</w:t>
+      </w:r>
+    </w:p>
+    <w:p>
+      <w:r>
+        <w:t>- Chương 3: tham khảo slide 14-20 cho block diagram, preprocessing, Gaussian mask, DWT branch, residual branch và SE block. Nên tách thành nhiều hình nhỏ thay vì chèn một hình kiến trúc quá dày.</w:t>
+      </w:r>
+    </w:p>
+    <w:p>
+      <w:r>
+        <w:t>- Chương 5: tham khảo slide 26-31 cho bảng/biểu đồ kết quả, scatter SNR-F1 theo wavelet/loss và hình qualitative so sánh aECG, predicted fECG, reference fECG cùng các đỉnh R.</w:t>
+      </w:r>
+    </w:p>
+    <w:p>
+      <w:r>
+        <w:t>- Chương 6 hoặc 7: tham khảo slide 33-37 cho IoT system integration, ảnh prototype phần cứng, giao diện mobile và luồng cloud/server. Đây nên là phần hướng phát triển hoặc prototype, không trộn vào phần kết quả mô hình nếu chưa đánh giá định lượng.</w:t>
+      </w:r>
+    </w:p>
+    <w:p>
+      <w:pPr>
+        <w:pStyle w:val="Heading2"/>
+      </w:pPr>
+      <w:r>
+        <w:rPr>
+          <w:b/>
+        </w:rPr>
+        <w:t>4. Đoạn đề xuất có thể chèn vào báo cáo</w:t>
+      </w:r>
+    </w:p>
+    <w:p>
+      <w:r>
+        <w:t>Đề xuất cho mục Kiến trúc EnFE-Net: Kiến trúc hiện thực trong code bắt đầu bằng một encoder Conv1D đưa tín hiệu aECG một kênh vào không gian đặc trưng base_channels = 64. Từ đặc trưng này, nhánh wavelet phân rã DWT J mức để tách thành phần xấp xỉ và chi tiết ở nhiều dải tần. Mỗi băng được tinh chỉnh bằng các khối residual 1D, sau đó tái tạo về miền thời gian qua IDWT. Song song, một nhánh residual trực tiếp xử lý đặc trưng gốc để giữ thông tin hình thái theo thời gian. Hai nhánh được cộng lại và đi qua khối SE nhằm tái hiệu chỉnh kênh trước decoder Conv1D và lớp tích chập đầu ra.</w:t>
+      </w:r>
+    </w:p>
+    <w:p>
+      <w:r>
+        <w:t>Đề xuất cho mục Loss function: Trong phiên bản code đang rà soát, cấu hình loss ưu tiên độ trung thực dạng sóng với 0.4*MSE + 0.6*MAE, còn thành phần envelope/BCE đang có trọng số 0.0. Nếu mục tiêu của báo cáo là peak-aware supervision, nhóm cần nêu rõ cấu hình gamma &gt; 0 thuộc thí nghiệm nào, hoặc cập nhật lại code huấn luyện để khớp với kết quả đã báo cáo.</w:t>
+      </w:r>
+    </w:p>
+    <w:p>
+      <w:r>
+        <w:t>Đề xuất cho mục Prototype/IoT: Dựa trên slide, hệ thống nguyên mẫu có thể được trình bày như một kiến trúc hai lớp gồm Application Layer và Server Layer. Thiết bị wearable thu nhận aECG đa kênh, truyền qua Bluetooth tới ứng dụng di động để hiển thị thời gian thực và gửi dữ liệu lên server. Server lưu dữ liệu dạng EDF/database và chạy mô hình xử lý fECG, từ đó trả về nhịp tim thai và tín hiệu trích xuất phục vụ theo dõi từ xa.</w:t>
+      </w:r>
+    </w:p>
+    <w:p>
+      <w:pPr>
+        <w:pStyle w:val="Heading2"/>
+      </w:pPr>
+      <w:r>
+        <w:rPr>
+          <w:b/>
+        </w:rPr>
+        <w:t>5. Checklist trước bản cuối</w:t>
+      </w:r>
+    </w:p>
+    <w:p>
+      <w:r>
+        <w:t>- Chuyển phần "Bổ sung" hiện đang nằm sau Tài liệu tham khảo thành checklist nội bộ hoặc phụ lục rõ ràng. Nếu để nguyên trong bản nộp, tài liệu sẽ giống bản nháp.</w:t>
+      </w:r>
+    </w:p>
+    <w:p>
+      <w:r>
+        <w:t>- Sửa lỗi chính tả/thuật ngữ: "LiRA Modol" thành "Mô hình LiRA/EnFE-Net", "do chọn đề tài" thành "lý do chọn đề tài", thống nhất fECG/aECG/mECG/FmECG.</w:t>
+      </w:r>
+    </w:p>
+    <w:p>
+      <w:r>
+        <w:t>- Tạo danh mục hình và danh mục bảng tự động sau khi chèn hình; mọi hình/bảng cần có số thứ tự, chú thích và được nhắc tới trong nội dung.</w:t>
+      </w:r>
+    </w:p>
+    <w:p>
+      <w:r>
+        <w:t>- Rà lại dataset và chia tập: ADFECGDB dùng train/validation/test, PCDB dùng đánh giá khái quát; tránh viết PCDB như tập có reference waveform nếu chỉ có annotation đỉnh.</w:t>
+      </w:r>
+    </w:p>
+    <w:p>
+      <w:r>
+        <w:t>- Kiểm tra lại code trước khi trích dẫn: normalize_signal và normalize_cwt nên có epsilon để tránh chia cho 0; loss_funtion.py nên đổi tên thành loss_function.py nếu đưa vào phụ lục code; import configs.autocfg cần tồn tại hoặc loại bỏ nếu không dùng.</w:t>
+      </w:r>
+    </w:p>
     <w:sectPr>
-      <w:footerReference w:type="default" r:id="rId17"/>
+      <w:footerReference w:type="default" ns7:id="rId17"/>
       <w:pgSz w:w="11906" w:h="16838"/>
       <w:pgMar w:top="1417" w:right="1134" w:bottom="1417" w:left="1985" w:header="708" w:footer="708" w:gutter="0"/>
       <w:cols w:space="720"/>
